--- a/.aKetqua/pgp.docx
+++ b/.aKetqua/pgp.docx
@@ -193,7 +193,6 @@
         <w:tc>
           <w:tcPr>
             <w:tcW w:type="dxa" w:w="3168"/>
-            <w:shd w:fill="1E293B"/>
             <w:vAlign w:val="center"/>
           </w:tcPr>
           <w:p>
@@ -206,8 +205,8 @@
                 <w:rFonts w:ascii="Times New Roman" w:hAnsi="Times New Roman" w:cs="Times New Roman"/>
                 <w:b/>
                 <w:i w:val="0"/>
-                <w:color w:val="FFFFFF"/>
                 <w:sz w:val="21"/>
+                <w:color w:val="000000"/>
               </w:rPr>
               <w:t>Giảng viên hướng dẫn:</w:t>
             </w:r>
@@ -216,7 +215,6 @@
         <w:tc>
           <w:tcPr>
             <w:tcW w:type="dxa" w:w="6192"/>
-            <w:shd w:fill="1E293B"/>
             <w:vAlign w:val="center"/>
           </w:tcPr>
           <w:p>
@@ -229,8 +227,8 @@
                 <w:rFonts w:ascii="Times New Roman" w:hAnsi="Times New Roman" w:cs="Times New Roman"/>
                 <w:b/>
                 <w:i w:val="0"/>
-                <w:color w:val="FFFFFF"/>
                 <w:sz w:val="21"/>
+                <w:color w:val="000000"/>
               </w:rPr>
               <w:t>ThS. Đỗ Xuân Chợ</w:t>
             </w:r>
@@ -244,7 +242,6 @@
         <w:tc>
           <w:tcPr>
             <w:tcW w:type="dxa" w:w="3168"/>
-            <w:shd w:fill="F8FAFC"/>
             <w:vAlign w:val="center"/>
           </w:tcPr>
           <w:p>
@@ -257,8 +254,8 @@
                 <w:rFonts w:ascii="Times New Roman" w:hAnsi="Times New Roman" w:cs="Times New Roman"/>
                 <w:b w:val="0"/>
                 <w:i w:val="0"/>
-                <w:color w:val="1F2937"/>
                 <w:sz w:val="20"/>
+                <w:color w:val="000000"/>
               </w:rPr>
               <w:t>Sinh viên thực hiện:</w:t>
             </w:r>
@@ -267,7 +264,6 @@
         <w:tc>
           <w:tcPr>
             <w:tcW w:type="dxa" w:w="6192"/>
-            <w:shd w:fill="F8FAFC"/>
             <w:vAlign w:val="center"/>
           </w:tcPr>
           <w:p>
@@ -280,8 +276,8 @@
                 <w:rFonts w:ascii="Times New Roman" w:hAnsi="Times New Roman" w:cs="Times New Roman"/>
                 <w:b w:val="0"/>
                 <w:i w:val="0"/>
-                <w:color w:val="1F2937"/>
                 <w:sz w:val="20"/>
+                <w:color w:val="000000"/>
               </w:rPr>
               <w:t>Nguyễn Gia Hào - B24DCAT088 (Trưởng nhóm)</w:t>
             </w:r>
@@ -295,7 +291,6 @@
         <w:tc>
           <w:tcPr>
             <w:tcW w:type="dxa" w:w="3168"/>
-            <w:shd w:fill="FFFFFF"/>
             <w:vAlign w:val="center"/>
           </w:tcPr>
           <w:p>
@@ -308,8 +303,8 @@
                 <w:rFonts w:ascii="Times New Roman" w:hAnsi="Times New Roman" w:cs="Times New Roman"/>
                 <w:b w:val="0"/>
                 <w:i w:val="0"/>
-                <w:color w:val="1F2937"/>
                 <w:sz w:val="20"/>
+                <w:color w:val="000000"/>
               </w:rPr>
             </w:r>
           </w:p>
@@ -317,7 +312,6 @@
         <w:tc>
           <w:tcPr>
             <w:tcW w:type="dxa" w:w="6192"/>
-            <w:shd w:fill="FFFFFF"/>
             <w:vAlign w:val="center"/>
           </w:tcPr>
           <w:p>
@@ -330,8 +324,8 @@
                 <w:rFonts w:ascii="Times New Roman" w:hAnsi="Times New Roman" w:cs="Times New Roman"/>
                 <w:b w:val="0"/>
                 <w:i w:val="0"/>
-                <w:color w:val="1F2937"/>
                 <w:sz w:val="20"/>
+                <w:color w:val="000000"/>
               </w:rPr>
               <w:t>Nguyễn Đình Ngọc - B24DCAT164</w:t>
             </w:r>
@@ -345,7 +339,6 @@
         <w:tc>
           <w:tcPr>
             <w:tcW w:type="dxa" w:w="3168"/>
-            <w:shd w:fill="F8FAFC"/>
             <w:vAlign w:val="center"/>
           </w:tcPr>
           <w:p>
@@ -358,8 +351,8 @@
                 <w:rFonts w:ascii="Times New Roman" w:hAnsi="Times New Roman" w:cs="Times New Roman"/>
                 <w:b w:val="0"/>
                 <w:i w:val="0"/>
-                <w:color w:val="1F2937"/>
                 <w:sz w:val="20"/>
+                <w:color w:val="000000"/>
               </w:rPr>
             </w:r>
           </w:p>
@@ -367,7 +360,6 @@
         <w:tc>
           <w:tcPr>
             <w:tcW w:type="dxa" w:w="6192"/>
-            <w:shd w:fill="F8FAFC"/>
             <w:vAlign w:val="center"/>
           </w:tcPr>
           <w:p>
@@ -380,8 +372,8 @@
                 <w:rFonts w:ascii="Times New Roman" w:hAnsi="Times New Roman" w:cs="Times New Roman"/>
                 <w:b w:val="0"/>
                 <w:i w:val="0"/>
-                <w:color w:val="1F2937"/>
                 <w:sz w:val="20"/>
+                <w:color w:val="000000"/>
               </w:rPr>
               <w:t>Lê Minh Quân - B24DCAT178</w:t>
             </w:r>
@@ -395,7 +387,6 @@
         <w:tc>
           <w:tcPr>
             <w:tcW w:type="dxa" w:w="3168"/>
-            <w:shd w:fill="FFFFFF"/>
             <w:vAlign w:val="center"/>
           </w:tcPr>
           <w:p>
@@ -408,8 +399,8 @@
                 <w:rFonts w:ascii="Times New Roman" w:hAnsi="Times New Roman" w:cs="Times New Roman"/>
                 <w:b w:val="0"/>
                 <w:i w:val="0"/>
-                <w:color w:val="1F2937"/>
                 <w:sz w:val="20"/>
+                <w:color w:val="000000"/>
               </w:rPr>
             </w:r>
           </w:p>
@@ -417,7 +408,6 @@
         <w:tc>
           <w:tcPr>
             <w:tcW w:type="dxa" w:w="6192"/>
-            <w:shd w:fill="FFFFFF"/>
             <w:vAlign w:val="center"/>
           </w:tcPr>
           <w:p>
@@ -430,8 +420,8 @@
                 <w:rFonts w:ascii="Times New Roman" w:hAnsi="Times New Roman" w:cs="Times New Roman"/>
                 <w:b w:val="0"/>
                 <w:i w:val="0"/>
-                <w:color w:val="1F2937"/>
                 <w:sz w:val="20"/>
+                <w:color w:val="000000"/>
               </w:rPr>
               <w:t>Nguyễn Thế Dương - B24DCAT053</w:t>
             </w:r>
@@ -445,7 +435,6 @@
         <w:tc>
           <w:tcPr>
             <w:tcW w:type="dxa" w:w="3168"/>
-            <w:shd w:fill="F8FAFC"/>
             <w:vAlign w:val="center"/>
           </w:tcPr>
           <w:p>
@@ -458,8 +447,8 @@
                 <w:rFonts w:ascii="Times New Roman" w:hAnsi="Times New Roman" w:cs="Times New Roman"/>
                 <w:b w:val="0"/>
                 <w:i w:val="0"/>
-                <w:color w:val="1F2937"/>
                 <w:sz w:val="20"/>
+                <w:color w:val="000000"/>
               </w:rPr>
             </w:r>
           </w:p>
@@ -467,7 +456,6 @@
         <w:tc>
           <w:tcPr>
             <w:tcW w:type="dxa" w:w="6192"/>
-            <w:shd w:fill="F8FAFC"/>
             <w:vAlign w:val="center"/>
           </w:tcPr>
           <w:p>
@@ -480,8 +468,8 @@
                 <w:rFonts w:ascii="Times New Roman" w:hAnsi="Times New Roman" w:cs="Times New Roman"/>
                 <w:b w:val="0"/>
                 <w:i w:val="0"/>
-                <w:color w:val="1F2937"/>
                 <w:sz w:val="20"/>
+                <w:color w:val="000000"/>
               </w:rPr>
               <w:t>Nguyễn Đức Trung - B24DCAT224</w:t>
             </w:r>
@@ -562,20 +550,20 @@
         <w:jc w:val="center"/>
         <w:tblLayout w:type="fixed"/>
         <w:tblLook w:val="0000"/>
-        <w:tblBorders>
-          <w:top w:val="single" w:sz="8" w:space="0" w:color="1E293B"/>
-          <w:bottom w:val="single" w:sz="8" w:space="0" w:color="1E293B"/>
-          <w:left w:val="none"/>
-          <w:right w:val="none"/>
-          <w:insideH w:val="single" w:sz="4" w:space="0" w:color="CBD5E1"/>
-          <w:insideV w:val="single" w:sz="4" w:space="0" w:color="E2E8F0"/>
-        </w:tblBorders>
         <w:tblCellMar>
           <w:top w:w="120" w:type="dxa"/>
           <w:bottom w:w="120" w:type="dxa"/>
           <w:left w:w="160" w:type="dxa"/>
           <w:right w:w="160" w:type="dxa"/>
         </w:tblCellMar>
+        <w:tblBorders>
+          <w:top w:val="single" w:sz="4" w:space="0" w:color="000000"/>
+          <w:left w:val="single" w:sz="4" w:space="0" w:color="000000"/>
+          <w:bottom w:val="single" w:sz="4" w:space="0" w:color="000000"/>
+          <w:right w:val="single" w:sz="4" w:space="0" w:color="000000"/>
+          <w:insideH w:val="single" w:sz="4" w:space="0" w:color="000000"/>
+          <w:insideV w:val="single" w:sz="4" w:space="0" w:color="000000"/>
+        </w:tblBorders>
       </w:tblPr>
       <w:tblGrid>
         <w:gridCol w:w="990"/>
@@ -598,8 +586,14 @@
         </w:trPr>
         <w:tc>
           <w:tcPr>
-            <w:shd w:fill="1E293B"/>
             <w:vAlign w:val="center"/>
+            <w:shd w:val="clear" w:color="auto" w:fill="auto"/>
+            <w:tcMar>
+              <w:top w:w="80" w:type="dxa"/>
+              <w:left w:w="120" w:type="dxa"/>
+              <w:bottom w:w="80" w:type="dxa"/>
+              <w:right w:w="120" w:type="dxa"/>
+            </w:tcMar>
           </w:tcPr>
           <w:p>
             <w:pPr>
@@ -616,10 +610,10 @@
                 <w:b/>
                 <w:bCs w:val="1"/>
                 <w:i w:val="0"/>
-                <w:color w:val="FFFFFF"/>
                 <w:sz w:val="21"/>
                 <w:szCs w:val="24"/>
                 <w:rtl w:val="0"/>
+                <w:color w:val="000000"/>
               </w:rPr>
               <w:t xml:space="preserve">TT</w:t>
             </w:r>
@@ -628,17 +622,23 @@
                 <w:rFonts w:ascii="Times New Roman" w:hAnsi="Times New Roman" w:cs="Times New Roman"/>
                 <w:b/>
                 <w:i w:val="0"/>
-                <w:color w:val="FFFFFF"/>
                 <w:sz w:val="21"/>
                 <w:rtl w:val="0"/>
+                <w:color w:val="000000"/>
               </w:rPr>
             </w:r>
           </w:p>
         </w:tc>
         <w:tc>
           <w:tcPr>
-            <w:shd w:fill="1E293B"/>
             <w:vAlign w:val="center"/>
+            <w:shd w:val="clear" w:color="auto" w:fill="auto"/>
+            <w:tcMar>
+              <w:top w:w="80" w:type="dxa"/>
+              <w:left w:w="120" w:type="dxa"/>
+              <w:bottom w:w="80" w:type="dxa"/>
+              <w:right w:w="120" w:type="dxa"/>
+            </w:tcMar>
           </w:tcPr>
           <w:p>
             <w:pPr>
@@ -655,10 +655,10 @@
                 <w:b/>
                 <w:bCs w:val="1"/>
                 <w:i w:val="0"/>
-                <w:color w:val="FFFFFF"/>
                 <w:sz w:val="21"/>
                 <w:szCs w:val="24"/>
                 <w:rtl w:val="0"/>
+                <w:color w:val="000000"/>
               </w:rPr>
               <w:t xml:space="preserve">Công việc / Nhiệm vụ chi tiết</w:t>
             </w:r>
@@ -667,17 +667,23 @@
                 <w:rFonts w:ascii="Times New Roman" w:hAnsi="Times New Roman" w:cs="Times New Roman"/>
                 <w:b/>
                 <w:i w:val="0"/>
-                <w:color w:val="FFFFFF"/>
                 <w:sz w:val="21"/>
                 <w:rtl w:val="0"/>
+                <w:color w:val="000000"/>
               </w:rPr>
             </w:r>
           </w:p>
         </w:tc>
         <w:tc>
           <w:tcPr>
-            <w:shd w:fill="1E293B"/>
             <w:vAlign w:val="center"/>
+            <w:shd w:val="clear" w:color="auto" w:fill="auto"/>
+            <w:tcMar>
+              <w:top w:w="80" w:type="dxa"/>
+              <w:left w:w="120" w:type="dxa"/>
+              <w:bottom w:w="80" w:type="dxa"/>
+              <w:right w:w="120" w:type="dxa"/>
+            </w:tcMar>
           </w:tcPr>
           <w:p>
             <w:pPr>
@@ -694,10 +700,10 @@
                 <w:b/>
                 <w:bCs w:val="1"/>
                 <w:i w:val="0"/>
-                <w:color w:val="FFFFFF"/>
                 <w:sz w:val="21"/>
                 <w:szCs w:val="24"/>
                 <w:rtl w:val="0"/>
+                <w:color w:val="000000"/>
               </w:rPr>
               <w:t xml:space="preserve">SV thực hiện</w:t>
             </w:r>
@@ -706,17 +712,23 @@
                 <w:rFonts w:ascii="Times New Roman" w:hAnsi="Times New Roman" w:cs="Times New Roman"/>
                 <w:b/>
                 <w:i w:val="0"/>
-                <w:color w:val="FFFFFF"/>
                 <w:sz w:val="21"/>
                 <w:rtl w:val="0"/>
+                <w:color w:val="000000"/>
               </w:rPr>
             </w:r>
           </w:p>
         </w:tc>
         <w:tc>
           <w:tcPr>
-            <w:shd w:fill="1E293B"/>
             <w:vAlign w:val="center"/>
+            <w:shd w:val="clear" w:color="auto" w:fill="auto"/>
+            <w:tcMar>
+              <w:top w:w="80" w:type="dxa"/>
+              <w:left w:w="120" w:type="dxa"/>
+              <w:bottom w:w="80" w:type="dxa"/>
+              <w:right w:w="120" w:type="dxa"/>
+            </w:tcMar>
           </w:tcPr>
           <w:p>
             <w:pPr>
@@ -733,10 +745,10 @@
                 <w:b/>
                 <w:bCs w:val="1"/>
                 <w:i w:val="0"/>
-                <w:color w:val="FFFFFF"/>
                 <w:sz w:val="21"/>
                 <w:szCs w:val="24"/>
                 <w:rtl w:val="0"/>
+                <w:color w:val="000000"/>
               </w:rPr>
               <w:t xml:space="preserve">Thời hạn hoàn thành</w:t>
             </w:r>
@@ -745,9 +757,9 @@
                 <w:rFonts w:ascii="Times New Roman" w:hAnsi="Times New Roman" w:cs="Times New Roman"/>
                 <w:b/>
                 <w:i w:val="0"/>
-                <w:color w:val="FFFFFF"/>
                 <w:sz w:val="21"/>
                 <w:rtl w:val="0"/>
+                <w:color w:val="000000"/>
               </w:rPr>
             </w:r>
           </w:p>
@@ -761,8 +773,14 @@
         </w:trPr>
         <w:tc>
           <w:tcPr>
-            <w:shd w:fill="F8FAFC"/>
             <w:vAlign w:val="center"/>
+            <w:shd w:val="clear" w:color="auto" w:fill="auto"/>
+            <w:tcMar>
+              <w:top w:w="80" w:type="dxa"/>
+              <w:left w:w="120" w:type="dxa"/>
+              <w:bottom w:w="80" w:type="dxa"/>
+              <w:right w:w="120" w:type="dxa"/>
+            </w:tcMar>
           </w:tcPr>
           <w:p>
             <w:pPr>
@@ -777,10 +795,10 @@
                 <w:rFonts w:ascii="Times New Roman" w:hAnsi="Times New Roman" w:cs="Times New Roman"/>
                 <w:b w:val="0"/>
                 <w:i w:val="0"/>
-                <w:color w:val="1F2937"/>
                 <w:sz w:val="20"/>
                 <w:szCs w:val="24"/>
                 <w:rtl w:val="0"/>
+                <w:color w:val="000000"/>
               </w:rPr>
               <w:t xml:space="preserve">1</w:t>
             </w:r>
@@ -788,8 +806,14 @@
         </w:tc>
         <w:tc>
           <w:tcPr>
-            <w:shd w:fill="F8FAFC"/>
             <w:vAlign w:val="center"/>
+            <w:shd w:val="clear" w:color="auto" w:fill="auto"/>
+            <w:tcMar>
+              <w:top w:w="80" w:type="dxa"/>
+              <w:left w:w="120" w:type="dxa"/>
+              <w:bottom w:w="80" w:type="dxa"/>
+              <w:right w:w="120" w:type="dxa"/>
+            </w:tcMar>
           </w:tcPr>
           <w:p>
             <w:pPr>
@@ -806,10 +830,10 @@
                 <w:rFonts w:ascii="Times New Roman" w:cs="Times New Roman" w:eastAsia="Arial" w:hAnsi="Times New Roman"/>
                 <w:b w:val="0"/>
                 <w:i w:val="0"/>
-                <w:color w:val="1F2937"/>
                 <w:sz w:val="20"/>
                 <w:szCs w:val="24"/>
                 <w:rtl w:val="0"/>
+                <w:color w:val="000000"/>
               </w:rPr>
               <w:t xml:space="preserve">Phân tích và phụ trách chức năng Corporate Root CA.</w:t>
             </w:r>
@@ -829,10 +853,10 @@
                 <w:rFonts w:ascii="Times New Roman" w:cs="Times New Roman" w:eastAsia="Arial" w:hAnsi="Times New Roman"/>
                 <w:b w:val="0"/>
                 <w:i w:val="0"/>
-                <w:color w:val="1F2937"/>
                 <w:sz w:val="20"/>
                 <w:szCs w:val="24"/>
                 <w:rtl w:val="0"/>
+                <w:color w:val="000000"/>
               </w:rPr>
               <w:t xml:space="preserve">Xây dựng quy trình cấp chứng chỉ và chứng thực Primary User (</w:t>
             </w:r>
@@ -841,10 +865,10 @@
                 <w:rFonts w:ascii="Times New Roman" w:cs="Times New Roman" w:eastAsia="Arial" w:hAnsi="Times New Roman"/>
                 <w:b w:val="0"/>
                 <w:i w:val="0"/>
-                <w:color w:val="1F2937"/>
                 <w:sz w:val="20"/>
                 <w:szCs w:val="24"/>
                 <w:rtl w:val="0"/>
+                <w:color w:val="000000"/>
               </w:rPr>
               <w:t xml:space="preserve">signPrimaryUser</w:t>
             </w:r>
@@ -853,10 +877,10 @@
                 <w:rFonts w:ascii="Times New Roman" w:cs="Times New Roman" w:eastAsia="Arial" w:hAnsi="Times New Roman"/>
                 <w:b w:val="0"/>
                 <w:i w:val="0"/>
-                <w:color w:val="1F2937"/>
                 <w:sz w:val="20"/>
                 <w:szCs w:val="24"/>
                 <w:rtl w:val="0"/>
+                <w:color w:val="000000"/>
               </w:rPr>
               <w:t xml:space="preserve">).</w:t>
             </w:r>
@@ -876,10 +900,10 @@
                 <w:rFonts w:ascii="Times New Roman" w:cs="Times New Roman" w:eastAsia="Arial" w:hAnsi="Times New Roman"/>
                 <w:b w:val="0"/>
                 <w:i w:val="0"/>
-                <w:color w:val="1F2937"/>
                 <w:sz w:val="20"/>
                 <w:szCs w:val="24"/>
                 <w:rtl w:val="0"/>
+                <w:color w:val="000000"/>
               </w:rPr>
               <w:t xml:space="preserve">Hiện thực cơ chế thu hồi chứng chỉ nội bộ (</w:t>
             </w:r>
@@ -888,10 +912,10 @@
                 <w:rFonts w:ascii="Times New Roman" w:cs="Times New Roman" w:eastAsia="Arial" w:hAnsi="Times New Roman"/>
                 <w:b w:val="0"/>
                 <w:i w:val="0"/>
-                <w:color w:val="1F2937"/>
                 <w:sz w:val="20"/>
                 <w:szCs w:val="24"/>
                 <w:rtl w:val="0"/>
+                <w:color w:val="000000"/>
               </w:rPr>
               <w:t xml:space="preserve">revokeCertificate</w:t>
             </w:r>
@@ -900,10 +924,10 @@
                 <w:rFonts w:ascii="Times New Roman" w:cs="Times New Roman" w:eastAsia="Arial" w:hAnsi="Times New Roman"/>
                 <w:b w:val="0"/>
                 <w:i w:val="0"/>
-                <w:color w:val="1F2937"/>
                 <w:sz w:val="20"/>
                 <w:szCs w:val="24"/>
                 <w:rtl w:val="0"/>
+                <w:color w:val="000000"/>
               </w:rPr>
               <w:t xml:space="preserve">).</w:t>
             </w:r>
@@ -923,10 +947,10 @@
                 <w:rFonts w:ascii="Times New Roman" w:cs="Times New Roman" w:eastAsia="Arial" w:hAnsi="Times New Roman"/>
                 <w:b w:val="0"/>
                 <w:i w:val="0"/>
-                <w:color w:val="1F2937"/>
                 <w:sz w:val="20"/>
                 <w:szCs w:val="24"/>
                 <w:rtl w:val="0"/>
+                <w:color w:val="000000"/>
               </w:rPr>
               <w:t xml:space="preserve">Chuẩn bị kịch bản demo: Tạo CA, cấp và thu hồi chứng chỉ nhân viên.</w:t>
             </w:r>
@@ -944,17 +968,23 @@
                 <w:rFonts w:ascii="Times New Roman" w:hAnsi="Times New Roman" w:cs="Times New Roman"/>
                 <w:b w:val="0"/>
                 <w:i w:val="0"/>
-                <w:color w:val="1F2937"/>
                 <w:sz w:val="20"/>
                 <w:rtl w:val="0"/>
+                <w:color w:val="000000"/>
               </w:rPr>
             </w:r>
           </w:p>
         </w:tc>
         <w:tc>
           <w:tcPr>
-            <w:shd w:fill="F8FAFC"/>
             <w:vAlign w:val="center"/>
+            <w:shd w:val="clear" w:color="auto" w:fill="auto"/>
+            <w:tcMar>
+              <w:top w:w="80" w:type="dxa"/>
+              <w:left w:w="120" w:type="dxa"/>
+              <w:bottom w:w="80" w:type="dxa"/>
+              <w:right w:w="120" w:type="dxa"/>
+            </w:tcMar>
           </w:tcPr>
           <w:p>
             <w:pPr>
@@ -969,10 +999,10 @@
                 <w:rFonts w:ascii="Times New Roman" w:hAnsi="Times New Roman" w:cs="Times New Roman"/>
                 <w:b w:val="0"/>
                 <w:i w:val="0"/>
-                <w:color w:val="1F2937"/>
                 <w:sz w:val="20"/>
                 <w:szCs w:val="24"/>
                 <w:rtl w:val="0"/>
+                <w:color w:val="000000"/>
               </w:rPr>
               <w:t xml:space="preserve">Nguyễn Gia Hào</w:t>
             </w:r>
@@ -980,8 +1010,14 @@
         </w:tc>
         <w:tc>
           <w:tcPr>
-            <w:shd w:fill="F8FAFC"/>
             <w:vAlign w:val="center"/>
+            <w:shd w:val="clear" w:color="auto" w:fill="auto"/>
+            <w:tcMar>
+              <w:top w:w="80" w:type="dxa"/>
+              <w:left w:w="120" w:type="dxa"/>
+              <w:bottom w:w="80" w:type="dxa"/>
+              <w:right w:w="120" w:type="dxa"/>
+            </w:tcMar>
           </w:tcPr>
           <w:p>
             <w:pPr>
@@ -996,9 +1032,9 @@
                 <w:rFonts w:ascii="Times New Roman" w:hAnsi="Times New Roman" w:cs="Times New Roman"/>
                 <w:b w:val="0"/>
                 <w:i w:val="0"/>
-                <w:color w:val="1F2937"/>
                 <w:sz w:val="20"/>
                 <w:rtl w:val="0"/>
+                <w:color w:val="000000"/>
               </w:rPr>
             </w:r>
           </w:p>
@@ -1011,8 +1047,14 @@
         </w:trPr>
         <w:tc>
           <w:tcPr>
-            <w:shd w:fill="FFFFFF"/>
             <w:vAlign w:val="center"/>
+            <w:shd w:val="clear" w:color="auto" w:fill="auto"/>
+            <w:tcMar>
+              <w:top w:w="80" w:type="dxa"/>
+              <w:left w:w="120" w:type="dxa"/>
+              <w:bottom w:w="80" w:type="dxa"/>
+              <w:right w:w="120" w:type="dxa"/>
+            </w:tcMar>
           </w:tcPr>
           <w:p>
             <w:pPr>
@@ -1027,10 +1069,10 @@
                 <w:rFonts w:ascii="Times New Roman" w:hAnsi="Times New Roman" w:cs="Times New Roman"/>
                 <w:b w:val="0"/>
                 <w:i w:val="0"/>
-                <w:color w:val="1F2937"/>
                 <w:sz w:val="20"/>
                 <w:szCs w:val="24"/>
                 <w:rtl w:val="0"/>
+                <w:color w:val="000000"/>
               </w:rPr>
               <w:t xml:space="preserve">2</w:t>
             </w:r>
@@ -1038,8 +1080,14 @@
         </w:tc>
         <w:tc>
           <w:tcPr>
-            <w:shd w:fill="FFFFFF"/>
             <w:vAlign w:val="center"/>
+            <w:shd w:val="clear" w:color="auto" w:fill="auto"/>
+            <w:tcMar>
+              <w:top w:w="80" w:type="dxa"/>
+              <w:left w:w="120" w:type="dxa"/>
+              <w:bottom w:w="80" w:type="dxa"/>
+              <w:right w:w="120" w:type="dxa"/>
+            </w:tcMar>
           </w:tcPr>
           <w:p>
             <w:pPr>
@@ -1056,10 +1104,10 @@
                 <w:rFonts w:ascii="Times New Roman" w:cs="Times New Roman" w:eastAsia="Arial" w:hAnsi="Times New Roman"/>
                 <w:b w:val="0"/>
                 <w:i w:val="0"/>
-                <w:color w:val="1F2937"/>
                 <w:sz w:val="20"/>
                 <w:szCs w:val="24"/>
                 <w:rtl w:val="0"/>
+                <w:color w:val="000000"/>
               </w:rPr>
               <w:t xml:space="preserve">Phân tích kỹ thuật ký văn bản (clearsign) và ký tệp rời (detached signature).</w:t>
             </w:r>
@@ -1079,10 +1127,10 @@
                 <w:rFonts w:ascii="Times New Roman" w:cs="Times New Roman" w:eastAsia="Arial" w:hAnsi="Times New Roman"/>
                 <w:b w:val="0"/>
                 <w:i w:val="0"/>
-                <w:color w:val="1F2937"/>
                 <w:sz w:val="20"/>
                 <w:szCs w:val="24"/>
                 <w:rtl w:val="0"/>
+                <w:color w:val="000000"/>
               </w:rPr>
               <w:t xml:space="preserve">So sánh cơ chế băm </w:t>
             </w:r>
@@ -1091,10 +1139,10 @@
                 <w:rFonts w:ascii="Times New Roman" w:cs="Times New Roman" w:eastAsia="Arial" w:hAnsi="Times New Roman"/>
                 <w:b w:val="0"/>
                 <w:i w:val="0"/>
-                <w:color w:val="1F2937"/>
                 <w:sz w:val="20"/>
                 <w:szCs w:val="24"/>
                 <w:rtl w:val="0"/>
+                <w:color w:val="000000"/>
               </w:rPr>
               <w:t xml:space="preserve">fileHash</w:t>
             </w:r>
@@ -1103,10 +1151,10 @@
                 <w:rFonts w:ascii="Times New Roman" w:cs="Times New Roman" w:eastAsia="Arial" w:hAnsi="Times New Roman"/>
                 <w:b w:val="0"/>
                 <w:i w:val="0"/>
-                <w:color w:val="1F2937"/>
                 <w:sz w:val="20"/>
                 <w:szCs w:val="24"/>
                 <w:rtl w:val="0"/>
+                <w:color w:val="000000"/>
               </w:rPr>
               <w:t xml:space="preserve"> (SHA-256) và digest trong packet (SHA-512).</w:t>
             </w:r>
@@ -1126,10 +1174,10 @@
                 <w:rFonts w:ascii="Times New Roman" w:cs="Times New Roman" w:eastAsia="Arial" w:hAnsi="Times New Roman"/>
                 <w:b w:val="0"/>
                 <w:i w:val="0"/>
-                <w:color w:val="1F2937"/>
                 <w:sz w:val="20"/>
                 <w:szCs w:val="24"/>
                 <w:rtl w:val="0"/>
+                <w:color w:val="000000"/>
               </w:rPr>
               <w:t xml:space="preserve">Xây dựng quy trình thẩm tra tài liệu (</w:t>
             </w:r>
@@ -1138,10 +1186,10 @@
                 <w:rFonts w:ascii="Times New Roman" w:cs="Times New Roman" w:eastAsia="Arial" w:hAnsi="Times New Roman"/>
                 <w:b w:val="0"/>
                 <w:i w:val="0"/>
-                <w:color w:val="1F2937"/>
                 <w:sz w:val="20"/>
                 <w:szCs w:val="24"/>
                 <w:rtl w:val="0"/>
+                <w:color w:val="000000"/>
               </w:rPr>
               <w:t xml:space="preserve">isValid</w:t>
             </w:r>
@@ -1150,10 +1198,10 @@
                 <w:rFonts w:ascii="Times New Roman" w:cs="Times New Roman" w:eastAsia="Arial" w:hAnsi="Times New Roman"/>
                 <w:b w:val="0"/>
                 <w:i w:val="0"/>
-                <w:color w:val="1F2937"/>
                 <w:sz w:val="20"/>
                 <w:szCs w:val="24"/>
                 <w:rtl w:val="0"/>
+                <w:color w:val="000000"/>
               </w:rPr>
               <w:t xml:space="preserve">, </w:t>
             </w:r>
@@ -1162,10 +1210,10 @@
                 <w:rFonts w:ascii="Times New Roman" w:cs="Times New Roman" w:eastAsia="Arial" w:hAnsi="Times New Roman"/>
                 <w:b w:val="0"/>
                 <w:i w:val="0"/>
-                <w:color w:val="1F2937"/>
                 <w:sz w:val="20"/>
                 <w:szCs w:val="24"/>
                 <w:rtl w:val="0"/>
+                <w:color w:val="000000"/>
               </w:rPr>
               <w:t xml:space="preserve">isCertifiedByCA</w:t>
             </w:r>
@@ -1174,10 +1222,10 @@
                 <w:rFonts w:ascii="Times New Roman" w:cs="Times New Roman" w:eastAsia="Arial" w:hAnsi="Times New Roman"/>
                 <w:b w:val="0"/>
                 <w:i w:val="0"/>
-                <w:color w:val="1F2937"/>
                 <w:sz w:val="20"/>
                 <w:szCs w:val="24"/>
                 <w:rtl w:val="0"/>
+                <w:color w:val="000000"/>
               </w:rPr>
               <w:t xml:space="preserve">, </w:t>
             </w:r>
@@ -1186,10 +1234,10 @@
                 <w:rFonts w:ascii="Times New Roman" w:cs="Times New Roman" w:eastAsia="Arial" w:hAnsi="Times New Roman"/>
                 <w:b w:val="0"/>
                 <w:i w:val="0"/>
-                <w:color w:val="1F2937"/>
                 <w:sz w:val="20"/>
                 <w:szCs w:val="24"/>
                 <w:rtl w:val="0"/>
+                <w:color w:val="000000"/>
               </w:rPr>
               <w:t xml:space="preserve">isRevoked</w:t>
             </w:r>
@@ -1198,10 +1246,10 @@
                 <w:rFonts w:ascii="Times New Roman" w:cs="Times New Roman" w:eastAsia="Arial" w:hAnsi="Times New Roman"/>
                 <w:b w:val="0"/>
                 <w:i w:val="0"/>
-                <w:color w:val="1F2937"/>
                 <w:sz w:val="20"/>
                 <w:szCs w:val="24"/>
                 <w:rtl w:val="0"/>
+                <w:color w:val="000000"/>
               </w:rPr>
               <w:t xml:space="preserve">).</w:t>
             </w:r>
@@ -1221,10 +1269,10 @@
                 <w:rFonts w:ascii="Times New Roman" w:cs="Times New Roman" w:eastAsia="Arial" w:hAnsi="Times New Roman"/>
                 <w:b w:val="0"/>
                 <w:i w:val="0"/>
-                <w:color w:val="1F2937"/>
                 <w:sz w:val="20"/>
                 <w:szCs w:val="24"/>
                 <w:rtl w:val="0"/>
+                <w:color w:val="000000"/>
               </w:rPr>
               <w:t xml:space="preserve">Chuẩn bị kịch bản demo: Ký số PDF/Word và kiểm tra tính toàn vẹn tài liệu.</w:t>
             </w:r>
@@ -1242,17 +1290,23 @@
                 <w:rFonts w:ascii="Times New Roman" w:hAnsi="Times New Roman" w:cs="Times New Roman"/>
                 <w:b w:val="0"/>
                 <w:i w:val="0"/>
-                <w:color w:val="1F2937"/>
                 <w:sz w:val="20"/>
                 <w:rtl w:val="0"/>
+                <w:color w:val="000000"/>
               </w:rPr>
             </w:r>
           </w:p>
         </w:tc>
         <w:tc>
           <w:tcPr>
-            <w:shd w:fill="FFFFFF"/>
             <w:vAlign w:val="center"/>
+            <w:shd w:val="clear" w:color="auto" w:fill="auto"/>
+            <w:tcMar>
+              <w:top w:w="80" w:type="dxa"/>
+              <w:left w:w="120" w:type="dxa"/>
+              <w:bottom w:w="80" w:type="dxa"/>
+              <w:right w:w="120" w:type="dxa"/>
+            </w:tcMar>
           </w:tcPr>
           <w:p>
             <w:pPr>
@@ -1267,10 +1321,10 @@
                 <w:rFonts w:ascii="Times New Roman" w:hAnsi="Times New Roman" w:cs="Times New Roman"/>
                 <w:b w:val="0"/>
                 <w:i w:val="0"/>
-                <w:color w:val="1F2937"/>
                 <w:sz w:val="20"/>
                 <w:szCs w:val="24"/>
                 <w:rtl w:val="0"/>
+                <w:color w:val="000000"/>
               </w:rPr>
               <w:t xml:space="preserve">Nguyễn Đình Ngọc</w:t>
             </w:r>
@@ -1278,8 +1332,14 @@
         </w:tc>
         <w:tc>
           <w:tcPr>
-            <w:shd w:fill="FFFFFF"/>
             <w:vAlign w:val="center"/>
+            <w:shd w:val="clear" w:color="auto" w:fill="auto"/>
+            <w:tcMar>
+              <w:top w:w="80" w:type="dxa"/>
+              <w:left w:w="120" w:type="dxa"/>
+              <w:bottom w:w="80" w:type="dxa"/>
+              <w:right w:w="120" w:type="dxa"/>
+            </w:tcMar>
           </w:tcPr>
           <w:p>
             <w:pPr>
@@ -1294,9 +1354,9 @@
                 <w:rFonts w:ascii="Times New Roman" w:hAnsi="Times New Roman" w:cs="Times New Roman"/>
                 <w:b w:val="0"/>
                 <w:i w:val="0"/>
-                <w:color w:val="1F2937"/>
                 <w:sz w:val="20"/>
                 <w:rtl w:val="0"/>
+                <w:color w:val="000000"/>
               </w:rPr>
             </w:r>
           </w:p>
@@ -1310,8 +1370,14 @@
         </w:trPr>
         <w:tc>
           <w:tcPr>
-            <w:shd w:fill="F8FAFC"/>
             <w:vAlign w:val="center"/>
+            <w:shd w:val="clear" w:color="auto" w:fill="auto"/>
+            <w:tcMar>
+              <w:top w:w="80" w:type="dxa"/>
+              <w:left w:w="120" w:type="dxa"/>
+              <w:bottom w:w="80" w:type="dxa"/>
+              <w:right w:w="120" w:type="dxa"/>
+            </w:tcMar>
           </w:tcPr>
           <w:p>
             <w:pPr>
@@ -1326,10 +1392,10 @@
                 <w:rFonts w:ascii="Times New Roman" w:hAnsi="Times New Roman" w:cs="Times New Roman"/>
                 <w:b w:val="0"/>
                 <w:i w:val="0"/>
-                <w:color w:val="1F2937"/>
                 <w:sz w:val="20"/>
                 <w:szCs w:val="24"/>
                 <w:rtl w:val="0"/>
+                <w:color w:val="000000"/>
               </w:rPr>
               <w:t xml:space="preserve">3</w:t>
             </w:r>
@@ -1337,8 +1403,14 @@
         </w:tc>
         <w:tc>
           <w:tcPr>
-            <w:shd w:fill="F8FAFC"/>
             <w:vAlign w:val="center"/>
+            <w:shd w:val="clear" w:color="auto" w:fill="auto"/>
+            <w:tcMar>
+              <w:top w:w="80" w:type="dxa"/>
+              <w:left w:w="120" w:type="dxa"/>
+              <w:bottom w:w="80" w:type="dxa"/>
+              <w:right w:w="120" w:type="dxa"/>
+            </w:tcMar>
           </w:tcPr>
           <w:p>
             <w:pPr>
@@ -1354,10 +1426,10 @@
                 <w:rFonts w:ascii="Times New Roman" w:hAnsi="Times New Roman" w:cs="Times New Roman"/>
                 <w:b w:val="0"/>
                 <w:i w:val="0"/>
-                <w:color w:val="1F2937"/>
                 <w:sz w:val="20"/>
                 <w:szCs w:val="24"/>
                 <w:rtl w:val="0"/>
+                <w:color w:val="000000"/>
               </w:rPr>
               <w:t xml:space="preserve">Phân tích cơ chế mã hóa lai B2B (AES-256 kết hợp ECDH qua cv25519).</w:t>
             </w:r>
@@ -1376,10 +1448,10 @@
                 <w:rFonts w:ascii="Times New Roman" w:hAnsi="Times New Roman" w:cs="Times New Roman"/>
                 <w:b w:val="0"/>
                 <w:i w:val="0"/>
-                <w:color w:val="1F2937"/>
                 <w:sz w:val="20"/>
                 <w:szCs w:val="24"/>
                 <w:rtl w:val="0"/>
+                <w:color w:val="000000"/>
               </w:rPr>
               <w:t xml:space="preserve">Xây dựng luồng thông điệp B2B: Ký rồi mã hóa, giải mã và xác thực người gửi.</w:t>
             </w:r>
@@ -1398,10 +1470,10 @@
                 <w:rFonts w:ascii="Times New Roman" w:hAnsi="Times New Roman" w:cs="Times New Roman"/>
                 <w:b w:val="0"/>
                 <w:i w:val="0"/>
-                <w:color w:val="1F2937"/>
                 <w:sz w:val="20"/>
                 <w:szCs w:val="24"/>
                 <w:rtl w:val="0"/>
+                <w:color w:val="000000"/>
               </w:rPr>
               <w:t xml:space="preserve">Phản biện rủi ro an toàn và ranh giới tin cậy (E2E) tại backend.</w:t>
             </w:r>
@@ -1420,10 +1492,10 @@
                 <w:rFonts w:ascii="Times New Roman" w:hAnsi="Times New Roman" w:cs="Times New Roman"/>
                 <w:b w:val="0"/>
                 <w:i w:val="0"/>
-                <w:color w:val="1F2937"/>
                 <w:sz w:val="20"/>
                 <w:szCs w:val="24"/>
                 <w:rtl w:val="0"/>
+                <w:color w:val="000000"/>
               </w:rPr>
               <w:t xml:space="preserve">Chuẩn bị kịch bản demo: Gửi và giải mã thông điệp B2B an toàn.</w:t>
             </w:r>
@@ -1441,17 +1513,23 @@
                 <w:rFonts w:ascii="Times New Roman" w:hAnsi="Times New Roman" w:cs="Times New Roman"/>
                 <w:b w:val="0"/>
                 <w:i w:val="0"/>
-                <w:color w:val="1F2937"/>
                 <w:sz w:val="20"/>
                 <w:rtl w:val="0"/>
+                <w:color w:val="000000"/>
               </w:rPr>
             </w:r>
           </w:p>
         </w:tc>
         <w:tc>
           <w:tcPr>
-            <w:shd w:fill="F8FAFC"/>
             <w:vAlign w:val="center"/>
+            <w:shd w:val="clear" w:color="auto" w:fill="auto"/>
+            <w:tcMar>
+              <w:top w:w="80" w:type="dxa"/>
+              <w:left w:w="120" w:type="dxa"/>
+              <w:bottom w:w="80" w:type="dxa"/>
+              <w:right w:w="120" w:type="dxa"/>
+            </w:tcMar>
           </w:tcPr>
           <w:p>
             <w:pPr>
@@ -1466,10 +1544,10 @@
                 <w:rFonts w:ascii="Times New Roman" w:hAnsi="Times New Roman" w:cs="Times New Roman"/>
                 <w:b w:val="0"/>
                 <w:i w:val="0"/>
-                <w:color w:val="1F2937"/>
                 <w:sz w:val="20"/>
                 <w:szCs w:val="24"/>
                 <w:rtl w:val="0"/>
+                <w:color w:val="000000"/>
               </w:rPr>
               <w:t xml:space="preserve">Lê Minh Quân</w:t>
             </w:r>
@@ -1477,8 +1555,14 @@
         </w:tc>
         <w:tc>
           <w:tcPr>
-            <w:shd w:fill="F8FAFC"/>
             <w:vAlign w:val="center"/>
+            <w:shd w:val="clear" w:color="auto" w:fill="auto"/>
+            <w:tcMar>
+              <w:top w:w="80" w:type="dxa"/>
+              <w:left w:w="120" w:type="dxa"/>
+              <w:bottom w:w="80" w:type="dxa"/>
+              <w:right w:w="120" w:type="dxa"/>
+            </w:tcMar>
           </w:tcPr>
           <w:p>
             <w:pPr>
@@ -1493,9 +1577,9 @@
                 <w:rFonts w:ascii="Times New Roman" w:hAnsi="Times New Roman" w:cs="Times New Roman"/>
                 <w:b w:val="0"/>
                 <w:i w:val="0"/>
-                <w:color w:val="1F2937"/>
                 <w:sz w:val="20"/>
                 <w:rtl w:val="0"/>
+                <w:color w:val="000000"/>
               </w:rPr>
             </w:r>
           </w:p>
@@ -1509,8 +1593,14 @@
         </w:trPr>
         <w:tc>
           <w:tcPr>
-            <w:shd w:fill="FFFFFF"/>
             <w:vAlign w:val="center"/>
+            <w:shd w:val="clear" w:color="auto" w:fill="auto"/>
+            <w:tcMar>
+              <w:top w:w="80" w:type="dxa"/>
+              <w:left w:w="120" w:type="dxa"/>
+              <w:bottom w:w="80" w:type="dxa"/>
+              <w:right w:w="120" w:type="dxa"/>
+            </w:tcMar>
           </w:tcPr>
           <w:p>
             <w:pPr>
@@ -1525,10 +1615,10 @@
                 <w:rFonts w:ascii="Times New Roman" w:hAnsi="Times New Roman" w:cs="Times New Roman"/>
                 <w:b w:val="0"/>
                 <w:i w:val="0"/>
-                <w:color w:val="1F2937"/>
                 <w:sz w:val="20"/>
                 <w:szCs w:val="24"/>
                 <w:rtl w:val="0"/>
+                <w:color w:val="000000"/>
               </w:rPr>
               <w:t xml:space="preserve">4</w:t>
             </w:r>
@@ -1536,8 +1626,14 @@
         </w:tc>
         <w:tc>
           <w:tcPr>
-            <w:shd w:fill="FFFFFF"/>
             <w:vAlign w:val="center"/>
+            <w:shd w:val="clear" w:color="auto" w:fill="auto"/>
+            <w:tcMar>
+              <w:top w:w="80" w:type="dxa"/>
+              <w:left w:w="120" w:type="dxa"/>
+              <w:bottom w:w="80" w:type="dxa"/>
+              <w:right w:w="120" w:type="dxa"/>
+            </w:tcMar>
           </w:tcPr>
           <w:p>
             <w:pPr>
@@ -1554,10 +1650,10 @@
                 <w:rFonts w:ascii="Times New Roman" w:cs="Times New Roman" w:eastAsia="Arial" w:hAnsi="Times New Roman"/>
                 <w:b w:val="0"/>
                 <w:i w:val="0"/>
-                <w:color w:val="1F2937"/>
                 <w:sz w:val="20"/>
                 <w:szCs w:val="24"/>
                 <w:rtl w:val="0"/>
+                <w:color w:val="000000"/>
               </w:rPr>
               <w:t xml:space="preserve">Lập bản đồ kiến trúc hệ thống 3 lớp và đặc tả 14 REST API endpoints.</w:t>
             </w:r>
@@ -1577,10 +1673,10 @@
                 <w:rFonts w:ascii="Times New Roman" w:cs="Times New Roman" w:eastAsia="Arial" w:hAnsi="Times New Roman"/>
                 <w:b w:val="0"/>
                 <w:i w:val="0"/>
-                <w:color w:val="1F2937"/>
                 <w:sz w:val="20"/>
                 <w:szCs w:val="24"/>
                 <w:rtl w:val="0"/>
+                <w:color w:val="000000"/>
               </w:rPr>
               <w:t xml:space="preserve">Phân tích lược đồ dữ liệu </w:t>
             </w:r>
@@ -1589,10 +1685,10 @@
                 <w:rFonts w:ascii="Times New Roman" w:cs="Times New Roman" w:eastAsia="Arial" w:hAnsi="Times New Roman"/>
                 <w:b w:val="0"/>
                 <w:i w:val="0"/>
-                <w:color w:val="1F2937"/>
                 <w:sz w:val="20"/>
                 <w:szCs w:val="24"/>
                 <w:rtl w:val="0"/>
+                <w:color w:val="000000"/>
               </w:rPr>
               <w:t xml:space="preserve">db.json</w:t>
             </w:r>
@@ -1601,10 +1697,10 @@
                 <w:rFonts w:ascii="Times New Roman" w:cs="Times New Roman" w:eastAsia="Arial" w:hAnsi="Times New Roman"/>
                 <w:b w:val="0"/>
                 <w:i w:val="0"/>
-                <w:color w:val="1F2937"/>
                 <w:sz w:val="20"/>
                 <w:szCs w:val="24"/>
                 <w:rtl w:val="0"/>
+                <w:color w:val="000000"/>
               </w:rPr>
               <w:t xml:space="preserve">, chỉ ra lỗi mất cập nhật (lost update / race condition).</w:t>
             </w:r>
@@ -1624,10 +1720,10 @@
                 <w:rFonts w:ascii="Times New Roman" w:cs="Times New Roman" w:eastAsia="Arial" w:hAnsi="Times New Roman"/>
                 <w:b w:val="0"/>
                 <w:i w:val="0"/>
-                <w:color w:val="1F2937"/>
                 <w:sz w:val="20"/>
                 <w:szCs w:val="24"/>
                 <w:rtl w:val="0"/>
+                <w:color w:val="000000"/>
               </w:rPr>
               <w:t xml:space="preserve">Đánh giá hiện trạng và đề xuất giải pháp lưu trữ giao dịch cùng audit log bất biến.</w:t>
             </w:r>
@@ -1647,10 +1743,10 @@
                 <w:rFonts w:ascii="Times New Roman" w:cs="Times New Roman" w:eastAsia="Arial" w:hAnsi="Times New Roman"/>
                 <w:b w:val="0"/>
                 <w:i w:val="0"/>
-                <w:color w:val="1F2937"/>
                 <w:sz w:val="20"/>
                 <w:szCs w:val="24"/>
                 <w:rtl w:val="0"/>
+                <w:color w:val="000000"/>
               </w:rPr>
               <w:t xml:space="preserve">Chuẩn bị kịch bản demo: Trình bày luồng API backend và mô hình dữ liệu.</w:t>
             </w:r>
@@ -1658,8 +1754,14 @@
         </w:tc>
         <w:tc>
           <w:tcPr>
-            <w:shd w:fill="FFFFFF"/>
             <w:vAlign w:val="center"/>
+            <w:shd w:val="clear" w:color="auto" w:fill="auto"/>
+            <w:tcMar>
+              <w:top w:w="80" w:type="dxa"/>
+              <w:left w:w="120" w:type="dxa"/>
+              <w:bottom w:w="80" w:type="dxa"/>
+              <w:right w:w="120" w:type="dxa"/>
+            </w:tcMar>
           </w:tcPr>
           <w:p>
             <w:pPr>
@@ -1674,10 +1776,10 @@
                 <w:rFonts w:ascii="Times New Roman" w:hAnsi="Times New Roman" w:cs="Times New Roman"/>
                 <w:b w:val="0"/>
                 <w:i w:val="0"/>
-                <w:color w:val="1F2937"/>
                 <w:sz w:val="20"/>
                 <w:szCs w:val="24"/>
                 <w:rtl w:val="0"/>
+                <w:color w:val="000000"/>
               </w:rPr>
               <w:t xml:space="preserve">Nguyễn Thế Dương</w:t>
             </w:r>
@@ -1685,8 +1787,14 @@
         </w:tc>
         <w:tc>
           <w:tcPr>
-            <w:shd w:fill="FFFFFF"/>
             <w:vAlign w:val="center"/>
+            <w:shd w:val="clear" w:color="auto" w:fill="auto"/>
+            <w:tcMar>
+              <w:top w:w="80" w:type="dxa"/>
+              <w:left w:w="120" w:type="dxa"/>
+              <w:bottom w:w="80" w:type="dxa"/>
+              <w:right w:w="120" w:type="dxa"/>
+            </w:tcMar>
           </w:tcPr>
           <w:p>
             <w:pPr>
@@ -1701,9 +1809,9 @@
                 <w:rFonts w:ascii="Times New Roman" w:hAnsi="Times New Roman" w:cs="Times New Roman"/>
                 <w:b w:val="0"/>
                 <w:i w:val="0"/>
-                <w:color w:val="1F2937"/>
                 <w:sz w:val="20"/>
                 <w:rtl w:val="0"/>
+                <w:color w:val="000000"/>
               </w:rPr>
             </w:r>
           </w:p>
@@ -1717,8 +1825,14 @@
         </w:trPr>
         <w:tc>
           <w:tcPr>
-            <w:shd w:fill="F8FAFC"/>
             <w:vAlign w:val="center"/>
+            <w:shd w:val="clear" w:color="auto" w:fill="auto"/>
+            <w:tcMar>
+              <w:top w:w="80" w:type="dxa"/>
+              <w:left w:w="120" w:type="dxa"/>
+              <w:bottom w:w="80" w:type="dxa"/>
+              <w:right w:w="120" w:type="dxa"/>
+            </w:tcMar>
           </w:tcPr>
           <w:p>
             <w:pPr>
@@ -1733,10 +1847,10 @@
                 <w:rFonts w:ascii="Times New Roman" w:hAnsi="Times New Roman" w:cs="Times New Roman"/>
                 <w:b w:val="0"/>
                 <w:i w:val="0"/>
-                <w:color w:val="1F2937"/>
                 <w:sz w:val="20"/>
                 <w:szCs w:val="24"/>
                 <w:rtl w:val="0"/>
+                <w:color w:val="000000"/>
               </w:rPr>
               <w:t xml:space="preserve">5</w:t>
             </w:r>
@@ -1744,8 +1858,14 @@
         </w:tc>
         <w:tc>
           <w:tcPr>
-            <w:shd w:fill="F8FAFC"/>
             <w:vAlign w:val="center"/>
+            <w:shd w:val="clear" w:color="auto" w:fill="auto"/>
+            <w:tcMar>
+              <w:top w:w="80" w:type="dxa"/>
+              <w:left w:w="120" w:type="dxa"/>
+              <w:bottom w:w="80" w:type="dxa"/>
+              <w:right w:w="120" w:type="dxa"/>
+            </w:tcMar>
           </w:tcPr>
           <w:p>
             <w:pPr>
@@ -1761,10 +1881,10 @@
                 <w:rFonts w:ascii="Times New Roman" w:hAnsi="Times New Roman" w:cs="Times New Roman"/>
                 <w:b w:val="0"/>
                 <w:i w:val="0"/>
-                <w:color w:val="1F2937"/>
                 <w:sz w:val="20"/>
                 <w:szCs w:val="24"/>
                 <w:rtl w:val="0"/>
+                <w:color w:val="000000"/>
               </w:rPr>
               <w:t xml:space="preserve">Phân tích giao diện 4 góc nhìn và hạn chế của phân quyền phía client.</w:t>
             </w:r>
@@ -1783,10 +1903,10 @@
                 <w:rFonts w:ascii="Times New Roman" w:hAnsi="Times New Roman" w:cs="Times New Roman"/>
                 <w:b w:val="0"/>
                 <w:i w:val="0"/>
-                <w:color w:val="1F2937"/>
                 <w:sz w:val="20"/>
                 <w:szCs w:val="24"/>
                 <w:rtl w:val="0"/>
+                <w:color w:val="000000"/>
               </w:rPr>
               <w:t xml:space="preserve">Thực nghiệm phân tích packet mật mã và thẩm tra bằng công cụ GnuPG.</w:t>
             </w:r>
@@ -1805,10 +1925,10 @@
                 <w:rFonts w:ascii="Times New Roman" w:hAnsi="Times New Roman" w:cs="Times New Roman"/>
                 <w:b w:val="0"/>
                 <w:i w:val="0"/>
-                <w:color w:val="1F2937"/>
                 <w:sz w:val="20"/>
                 <w:szCs w:val="24"/>
                 <w:rtl w:val="0"/>
+                <w:color w:val="000000"/>
               </w:rPr>
               <w:t xml:space="preserve">Thiết kế bộ ca kiểm thử chức năng, phi chức năng và đánh giá theo chuẩn OWASP ASVS.</w:t>
             </w:r>
@@ -1827,10 +1947,10 @@
                 <w:rFonts w:ascii="Times New Roman" w:hAnsi="Times New Roman" w:cs="Times New Roman"/>
                 <w:b w:val="0"/>
                 <w:i w:val="0"/>
-                <w:color w:val="1F2937"/>
                 <w:sz w:val="20"/>
                 <w:szCs w:val="24"/>
                 <w:rtl w:val="0"/>
+                <w:color w:val="000000"/>
               </w:rPr>
               <w:t xml:space="preserve">Chuẩn bị kịch bản demo: Thao tác lệnh GnuPG độc lập trên Terminal.</w:t>
             </w:r>
@@ -1848,17 +1968,23 @@
                 <w:rFonts w:ascii="Times New Roman" w:hAnsi="Times New Roman" w:cs="Times New Roman"/>
                 <w:b w:val="0"/>
                 <w:i w:val="0"/>
-                <w:color w:val="1F2937"/>
                 <w:sz w:val="20"/>
                 <w:rtl w:val="0"/>
+                <w:color w:val="000000"/>
               </w:rPr>
             </w:r>
           </w:p>
         </w:tc>
         <w:tc>
           <w:tcPr>
-            <w:shd w:fill="F8FAFC"/>
             <w:vAlign w:val="center"/>
+            <w:shd w:val="clear" w:color="auto" w:fill="auto"/>
+            <w:tcMar>
+              <w:top w:w="80" w:type="dxa"/>
+              <w:left w:w="120" w:type="dxa"/>
+              <w:bottom w:w="80" w:type="dxa"/>
+              <w:right w:w="120" w:type="dxa"/>
+            </w:tcMar>
           </w:tcPr>
           <w:p>
             <w:pPr>
@@ -1873,10 +1999,10 @@
                 <w:rFonts w:ascii="Times New Roman" w:hAnsi="Times New Roman" w:cs="Times New Roman"/>
                 <w:b w:val="0"/>
                 <w:i w:val="0"/>
-                <w:color w:val="1F2937"/>
                 <w:sz w:val="20"/>
                 <w:szCs w:val="24"/>
                 <w:rtl w:val="0"/>
+                <w:color w:val="000000"/>
               </w:rPr>
               <w:t xml:space="preserve">Nguyễn </w:t>
             </w:r>
@@ -1894,10 +2020,10 @@
                 <w:rFonts w:ascii="Times New Roman" w:hAnsi="Times New Roman" w:cs="Times New Roman"/>
                 <w:b w:val="0"/>
                 <w:i w:val="0"/>
-                <w:color w:val="1F2937"/>
                 <w:sz w:val="20"/>
                 <w:szCs w:val="24"/>
                 <w:rtl w:val="0"/>
+                <w:color w:val="000000"/>
               </w:rPr>
               <w:t xml:space="preserve">Đức</w:t>
             </w:r>
@@ -1915,10 +2041,10 @@
                 <w:rFonts w:ascii="Times New Roman" w:hAnsi="Times New Roman" w:cs="Times New Roman"/>
                 <w:b w:val="0"/>
                 <w:i w:val="0"/>
-                <w:color w:val="1F2937"/>
                 <w:sz w:val="20"/>
                 <w:szCs w:val="24"/>
                 <w:rtl w:val="0"/>
+                <w:color w:val="000000"/>
               </w:rPr>
               <w:t xml:space="preserve">Trung</w:t>
             </w:r>
@@ -1926,8 +2052,14 @@
         </w:tc>
         <w:tc>
           <w:tcPr>
-            <w:shd w:fill="F8FAFC"/>
             <w:vAlign w:val="center"/>
+            <w:shd w:val="clear" w:color="auto" w:fill="auto"/>
+            <w:tcMar>
+              <w:top w:w="80" w:type="dxa"/>
+              <w:left w:w="120" w:type="dxa"/>
+              <w:bottom w:w="80" w:type="dxa"/>
+              <w:right w:w="120" w:type="dxa"/>
+            </w:tcMar>
           </w:tcPr>
           <w:p>
             <w:pPr>
@@ -1942,9 +2074,9 @@
                 <w:rFonts w:ascii="Times New Roman" w:hAnsi="Times New Roman" w:cs="Times New Roman"/>
                 <w:b w:val="0"/>
                 <w:i w:val="0"/>
-                <w:color w:val="1F2937"/>
                 <w:sz w:val="20"/>
                 <w:rtl w:val="0"/>
+                <w:color w:val="000000"/>
               </w:rPr>
             </w:r>
           </w:p>
@@ -3419,826 +3551,6 @@
           <w:right w:space="0" w:sz="0" w:val="nil"/>
           <w:between w:space="0" w:sz="0" w:val="nil"/>
         </w:pBdr>
-        <w:spacing w:before="29" w:lineRule="auto" w:line="312"/>
-        <w:ind w:left="290" w:firstLine="0"/>
-        <w:rPr>
-          <w:rFonts w:ascii="Calibri" w:cs="Calibri" w:eastAsia="Calibri" w:hAnsi="Calibri"/>
-          <w:b w:val="1"/>
-          <w:bCs w:val="1"/>
-          <w:color w:val="000000"/>
-          <w:sz w:val="30"/>
-          <w:szCs w:val="30"/>
-        </w:rPr>
-      </w:pPr>
-      <w:r>
-        <w:rPr>
-          <w:rFonts w:ascii="Times New Roman" w:cs="Times New Roman" w:eastAsia="Calibri" w:hAnsi="Times New Roman"/>
-          <w:b/>
-          <w:bCs w:val="1"/>
-          <w:i w:val="0"/>
-          <w:color w:val="000000"/>
-          <w:sz w:val="30"/>
-          <w:szCs w:val="30"/>
-          <w:rtl w:val="0"/>
-        </w:rPr>
-        <w:t xml:space="preserve">Mục lục và danh mục hình</w:t>
-      </w:r>
-    </w:p>
-    <w:p>
-      <w:pPr>
-        <w:pBdr>
-          <w:top w:space="0" w:sz="0" w:val="nil"/>
-          <w:left w:space="0" w:sz="0" w:val="nil"/>
-          <w:bottom w:space="0" w:sz="0" w:val="nil"/>
-          <w:right w:space="0" w:sz="0" w:val="nil"/>
-          <w:between w:space="0" w:sz="0" w:val="nil"/>
-        </w:pBdr>
-        <w:tabs>
-          <w:tab w:val="left" w:leader="none" w:pos="9717"/>
-        </w:tabs>
-        <w:spacing w:before="274" w:lineRule="auto" w:line="312"/>
-        <w:ind w:left="290" w:firstLine="0"/>
-        <w:rPr>
-          <w:color w:val="000000"/>
-          <w:sz w:val="21"/>
-          <w:szCs w:val="21"/>
-        </w:rPr>
-      </w:pPr>
-      <w:hyperlink w:anchor="_heading=h.73zou4puvw4r">
-        <w:r>
-          <w:rPr>
-            <w:color w:val="000000"/>
-            <w:sz w:val="21"/>
-            <w:szCs w:val="21"/>
-            <w:rtl w:val="0"/>
-          </w:rPr>
-          <w:t xml:space="preserve">Ký văn bản rõ và ý nghĩa của clearsigned message</w:t>
-        </w:r>
-      </w:hyperlink>
-      <w:r>
-        <w:rPr>
-          <w:rFonts w:ascii="Times New Roman" w:hAnsi="Times New Roman" w:cs="Times New Roman"/>
-          <w:b w:val="0"/>
-          <w:i w:val="0"/>
-          <w:color w:val="000000"/>
-          <w:sz w:val="21"/>
-          <w:szCs w:val="21"/>
-          <w:rtl w:val="0"/>
-        </w:rPr>
-        <w:tab/>
-        <w:t xml:space="preserve">29</w:t>
-      </w:r>
-    </w:p>
-    <w:p>
-      <w:pPr>
-        <w:pBdr>
-          <w:top w:space="0" w:sz="0" w:val="nil"/>
-          <w:left w:space="0" w:sz="0" w:val="nil"/>
-          <w:bottom w:space="0" w:sz="0" w:val="nil"/>
-          <w:right w:space="0" w:sz="0" w:val="nil"/>
-          <w:between w:space="0" w:sz="0" w:val="nil"/>
-        </w:pBdr>
-        <w:tabs>
-          <w:tab w:val="left" w:leader="none" w:pos="9717"/>
-        </w:tabs>
-        <w:spacing w:before="75" w:lineRule="auto" w:line="312"/>
-        <w:ind w:left="290" w:firstLine="0"/>
-        <w:rPr>
-          <w:color w:val="000000"/>
-          <w:sz w:val="21"/>
-          <w:szCs w:val="21"/>
-        </w:rPr>
-      </w:pPr>
-      <w:hyperlink w:anchor="_heading=h.3ysb4caqcyae">
-        <w:r>
-          <w:rPr>
-            <w:color w:val="000000"/>
-            <w:sz w:val="21"/>
-            <w:szCs w:val="21"/>
-            <w:rtl w:val="0"/>
-          </w:rPr>
-          <w:t xml:space="preserve">Chfi ký tách rời cho PDF DOCX và tệp nhị phân</w:t>
-        </w:r>
-      </w:hyperlink>
-      <w:r>
-        <w:rPr>
-          <w:rFonts w:ascii="Times New Roman" w:hAnsi="Times New Roman" w:cs="Times New Roman"/>
-          <w:b w:val="0"/>
-          <w:i w:val="0"/>
-          <w:color w:val="000000"/>
-          <w:sz w:val="21"/>
-          <w:szCs w:val="21"/>
-          <w:rtl w:val="0"/>
-        </w:rPr>
-        <w:tab/>
-        <w:t xml:space="preserve">30</w:t>
-      </w:r>
-    </w:p>
-    <w:p>
-      <w:pPr>
-        <w:pBdr>
-          <w:top w:space="0" w:sz="0" w:val="nil"/>
-          <w:left w:space="0" w:sz="0" w:val="nil"/>
-          <w:bottom w:space="0" w:sz="0" w:val="nil"/>
-          <w:right w:space="0" w:sz="0" w:val="nil"/>
-          <w:between w:space="0" w:sz="0" w:val="nil"/>
-        </w:pBdr>
-        <w:tabs>
-          <w:tab w:val="left" w:leader="none" w:pos="9717"/>
-        </w:tabs>
-        <w:spacing w:before="74" w:lineRule="auto" w:line="312"/>
-        <w:ind w:left="290" w:firstLine="0"/>
-        <w:rPr>
-          <w:color w:val="000000"/>
-          <w:sz w:val="21"/>
-          <w:szCs w:val="21"/>
-        </w:rPr>
-      </w:pPr>
-      <w:hyperlink w:anchor="_heading=h.ux3254oiyy0w">
-        <w:r>
-          <w:rPr>
-            <w:color w:val="000000"/>
-            <w:sz w:val="21"/>
-            <w:szCs w:val="21"/>
-            <w:rtl w:val="0"/>
-          </w:rPr>
-          <w:t xml:space="preserve">Tách kết quả mật mã chứng thực CA và quyết định chấp nhận</w:t>
-        </w:r>
-      </w:hyperlink>
-      <w:r>
-        <w:rPr>
-          <w:rFonts w:ascii="Times New Roman" w:hAnsi="Times New Roman" w:cs="Times New Roman"/>
-          <w:b w:val="0"/>
-          <w:i w:val="0"/>
-          <w:color w:val="000000"/>
-          <w:sz w:val="21"/>
-          <w:szCs w:val="21"/>
-          <w:rtl w:val="0"/>
-        </w:rPr>
-        <w:tab/>
-        <w:t xml:space="preserve">31</w:t>
-      </w:r>
-    </w:p>
-    <w:p>
-      <w:pPr>
-        <w:pBdr>
-          <w:top w:space="0" w:sz="0" w:val="nil"/>
-          <w:left w:space="0" w:sz="0" w:val="nil"/>
-          <w:bottom w:space="0" w:sz="0" w:val="nil"/>
-          <w:right w:space="0" w:sz="0" w:val="nil"/>
-          <w:between w:space="0" w:sz="0" w:val="nil"/>
-        </w:pBdr>
-        <w:tabs>
-          <w:tab w:val="left" w:leader="none" w:pos="9717"/>
-        </w:tabs>
-        <w:spacing w:before="75" w:lineRule="auto" w:line="312"/>
-        <w:ind w:left="290" w:firstLine="0"/>
-        <w:rPr>
-          <w:color w:val="000000"/>
-          <w:sz w:val="21"/>
-          <w:szCs w:val="21"/>
-        </w:rPr>
-      </w:pPr>
-      <w:hyperlink w:anchor="_heading=h.f0ikotl3ityp">
-        <w:r>
-          <w:rPr>
-            <w:color w:val="000000"/>
-            <w:sz w:val="21"/>
-            <w:szCs w:val="21"/>
-            <w:rtl w:val="0"/>
-          </w:rPr>
-          <w:t xml:space="preserve">Tạo thông điệp B2B theo quy trình ký rồi mã hóa</w:t>
-        </w:r>
-      </w:hyperlink>
-      <w:r>
-        <w:rPr>
-          <w:rFonts w:ascii="Times New Roman" w:hAnsi="Times New Roman" w:cs="Times New Roman"/>
-          <w:b w:val="0"/>
-          <w:i w:val="0"/>
-          <w:color w:val="000000"/>
-          <w:sz w:val="21"/>
-          <w:szCs w:val="21"/>
-          <w:rtl w:val="0"/>
-        </w:rPr>
-        <w:tab/>
-        <w:t xml:space="preserve">32</w:t>
-      </w:r>
-    </w:p>
-    <w:p>
-      <w:pPr>
-        <w:pBdr>
-          <w:top w:space="0" w:sz="0" w:val="nil"/>
-          <w:left w:space="0" w:sz="0" w:val="nil"/>
-          <w:bottom w:space="0" w:sz="0" w:val="nil"/>
-          <w:right w:space="0" w:sz="0" w:val="nil"/>
-          <w:between w:space="0" w:sz="0" w:val="nil"/>
-        </w:pBdr>
-        <w:tabs>
-          <w:tab w:val="left" w:leader="none" w:pos="9717"/>
-        </w:tabs>
-        <w:spacing w:before="75" w:lineRule="auto" w:line="312"/>
-        <w:ind w:left="290" w:firstLine="0"/>
-        <w:rPr>
-          <w:color w:val="000000"/>
-          <w:sz w:val="21"/>
-          <w:szCs w:val="21"/>
-        </w:rPr>
-      </w:pPr>
-      <w:hyperlink w:anchor="_heading=h.mymo3vnmt3y8">
-        <w:r>
-          <w:rPr>
-            <w:color w:val="000000"/>
-            <w:sz w:val="21"/>
-            <w:szCs w:val="21"/>
-            <w:rtl w:val="0"/>
-          </w:rPr>
-          <w:t xml:space="preserve">Giải mã và kiểm tra chữ ký người gửi</w:t>
-        </w:r>
-      </w:hyperlink>
-      <w:r>
-        <w:rPr>
-          <w:rFonts w:ascii="Times New Roman" w:hAnsi="Times New Roman" w:cs="Times New Roman"/>
-          <w:b w:val="0"/>
-          <w:i w:val="0"/>
-          <w:color w:val="000000"/>
-          <w:sz w:val="21"/>
-          <w:szCs w:val="21"/>
-          <w:rtl w:val="0"/>
-        </w:rPr>
-        <w:tab/>
-        <w:t xml:space="preserve">33</w:t>
-      </w:r>
-    </w:p>
-    <w:p>
-      <w:pPr>
-        <w:pBdr>
-          <w:top w:space="0" w:sz="0" w:val="nil"/>
-          <w:left w:space="0" w:sz="0" w:val="nil"/>
-          <w:bottom w:space="0" w:sz="0" w:val="nil"/>
-          <w:right w:space="0" w:sz="0" w:val="nil"/>
-          <w:between w:space="0" w:sz="0" w:val="nil"/>
-        </w:pBdr>
-        <w:tabs>
-          <w:tab w:val="left" w:leader="none" w:pos="9717"/>
-        </w:tabs>
-        <w:spacing w:before="74" w:lineRule="auto" w:line="312"/>
-        <w:ind w:left="290" w:firstLine="0"/>
-        <w:rPr>
-          <w:color w:val="000000"/>
-          <w:sz w:val="21"/>
-          <w:szCs w:val="21"/>
-        </w:rPr>
-      </w:pPr>
-      <w:hyperlink w:anchor="_heading=h.v9hcneq8933x">
-        <w:r>
-          <w:rPr>
-            <w:color w:val="000000"/>
-            <w:sz w:val="21"/>
-            <w:szCs w:val="21"/>
-            <w:rtl w:val="0"/>
-          </w:rPr>
-          <w:t xml:space="preserve">Ranh giới đầu cuối và lựa chọn mô hình bảo vệ</w:t>
-        </w:r>
-      </w:hyperlink>
-      <w:r>
-        <w:rPr>
-          <w:rFonts w:ascii="Times New Roman" w:hAnsi="Times New Roman" w:cs="Times New Roman"/>
-          <w:b w:val="0"/>
-          <w:i w:val="0"/>
-          <w:color w:val="000000"/>
-          <w:sz w:val="21"/>
-          <w:szCs w:val="21"/>
-          <w:rtl w:val="0"/>
-        </w:rPr>
-        <w:tab/>
-        <w:t xml:space="preserve">34</w:t>
-      </w:r>
-    </w:p>
-    <w:p>
-      <w:pPr>
-        <w:pBdr>
-          <w:top w:space="0" w:sz="0" w:val="nil"/>
-          <w:left w:space="0" w:sz="0" w:val="nil"/>
-          <w:bottom w:space="0" w:sz="0" w:val="nil"/>
-          <w:right w:space="0" w:sz="0" w:val="nil"/>
-          <w:between w:space="0" w:sz="0" w:val="nil"/>
-        </w:pBdr>
-        <w:spacing w:before="134" w:lineRule="auto" w:line="312"/>
-        <w:ind w:left="290" w:firstLine="0"/>
-        <w:rPr>
-          <w:b w:val="1"/>
-          <w:bCs w:val="1"/>
-          <w:color w:val="000000"/>
-          <w:sz w:val="23"/>
-          <w:szCs w:val="23"/>
-        </w:rPr>
-      </w:pPr>
-      <w:r>
-        <w:rPr>
-          <w:rFonts w:ascii="Times New Roman" w:hAnsi="Times New Roman" w:cs="Times New Roman"/>
-          <w:b/>
-          <w:bCs w:val="1"/>
-          <w:i w:val="0"/>
-          <w:color w:val="000000"/>
-          <w:sz w:val="23"/>
-          <w:szCs w:val="23"/>
-          <w:rtl w:val="0"/>
-        </w:rPr>
-        <w:t xml:space="preserve">Chương 5 Giao diện triển khai và tích hợp</w:t>
-      </w:r>
-    </w:p>
-    <w:p>
-      <w:pPr>
-        <w:pBdr>
-          <w:top w:space="0" w:sz="0" w:val="nil"/>
-          <w:left w:space="0" w:sz="0" w:val="nil"/>
-          <w:bottom w:space="0" w:sz="0" w:val="nil"/>
-          <w:right w:space="0" w:sz="0" w:val="nil"/>
-          <w:between w:space="0" w:sz="0" w:val="nil"/>
-        </w:pBdr>
-        <w:tabs>
-          <w:tab w:val="left" w:leader="none" w:pos="9717"/>
-        </w:tabs>
-        <w:spacing w:before="108" w:lineRule="auto" w:line="312"/>
-        <w:ind w:left="290" w:firstLine="0"/>
-        <w:rPr>
-          <w:color w:val="000000"/>
-          <w:sz w:val="21"/>
-          <w:szCs w:val="21"/>
-        </w:rPr>
-      </w:pPr>
-      <w:hyperlink w:anchor="_heading=h.3jl095bvbnlo">
-        <w:r>
-          <w:rPr>
-            <w:color w:val="000000"/>
-            <w:sz w:val="21"/>
-            <w:szCs w:val="21"/>
-            <w:rtl w:val="0"/>
-          </w:rPr>
-          <w:t xml:space="preserve">Tổ chức giao diện theo hành trình người dùng</w:t>
-        </w:r>
-      </w:hyperlink>
-      <w:r>
-        <w:rPr>
-          <w:rFonts w:ascii="Times New Roman" w:hAnsi="Times New Roman" w:cs="Times New Roman"/>
-          <w:b w:val="0"/>
-          <w:i w:val="0"/>
-          <w:color w:val="000000"/>
-          <w:sz w:val="21"/>
-          <w:szCs w:val="21"/>
-          <w:rtl w:val="0"/>
-        </w:rPr>
-        <w:tab/>
-        <w:t xml:space="preserve">35</w:t>
-      </w:r>
-    </w:p>
-    <w:p>
-      <w:pPr>
-        <w:pBdr>
-          <w:top w:space="0" w:sz="0" w:val="nil"/>
-          <w:left w:space="0" w:sz="0" w:val="nil"/>
-          <w:bottom w:space="0" w:sz="0" w:val="nil"/>
-          <w:right w:space="0" w:sz="0" w:val="nil"/>
-          <w:between w:space="0" w:sz="0" w:val="nil"/>
-        </w:pBdr>
-        <w:tabs>
-          <w:tab w:val="left" w:leader="none" w:pos="9717"/>
-        </w:tabs>
-        <w:spacing w:before="75" w:lineRule="auto" w:line="312"/>
-        <w:ind w:left="290" w:firstLine="0"/>
-        <w:rPr>
-          <w:color w:val="000000"/>
-          <w:sz w:val="21"/>
-          <w:szCs w:val="21"/>
-        </w:rPr>
-      </w:pPr>
-      <w:hyperlink w:anchor="_heading=h.3g1buk7wtjma">
-        <w:r>
-          <w:rPr>
-            <w:color w:val="000000"/>
-            <w:sz w:val="21"/>
-            <w:szCs w:val="21"/>
-            <w:rtl w:val="0"/>
-          </w:rPr>
-          <w:t xml:space="preserve">Môi trường chạy và quản lý phụ thuộc phần mềm</w:t>
-        </w:r>
-      </w:hyperlink>
-      <w:r>
-        <w:rPr>
-          <w:rFonts w:ascii="Times New Roman" w:hAnsi="Times New Roman" w:cs="Times New Roman"/>
-          <w:b w:val="0"/>
-          <w:i w:val="0"/>
-          <w:color w:val="000000"/>
-          <w:sz w:val="21"/>
-          <w:szCs w:val="21"/>
-          <w:rtl w:val="0"/>
-        </w:rPr>
-        <w:tab/>
-        <w:t xml:space="preserve">36</w:t>
-      </w:r>
-    </w:p>
-    <w:p>
-      <w:pPr>
-        <w:pBdr>
-          <w:top w:space="0" w:sz="0" w:val="nil"/>
-          <w:left w:space="0" w:sz="0" w:val="nil"/>
-          <w:bottom w:space="0" w:sz="0" w:val="nil"/>
-          <w:right w:space="0" w:sz="0" w:val="nil"/>
-          <w:between w:space="0" w:sz="0" w:val="nil"/>
-        </w:pBdr>
-        <w:tabs>
-          <w:tab w:val="left" w:leader="none" w:pos="9717"/>
-        </w:tabs>
-        <w:spacing w:before="74" w:lineRule="auto" w:line="312"/>
-        <w:ind w:left="290" w:firstLine="0"/>
-        <w:rPr>
-          <w:color w:val="000000"/>
-          <w:sz w:val="21"/>
-          <w:szCs w:val="21"/>
-        </w:rPr>
-      </w:pPr>
-      <w:hyperlink w:anchor="_heading=h.2luwg2o7dvfr">
-        <w:r>
-          <w:rPr>
-            <w:color w:val="000000"/>
-            <w:sz w:val="21"/>
-            <w:szCs w:val="21"/>
-            <w:rtl w:val="0"/>
-          </w:rPr>
-          <w:t xml:space="preserve">Cấu hình cổng dịch vụ biến môi trường và proxy</w:t>
-        </w:r>
-      </w:hyperlink>
-      <w:r>
-        <w:rPr>
-          <w:rFonts w:ascii="Times New Roman" w:hAnsi="Times New Roman" w:cs="Times New Roman"/>
-          <w:b w:val="0"/>
-          <w:i w:val="0"/>
-          <w:color w:val="000000"/>
-          <w:sz w:val="21"/>
-          <w:szCs w:val="21"/>
-          <w:rtl w:val="0"/>
-        </w:rPr>
-        <w:tab/>
-        <w:t xml:space="preserve">37</w:t>
-      </w:r>
-    </w:p>
-    <w:p>
-      <w:pPr>
-        <w:pBdr>
-          <w:top w:space="0" w:sz="0" w:val="nil"/>
-          <w:left w:space="0" w:sz="0" w:val="nil"/>
-          <w:bottom w:space="0" w:sz="0" w:val="nil"/>
-          <w:right w:space="0" w:sz="0" w:val="nil"/>
-          <w:between w:space="0" w:sz="0" w:val="nil"/>
-        </w:pBdr>
-        <w:tabs>
-          <w:tab w:val="left" w:leader="none" w:pos="9717"/>
-        </w:tabs>
-        <w:spacing w:before="75" w:lineRule="auto" w:line="312"/>
-        <w:ind w:left="290" w:firstLine="0"/>
-        <w:rPr>
-          <w:color w:val="000000"/>
-          <w:sz w:val="21"/>
-          <w:szCs w:val="21"/>
-        </w:rPr>
-      </w:pPr>
-      <w:hyperlink w:anchor="_heading=h.i5qev1mazzgb">
-        <w:r>
-          <w:rPr>
-            <w:color w:val="000000"/>
-            <w:sz w:val="21"/>
-            <w:szCs w:val="21"/>
-            <w:rtl w:val="0"/>
-          </w:rPr>
-          <w:t xml:space="preserve">Trao đổi khóa và xác minh bằng GnuPG</w:t>
-        </w:r>
-      </w:hyperlink>
-      <w:r>
-        <w:rPr>
-          <w:rFonts w:ascii="Times New Roman" w:hAnsi="Times New Roman" w:cs="Times New Roman"/>
-          <w:b w:val="0"/>
-          <w:i w:val="0"/>
-          <w:color w:val="000000"/>
-          <w:sz w:val="21"/>
-          <w:szCs w:val="21"/>
-          <w:rtl w:val="0"/>
-        </w:rPr>
-        <w:tab/>
-        <w:t xml:space="preserve">38</w:t>
-      </w:r>
-    </w:p>
-    <w:p>
-      <w:pPr>
-        <w:pBdr>
-          <w:top w:space="0" w:sz="0" w:val="nil"/>
-          <w:left w:space="0" w:sz="0" w:val="nil"/>
-          <w:bottom w:space="0" w:sz="0" w:val="nil"/>
-          <w:right w:space="0" w:sz="0" w:val="nil"/>
-          <w:between w:space="0" w:sz="0" w:val="nil"/>
-        </w:pBdr>
-        <w:spacing w:before="133" w:lineRule="auto" w:line="312"/>
-        <w:ind w:left="290" w:firstLine="0"/>
-        <w:rPr>
-          <w:b w:val="1"/>
-          <w:bCs w:val="1"/>
-          <w:color w:val="000000"/>
-          <w:sz w:val="23"/>
-          <w:szCs w:val="23"/>
-        </w:rPr>
-      </w:pPr>
-      <w:r>
-        <w:rPr>
-          <w:rFonts w:ascii="Times New Roman" w:hAnsi="Times New Roman" w:cs="Times New Roman"/>
-          <w:b/>
-          <w:bCs w:val="1"/>
-          <w:i w:val="0"/>
-          <w:color w:val="000000"/>
-          <w:sz w:val="23"/>
-          <w:szCs w:val="23"/>
-          <w:rtl w:val="0"/>
-        </w:rPr>
-        <w:t xml:space="preserve">Chương 6 Kiểm thử và đánh giá an toàn</w:t>
-      </w:r>
-    </w:p>
-    <w:p>
-      <w:pPr>
-        <w:pBdr>
-          <w:top w:space="0" w:sz="0" w:val="nil"/>
-          <w:left w:space="0" w:sz="0" w:val="nil"/>
-          <w:bottom w:space="0" w:sz="0" w:val="nil"/>
-          <w:right w:space="0" w:sz="0" w:val="nil"/>
-          <w:between w:space="0" w:sz="0" w:val="nil"/>
-        </w:pBdr>
-        <w:tabs>
-          <w:tab w:val="left" w:leader="none" w:pos="9717"/>
-        </w:tabs>
-        <w:spacing w:before="109" w:lineRule="auto" w:line="312"/>
-        <w:ind w:left="290" w:firstLine="0"/>
-        <w:rPr>
-          <w:color w:val="000000"/>
-          <w:sz w:val="21"/>
-          <w:szCs w:val="21"/>
-        </w:rPr>
-      </w:pPr>
-      <w:hyperlink w:anchor="_heading=h.7slktckhlfnc">
-        <w:r>
-          <w:rPr>
-            <w:color w:val="000000"/>
-            <w:sz w:val="21"/>
-            <w:szCs w:val="21"/>
-            <w:rtl w:val="0"/>
-          </w:rPr>
-          <w:t xml:space="preserve">Phương pháp đánh giá và kết quả kiểm tra packet</w:t>
-        </w:r>
-      </w:hyperlink>
-      <w:r>
-        <w:rPr>
-          <w:rFonts w:ascii="Times New Roman" w:hAnsi="Times New Roman" w:cs="Times New Roman"/>
-          <w:b w:val="0"/>
-          <w:i w:val="0"/>
-          <w:color w:val="000000"/>
-          <w:sz w:val="21"/>
-          <w:szCs w:val="21"/>
-          <w:rtl w:val="0"/>
-        </w:rPr>
-        <w:tab/>
-        <w:t xml:space="preserve">39</w:t>
-      </w:r>
-    </w:p>
-    <w:p>
-      <w:pPr>
-        <w:pBdr>
-          <w:top w:space="0" w:sz="0" w:val="nil"/>
-          <w:left w:space="0" w:sz="0" w:val="nil"/>
-          <w:bottom w:space="0" w:sz="0" w:val="nil"/>
-          <w:right w:space="0" w:sz="0" w:val="nil"/>
-          <w:between w:space="0" w:sz="0" w:val="nil"/>
-        </w:pBdr>
-        <w:tabs>
-          <w:tab w:val="left" w:leader="none" w:pos="9717"/>
-        </w:tabs>
-        <w:spacing w:before="74" w:lineRule="auto" w:line="312"/>
-        <w:ind w:left="290" w:firstLine="0"/>
-        <w:rPr>
-          <w:color w:val="000000"/>
-          <w:sz w:val="21"/>
-          <w:szCs w:val="21"/>
-        </w:rPr>
-      </w:pPr>
-      <w:hyperlink w:anchor="_heading=h.7hifc37lhi53">
-        <w:r>
-          <w:rPr>
-            <w:color w:val="000000"/>
-            <w:sz w:val="21"/>
-            <w:szCs w:val="21"/>
-            <w:rtl w:val="0"/>
-          </w:rPr>
-          <w:t xml:space="preserve">Thiết kế ca thử cho khởi tạo và cấp chứng chỉ</w:t>
-        </w:r>
-      </w:hyperlink>
-      <w:r>
-        <w:rPr>
-          <w:rFonts w:ascii="Times New Roman" w:hAnsi="Times New Roman" w:cs="Times New Roman"/>
-          <w:b w:val="0"/>
-          <w:i w:val="0"/>
-          <w:color w:val="000000"/>
-          <w:sz w:val="21"/>
-          <w:szCs w:val="21"/>
-          <w:rtl w:val="0"/>
-        </w:rPr>
-        <w:tab/>
-        <w:t xml:space="preserve">40</w:t>
-      </w:r>
-    </w:p>
-    <w:p>
-      <w:pPr>
-        <w:pBdr>
-          <w:top w:space="0" w:sz="0" w:val="nil"/>
-          <w:left w:space="0" w:sz="0" w:val="nil"/>
-          <w:bottom w:space="0" w:sz="0" w:val="nil"/>
-          <w:right w:space="0" w:sz="0" w:val="nil"/>
-          <w:between w:space="0" w:sz="0" w:val="nil"/>
-        </w:pBdr>
-        <w:tabs>
-          <w:tab w:val="left" w:leader="none" w:pos="9717"/>
-        </w:tabs>
-        <w:spacing w:before="75" w:lineRule="auto" w:line="312"/>
-        <w:ind w:left="290" w:firstLine="0"/>
-        <w:rPr>
-          <w:color w:val="000000"/>
-          <w:sz w:val="21"/>
-          <w:szCs w:val="21"/>
-        </w:rPr>
-      </w:pPr>
-      <w:hyperlink w:anchor="_heading=h.2xzunl4r4rnw">
-        <w:r>
-          <w:rPr>
-            <w:color w:val="000000"/>
-            <w:sz w:val="21"/>
-            <w:szCs w:val="21"/>
-            <w:rtl w:val="0"/>
-          </w:rPr>
-          <w:t xml:space="preserve">Kiểm thử chữ ký và sự toàn vẹn tài liệu</w:t>
-        </w:r>
-      </w:hyperlink>
-      <w:r>
-        <w:rPr>
-          <w:rFonts w:ascii="Times New Roman" w:hAnsi="Times New Roman" w:cs="Times New Roman"/>
-          <w:b w:val="0"/>
-          <w:i w:val="0"/>
-          <w:color w:val="000000"/>
-          <w:sz w:val="21"/>
-          <w:szCs w:val="21"/>
-          <w:rtl w:val="0"/>
-        </w:rPr>
-        <w:tab/>
-        <w:t xml:space="preserve">41</w:t>
-      </w:r>
-    </w:p>
-    <w:p>
-      <w:pPr>
-        <w:pBdr>
-          <w:top w:space="0" w:sz="0" w:val="nil"/>
-          <w:left w:space="0" w:sz="0" w:val="nil"/>
-          <w:bottom w:space="0" w:sz="0" w:val="nil"/>
-          <w:right w:space="0" w:sz="0" w:val="nil"/>
-          <w:between w:space="0" w:sz="0" w:val="nil"/>
-        </w:pBdr>
-        <w:tabs>
-          <w:tab w:val="left" w:leader="none" w:pos="9717"/>
-        </w:tabs>
-        <w:spacing w:before="74" w:lineRule="auto" w:line="312"/>
-        <w:ind w:left="290" w:firstLine="0"/>
-        <w:rPr>
-          <w:color w:val="000000"/>
-          <w:sz w:val="21"/>
-          <w:szCs w:val="21"/>
-        </w:rPr>
-      </w:pPr>
-      <w:hyperlink w:anchor="_heading=h.bet0q4y51prs">
-        <w:r>
-          <w:rPr>
-            <w:color w:val="000000"/>
-            <w:sz w:val="21"/>
-            <w:szCs w:val="21"/>
-            <w:rtl w:val="0"/>
-          </w:rPr>
-          <w:t xml:space="preserve">Kiểm thử mã hóa giải mã và xác thực người gửi B2B</w:t>
-        </w:r>
-      </w:hyperlink>
-      <w:r>
-        <w:rPr>
-          <w:rFonts w:ascii="Times New Roman" w:hAnsi="Times New Roman" w:cs="Times New Roman"/>
-          <w:b w:val="0"/>
-          <w:i w:val="0"/>
-          <w:color w:val="000000"/>
-          <w:sz w:val="21"/>
-          <w:szCs w:val="21"/>
-          <w:rtl w:val="0"/>
-        </w:rPr>
-        <w:tab/>
-        <w:t xml:space="preserve">42</w:t>
-      </w:r>
-    </w:p>
-    <w:p>
-      <w:pPr>
-        <w:pBdr>
-          <w:top w:space="0" w:sz="0" w:val="nil"/>
-          <w:left w:space="0" w:sz="0" w:val="nil"/>
-          <w:bottom w:space="0" w:sz="0" w:val="nil"/>
-          <w:right w:space="0" w:sz="0" w:val="nil"/>
-          <w:between w:space="0" w:sz="0" w:val="nil"/>
-        </w:pBdr>
-        <w:tabs>
-          <w:tab w:val="left" w:leader="none" w:pos="9717"/>
-        </w:tabs>
-        <w:spacing w:before="75" w:lineRule="auto" w:line="312"/>
-        <w:ind w:left="290" w:firstLine="0"/>
-        <w:rPr>
-          <w:color w:val="000000"/>
-          <w:sz w:val="21"/>
-          <w:szCs w:val="21"/>
-        </w:rPr>
-      </w:pPr>
-      <w:hyperlink w:anchor="_heading=h.wkaberx8twh4">
-        <w:r>
-          <w:rPr>
-            <w:color w:val="000000"/>
-            <w:sz w:val="21"/>
-            <w:szCs w:val="21"/>
-            <w:rtl w:val="0"/>
-          </w:rPr>
-          <w:t xml:space="preserve">Đánh giá xác thực phiên và kiểm soát truy cập</w:t>
-        </w:r>
-      </w:hyperlink>
-      <w:r>
-        <w:rPr>
-          <w:rFonts w:ascii="Times New Roman" w:hAnsi="Times New Roman" w:cs="Times New Roman"/>
-          <w:b w:val="0"/>
-          <w:i w:val="0"/>
-          <w:color w:val="000000"/>
-          <w:sz w:val="21"/>
-          <w:szCs w:val="21"/>
-          <w:rtl w:val="0"/>
-        </w:rPr>
-        <w:tab/>
-        <w:t xml:space="preserve">43</w:t>
-      </w:r>
-    </w:p>
-    <w:p>
-      <w:pPr>
-        <w:pBdr>
-          <w:top w:space="0" w:sz="0" w:val="nil"/>
-          <w:left w:space="0" w:sz="0" w:val="nil"/>
-          <w:bottom w:space="0" w:sz="0" w:val="nil"/>
-          <w:right w:space="0" w:sz="0" w:val="nil"/>
-          <w:between w:space="0" w:sz="0" w:val="nil"/>
-        </w:pBdr>
-        <w:tabs>
-          <w:tab w:val="left" w:leader="none" w:pos="9717"/>
-        </w:tabs>
-        <w:spacing w:before="74" w:lineRule="auto" w:line="312"/>
-        <w:ind w:left="290" w:firstLine="0"/>
-        <w:rPr>
-          <w:color w:val="000000"/>
-          <w:sz w:val="21"/>
-          <w:szCs w:val="21"/>
-        </w:rPr>
-      </w:pPr>
-      <w:hyperlink w:anchor="_heading=h.dfnhgdgic3e6">
-        <w:r>
-          <w:rPr>
-            <w:color w:val="000000"/>
-            <w:sz w:val="21"/>
-            <w:szCs w:val="21"/>
-            <w:rtl w:val="0"/>
-          </w:rPr>
-          <w:t xml:space="preserve">Tối thiểu hóa dữ liệu và ngăn phát tán khóa bí mật</w:t>
-        </w:r>
-      </w:hyperlink>
-      <w:r>
-        <w:rPr>
-          <w:rFonts w:ascii="Times New Roman" w:hAnsi="Times New Roman" w:cs="Times New Roman"/>
-          <w:b w:val="0"/>
-          <w:i w:val="0"/>
-          <w:color w:val="000000"/>
-          <w:sz w:val="21"/>
-          <w:szCs w:val="21"/>
-          <w:rtl w:val="0"/>
-        </w:rPr>
-        <w:tab/>
-        <w:t xml:space="preserve">44</w:t>
-      </w:r>
-    </w:p>
-    <w:p>
-      <w:pPr>
-        <w:pBdr>
-          <w:top w:space="0" w:sz="0" w:val="nil"/>
-          <w:left w:space="0" w:sz="0" w:val="nil"/>
-          <w:bottom w:space="0" w:sz="0" w:val="nil"/>
-          <w:right w:space="0" w:sz="0" w:val="nil"/>
-          <w:between w:space="0" w:sz="0" w:val="nil"/>
-        </w:pBdr>
         <w:tabs>
           <w:tab w:val="left" w:leader="none" w:pos="9717"/>
         </w:tabs>
@@ -4538,62 +3850,508 @@
         <w:t xml:space="preserve">50</w:t>
       </w:r>
     </w:p>
-    <w:p>
-      <w:pPr>
-        <w:spacing w:before="213" w:lineRule="auto" w:line="312"/>
-        <w:ind w:left="290" w:firstLine="0"/>
-        <w:jc w:val="both"/>
-        <w:rPr>
-          <w:b w:val="1"/>
-          <w:bCs w:val="1"/>
-          <w:sz w:val="24"/>
-          <w:szCs w:val="24"/>
-        </w:rPr>
-      </w:pPr>
-      <w:r>
-        <w:rPr>
-          <w:rFonts w:ascii="Times New Roman" w:hAnsi="Times New Roman" w:cs="Times New Roman"/>
-          <w:b/>
-          <w:bCs w:val="1"/>
-          <w:i w:val="0"/>
-          <w:color w:val="000000"/>
-          <w:sz w:val="24"/>
-          <w:szCs w:val="24"/>
-          <w:rtl w:val="0"/>
-        </w:rPr>
-        <w:t xml:space="preserve">Danh mục hình</w:t>
-      </w:r>
-    </w:p>
-    <w:p>
-      <w:pPr>
-        <w:spacing w:before="150" w:line="362" w:lineRule="auto"/>
-        <w:ind w:left="290" w:right="5644" w:firstLine="0"/>
-        <w:jc w:val="both"/>
-        <w:rPr>
-          <w:sz w:val="21"/>
-          <w:szCs w:val="21"/>
-        </w:rPr>
-        <w:sectPr>
-          <w:type w:val="continuous"/>
-          <w:pgSz w:h="15840" w:w="12240" w:orient="portrait"/>
-          <w:pgMar w:bottom="1134" w:top="1134" w:left="1701" w:right="1134" w:header="199" w:footer="497"/>
-        </w:sectPr>
-      </w:pPr>
-      <w:r>
-        <w:rPr>
-          <w:rFonts w:ascii="Times New Roman" w:hAnsi="Times New Roman" w:cs="Times New Roman"/>
-          <w:b w:val="0"/>
-          <w:i w:val="0"/>
-          <w:color w:val="000000"/>
-          <w:sz w:val="21"/>
-          <w:szCs w:val="21"/>
-          <w:rtl w:val="0"/>
-        </w:rPr>
-        <w:t xml:space="preserve">Hình 2.1 Mã hóa và giải mã hồ sơ B2B trang 16 Hình 2.2 Ký tài liệu và chứng thực CA trang 17 Hình 3.1 Kiến trúc hệ thống trang 19</w:t>
-      </w:r>
-    </w:p>
     <w:bookmarkStart w:colFirst="0" w:colLast="0" w:name="bookmark=id.p1ebrpq4ojv3" w:id="3"/>
     <w:bookmarkEnd w:id="3"/>
+    <w:p>
+      <w:pPr>
+        <w:pageBreakBefore/>
+        <w:spacing w:before="240" w:after="120" w:line="276" w:lineRule="auto"/>
+        <w:jc w:val="center"/>
+      </w:pPr>
+      <w:r>
+        <w:rPr>
+          <w:rFonts w:ascii="Times New Roman" w:hAnsi="Times New Roman" w:cs="Times New Roman" w:eastAsia="Times New Roman"/>
+          <w:b/>
+          <w:color w:val="000000"/>
+          <w:sz w:val="24"/>
+        </w:rPr>
+        <w:t>DANH MỤC HÌNH VẼ</w:t>
+      </w:r>
+    </w:p>
+    <w:p>
+      <w:pPr>
+        <w:spacing w:before="40" w:after="40" w:line="276" w:lineRule="auto"/>
+        <w:jc w:val="left"/>
+        <w:tabs>
+          <w:tab w:val="right" w:leader="dot" w:pos="9072"/>
+        </w:tabs>
+      </w:pPr>
+      <w:r>
+        <w:rPr>
+          <w:rFonts w:ascii="Times New Roman" w:hAnsi="Times New Roman" w:cs="Times New Roman" w:eastAsia="Times New Roman"/>
+          <w:b w:val="0"/>
+          <w:color w:val="000000"/>
+          <w:sz w:val="24"/>
+        </w:rPr>
+        <w:t>Hình 1.1: Mô hình mã hóa lai OpenPGP kết hợp mã hóa khóa đối xứng và bất đối xứng</w:t>
+      </w:r>
+      <w:r>
+        <w:rPr>
+          <w:rFonts w:ascii="Times New Roman" w:hAnsi="Times New Roman" w:cs="Times New Roman" w:eastAsia="Times New Roman"/>
+          <w:b w:val="0"/>
+          <w:color w:val="000000"/>
+          <w:sz w:val="24"/>
+        </w:rPr>
+        <w:tab/>
+      </w:r>
+      <w:r>
+        <w:rPr>
+          <w:rFonts w:ascii="Times New Roman" w:hAnsi="Times New Roman" w:cs="Times New Roman" w:eastAsia="Times New Roman"/>
+          <w:b w:val="0"/>
+          <w:color w:val="000000"/>
+          <w:sz w:val="24"/>
+        </w:rPr>
+        <w:t>12</w:t>
+      </w:r>
+    </w:p>
+    <w:p>
+      <w:pPr>
+        <w:spacing w:before="40" w:after="40" w:line="276" w:lineRule="auto"/>
+        <w:jc w:val="left"/>
+        <w:tabs>
+          <w:tab w:val="right" w:leader="dot" w:pos="9072"/>
+        </w:tabs>
+      </w:pPr>
+      <w:r>
+        <w:rPr>
+          <w:rFonts w:ascii="Times New Roman" w:hAnsi="Times New Roman" w:cs="Times New Roman" w:eastAsia="Times New Roman"/>
+          <w:b w:val="0"/>
+          <w:color w:val="000000"/>
+          <w:sz w:val="24"/>
+        </w:rPr>
+        <w:t>Hình 2.1: Sơ đồ khối mã hóa và giải mã hồ sơ B2B trong giao dịch doanh nghiệp</w:t>
+      </w:r>
+      <w:r>
+        <w:rPr>
+          <w:rFonts w:ascii="Times New Roman" w:hAnsi="Times New Roman" w:cs="Times New Roman" w:eastAsia="Times New Roman"/>
+          <w:b w:val="0"/>
+          <w:color w:val="000000"/>
+          <w:sz w:val="24"/>
+        </w:rPr>
+        <w:tab/>
+      </w:r>
+      <w:r>
+        <w:rPr>
+          <w:rFonts w:ascii="Times New Roman" w:hAnsi="Times New Roman" w:cs="Times New Roman" w:eastAsia="Times New Roman"/>
+          <w:b w:val="0"/>
+          <w:color w:val="000000"/>
+          <w:sz w:val="24"/>
+        </w:rPr>
+        <w:t>16</w:t>
+      </w:r>
+    </w:p>
+    <w:p>
+      <w:pPr>
+        <w:spacing w:before="40" w:after="40" w:line="276" w:lineRule="auto"/>
+        <w:jc w:val="left"/>
+        <w:tabs>
+          <w:tab w:val="right" w:leader="dot" w:pos="9072"/>
+        </w:tabs>
+      </w:pPr>
+      <w:r>
+        <w:rPr>
+          <w:rFonts w:ascii="Times New Roman" w:hAnsi="Times New Roman" w:cs="Times New Roman" w:eastAsia="Times New Roman"/>
+          <w:b w:val="0"/>
+          <w:color w:val="000000"/>
+          <w:sz w:val="24"/>
+        </w:rPr>
+        <w:t>Hình 2.2: Quy trình ký tài liệu, xác minh chữ ký và chứng thực Root CA</w:t>
+      </w:r>
+      <w:r>
+        <w:rPr>
+          <w:rFonts w:ascii="Times New Roman" w:hAnsi="Times New Roman" w:cs="Times New Roman" w:eastAsia="Times New Roman"/>
+          <w:b w:val="0"/>
+          <w:color w:val="000000"/>
+          <w:sz w:val="24"/>
+        </w:rPr>
+        <w:tab/>
+      </w:r>
+      <w:r>
+        <w:rPr>
+          <w:rFonts w:ascii="Times New Roman" w:hAnsi="Times New Roman" w:cs="Times New Roman" w:eastAsia="Times New Roman"/>
+          <w:b w:val="0"/>
+          <w:color w:val="000000"/>
+          <w:sz w:val="24"/>
+        </w:rPr>
+        <w:t>17</w:t>
+      </w:r>
+    </w:p>
+    <w:p>
+      <w:pPr>
+        <w:spacing w:before="40" w:after="40" w:line="276" w:lineRule="auto"/>
+        <w:jc w:val="left"/>
+        <w:tabs>
+          <w:tab w:val="right" w:leader="dot" w:pos="9072"/>
+        </w:tabs>
+      </w:pPr>
+      <w:r>
+        <w:rPr>
+          <w:rFonts w:ascii="Times New Roman" w:hAnsi="Times New Roman" w:cs="Times New Roman" w:eastAsia="Times New Roman"/>
+          <w:b w:val="0"/>
+          <w:color w:val="000000"/>
+          <w:sz w:val="24"/>
+        </w:rPr>
+        <w:t>Hình 3.1: Kiến trúc mô-đun thư viện OpenPGP và luồng xử lý dữ liệu hệ thống</w:t>
+      </w:r>
+      <w:r>
+        <w:rPr>
+          <w:rFonts w:ascii="Times New Roman" w:hAnsi="Times New Roman" w:cs="Times New Roman" w:eastAsia="Times New Roman"/>
+          <w:b w:val="0"/>
+          <w:color w:val="000000"/>
+          <w:sz w:val="24"/>
+        </w:rPr>
+        <w:tab/>
+      </w:r>
+      <w:r>
+        <w:rPr>
+          <w:rFonts w:ascii="Times New Roman" w:hAnsi="Times New Roman" w:cs="Times New Roman" w:eastAsia="Times New Roman"/>
+          <w:b w:val="0"/>
+          <w:color w:val="000000"/>
+          <w:sz w:val="24"/>
+        </w:rPr>
+        <w:t>19</w:t>
+      </w:r>
+    </w:p>
+    <w:p>
+      <w:pPr>
+        <w:pageBreakBefore/>
+        <w:spacing w:before="240" w:after="120" w:line="276" w:lineRule="auto"/>
+        <w:jc w:val="center"/>
+      </w:pPr>
+      <w:r>
+        <w:rPr>
+          <w:rFonts w:ascii="Times New Roman" w:hAnsi="Times New Roman" w:cs="Times New Roman" w:eastAsia="Times New Roman"/>
+          <w:b/>
+          <w:color w:val="000000"/>
+          <w:sz w:val="24"/>
+        </w:rPr>
+        <w:t>DANH MỤC BẢNG BIỂU</w:t>
+      </w:r>
+    </w:p>
+    <w:p>
+      <w:pPr>
+        <w:spacing w:before="40" w:after="40" w:line="276" w:lineRule="auto"/>
+        <w:jc w:val="left"/>
+        <w:tabs>
+          <w:tab w:val="right" w:leader="dot" w:pos="9072"/>
+        </w:tabs>
+      </w:pPr>
+      <w:r>
+        <w:rPr>
+          <w:rFonts w:ascii="Times New Roman" w:hAnsi="Times New Roman" w:cs="Times New Roman" w:eastAsia="Times New Roman"/>
+          <w:b w:val="0"/>
+          <w:color w:val="000000"/>
+          <w:sz w:val="24"/>
+        </w:rPr>
+        <w:t>Bảng 3.1: Hợp đồng REST và danh mục 14 endpoint nghiệp vụ</w:t>
+      </w:r>
+      <w:r>
+        <w:rPr>
+          <w:rFonts w:ascii="Times New Roman" w:hAnsi="Times New Roman" w:cs="Times New Roman" w:eastAsia="Times New Roman"/>
+          <w:b w:val="0"/>
+          <w:color w:val="000000"/>
+          <w:sz w:val="24"/>
+        </w:rPr>
+        <w:tab/>
+      </w:r>
+      <w:r>
+        <w:rPr>
+          <w:rFonts w:ascii="Times New Roman" w:hAnsi="Times New Roman" w:cs="Times New Roman" w:eastAsia="Times New Roman"/>
+          <w:b w:val="0"/>
+          <w:color w:val="000000"/>
+          <w:sz w:val="24"/>
+        </w:rPr>
+        <w:t>20</w:t>
+      </w:r>
+    </w:p>
+    <w:p>
+      <w:pPr>
+        <w:spacing w:before="40" w:after="40" w:line="276" w:lineRule="auto"/>
+        <w:jc w:val="left"/>
+        <w:tabs>
+          <w:tab w:val="right" w:leader="dot" w:pos="9072"/>
+        </w:tabs>
+      </w:pPr>
+      <w:r>
+        <w:rPr>
+          <w:rFonts w:ascii="Times New Roman" w:hAnsi="Times New Roman" w:cs="Times New Roman" w:eastAsia="Times New Roman"/>
+          <w:b w:val="0"/>
+          <w:color w:val="000000"/>
+          <w:sz w:val="24"/>
+        </w:rPr>
+        <w:t>Bảng 3.2: Lược đồ quan hệ logic sáu vùng dữ liệu JSON trong hệ thống</w:t>
+      </w:r>
+      <w:r>
+        <w:rPr>
+          <w:rFonts w:ascii="Times New Roman" w:hAnsi="Times New Roman" w:cs="Times New Roman" w:eastAsia="Times New Roman"/>
+          <w:b w:val="0"/>
+          <w:color w:val="000000"/>
+          <w:sz w:val="24"/>
+        </w:rPr>
+        <w:tab/>
+      </w:r>
+      <w:r>
+        <w:rPr>
+          <w:rFonts w:ascii="Times New Roman" w:hAnsi="Times New Roman" w:cs="Times New Roman" w:eastAsia="Times New Roman"/>
+          <w:b w:val="0"/>
+          <w:color w:val="000000"/>
+          <w:sz w:val="24"/>
+        </w:rPr>
+        <w:t>23</w:t>
+      </w:r>
+    </w:p>
+    <w:p>
+      <w:pPr>
+        <w:spacing w:before="40" w:after="40" w:line="276" w:lineRule="auto"/>
+        <w:jc w:val="left"/>
+        <w:tabs>
+          <w:tab w:val="right" w:leader="dot" w:pos="9072"/>
+        </w:tabs>
+      </w:pPr>
+      <w:r>
+        <w:rPr>
+          <w:rFonts w:ascii="Times New Roman" w:hAnsi="Times New Roman" w:cs="Times New Roman" w:eastAsia="Times New Roman"/>
+          <w:b w:val="0"/>
+          <w:color w:val="000000"/>
+          <w:sz w:val="24"/>
+        </w:rPr>
+        <w:t>Bảng 4.1: So sánh đặc điểm kỹ thuật ba dạng chữ ký OpenPGP</w:t>
+      </w:r>
+      <w:r>
+        <w:rPr>
+          <w:rFonts w:ascii="Times New Roman" w:hAnsi="Times New Roman" w:cs="Times New Roman" w:eastAsia="Times New Roman"/>
+          <w:b w:val="0"/>
+          <w:color w:val="000000"/>
+          <w:sz w:val="24"/>
+        </w:rPr>
+        <w:tab/>
+      </w:r>
+      <w:r>
+        <w:rPr>
+          <w:rFonts w:ascii="Times New Roman" w:hAnsi="Times New Roman" w:cs="Times New Roman" w:eastAsia="Times New Roman"/>
+          <w:b w:val="0"/>
+          <w:color w:val="000000"/>
+          <w:sz w:val="24"/>
+        </w:rPr>
+        <w:t>28</w:t>
+      </w:r>
+    </w:p>
+    <w:p>
+      <w:pPr>
+        <w:spacing w:before="40" w:after="40" w:line="276" w:lineRule="auto"/>
+        <w:jc w:val="left"/>
+        <w:tabs>
+          <w:tab w:val="right" w:leader="dot" w:pos="9072"/>
+        </w:tabs>
+      </w:pPr>
+      <w:r>
+        <w:rPr>
+          <w:rFonts w:ascii="Times New Roman" w:hAnsi="Times New Roman" w:cs="Times New Roman" w:eastAsia="Times New Roman"/>
+          <w:b w:val="0"/>
+          <w:color w:val="000000"/>
+          <w:sz w:val="24"/>
+        </w:rPr>
+        <w:t>Bảng 4.2: Ý nghĩa các cờ kết quả kiểm tra chữ ký và chứng thực CA</w:t>
+      </w:r>
+      <w:r>
+        <w:rPr>
+          <w:rFonts w:ascii="Times New Roman" w:hAnsi="Times New Roman" w:cs="Times New Roman" w:eastAsia="Times New Roman"/>
+          <w:b w:val="0"/>
+          <w:color w:val="000000"/>
+          <w:sz w:val="24"/>
+        </w:rPr>
+        <w:tab/>
+      </w:r>
+      <w:r>
+        <w:rPr>
+          <w:rFonts w:ascii="Times New Roman" w:hAnsi="Times New Roman" w:cs="Times New Roman" w:eastAsia="Times New Roman"/>
+          <w:b w:val="0"/>
+          <w:color w:val="000000"/>
+          <w:sz w:val="24"/>
+        </w:rPr>
+        <w:t>31</w:t>
+      </w:r>
+    </w:p>
+    <w:p>
+      <w:pPr>
+        <w:spacing w:before="40" w:after="40" w:line="276" w:lineRule="auto"/>
+        <w:jc w:val="left"/>
+        <w:tabs>
+          <w:tab w:val="right" w:leader="dot" w:pos="9072"/>
+        </w:tabs>
+      </w:pPr>
+      <w:r>
+        <w:rPr>
+          <w:rFonts w:ascii="Times New Roman" w:hAnsi="Times New Roman" w:cs="Times New Roman" w:eastAsia="Times New Roman"/>
+          <w:b w:val="0"/>
+          <w:color w:val="000000"/>
+          <w:sz w:val="24"/>
+        </w:rPr>
+        <w:t>Bảng 5.1: Danh mục thư viện phụ thuộc và công cụ phát triển hệ thống</w:t>
+      </w:r>
+      <w:r>
+        <w:rPr>
+          <w:rFonts w:ascii="Times New Roman" w:hAnsi="Times New Roman" w:cs="Times New Roman" w:eastAsia="Times New Roman"/>
+          <w:b w:val="0"/>
+          <w:color w:val="000000"/>
+          <w:sz w:val="24"/>
+        </w:rPr>
+        <w:tab/>
+      </w:r>
+      <w:r>
+        <w:rPr>
+          <w:rFonts w:ascii="Times New Roman" w:hAnsi="Times New Roman" w:cs="Times New Roman" w:eastAsia="Times New Roman"/>
+          <w:b w:val="0"/>
+          <w:color w:val="000000"/>
+          <w:sz w:val="24"/>
+        </w:rPr>
+        <w:t>34</w:t>
+      </w:r>
+    </w:p>
+    <w:p>
+      <w:pPr>
+        <w:spacing w:before="40" w:after="40" w:line="276" w:lineRule="auto"/>
+        <w:jc w:val="left"/>
+        <w:tabs>
+          <w:tab w:val="right" w:leader="dot" w:pos="9072"/>
+        </w:tabs>
+      </w:pPr>
+      <w:r>
+        <w:rPr>
+          <w:rFonts w:ascii="Times New Roman" w:hAnsi="Times New Roman" w:cs="Times New Roman" w:eastAsia="Times New Roman"/>
+          <w:b w:val="0"/>
+          <w:color w:val="000000"/>
+          <w:sz w:val="24"/>
+        </w:rPr>
+        <w:t>Bảng 5.2: Kiểm tra tương thích gói tin OpenPGP với công cụ GnuPG</w:t>
+      </w:r>
+      <w:r>
+        <w:rPr>
+          <w:rFonts w:ascii="Times New Roman" w:hAnsi="Times New Roman" w:cs="Times New Roman" w:eastAsia="Times New Roman"/>
+          <w:b w:val="0"/>
+          <w:color w:val="000000"/>
+          <w:sz w:val="24"/>
+        </w:rPr>
+        <w:tab/>
+      </w:r>
+      <w:r>
+        <w:rPr>
+          <w:rFonts w:ascii="Times New Roman" w:hAnsi="Times New Roman" w:cs="Times New Roman" w:eastAsia="Times New Roman"/>
+          <w:b w:val="0"/>
+          <w:color w:val="000000"/>
+          <w:sz w:val="24"/>
+        </w:rPr>
+        <w:t>37</w:t>
+      </w:r>
+    </w:p>
+    <w:p>
+      <w:pPr>
+        <w:spacing w:before="40" w:after="40" w:line="276" w:lineRule="auto"/>
+        <w:jc w:val="left"/>
+        <w:tabs>
+          <w:tab w:val="right" w:leader="dot" w:pos="9072"/>
+        </w:tabs>
+      </w:pPr>
+      <w:r>
+        <w:rPr>
+          <w:rFonts w:ascii="Times New Roman" w:hAnsi="Times New Roman" w:cs="Times New Roman" w:eastAsia="Times New Roman"/>
+          <w:b w:val="0"/>
+          <w:color w:val="000000"/>
+          <w:sz w:val="24"/>
+        </w:rPr>
+        <w:t>Bảng 6.1: Kết quả kiểm thử chức năng mật mã và vòng đời khóa</w:t>
+      </w:r>
+      <w:r>
+        <w:rPr>
+          <w:rFonts w:ascii="Times New Roman" w:hAnsi="Times New Roman" w:cs="Times New Roman" w:eastAsia="Times New Roman"/>
+          <w:b w:val="0"/>
+          <w:color w:val="000000"/>
+          <w:sz w:val="24"/>
+        </w:rPr>
+        <w:tab/>
+      </w:r>
+      <w:r>
+        <w:rPr>
+          <w:rFonts w:ascii="Times New Roman" w:hAnsi="Times New Roman" w:cs="Times New Roman" w:eastAsia="Times New Roman"/>
+          <w:b w:val="0"/>
+          <w:color w:val="000000"/>
+          <w:sz w:val="24"/>
+        </w:rPr>
+        <w:t>41</w:t>
+      </w:r>
+    </w:p>
+    <w:p>
+      <w:pPr>
+        <w:spacing w:before="40" w:after="40" w:line="276" w:lineRule="auto"/>
+        <w:jc w:val="left"/>
+        <w:tabs>
+          <w:tab w:val="right" w:leader="dot" w:pos="9072"/>
+        </w:tabs>
+      </w:pPr>
+      <w:r>
+        <w:rPr>
+          <w:rFonts w:ascii="Times New Roman" w:hAnsi="Times New Roman" w:cs="Times New Roman" w:eastAsia="Times New Roman"/>
+          <w:b w:val="0"/>
+          <w:color w:val="000000"/>
+          <w:sz w:val="24"/>
+        </w:rPr>
+        <w:t>Bảng 6.2: Đánh giá an toàn ranh giới dữ liệu và bảo vệ khóa bí mật</w:t>
+      </w:r>
+      <w:r>
+        <w:rPr>
+          <w:rFonts w:ascii="Times New Roman" w:hAnsi="Times New Roman" w:cs="Times New Roman" w:eastAsia="Times New Roman"/>
+          <w:b w:val="0"/>
+          <w:color w:val="000000"/>
+          <w:sz w:val="24"/>
+        </w:rPr>
+        <w:tab/>
+      </w:r>
+      <w:r>
+        <w:rPr>
+          <w:rFonts w:ascii="Times New Roman" w:hAnsi="Times New Roman" w:cs="Times New Roman" w:eastAsia="Times New Roman"/>
+          <w:b w:val="0"/>
+          <w:color w:val="000000"/>
+          <w:sz w:val="24"/>
+        </w:rPr>
+        <w:t>43</w:t>
+      </w:r>
+    </w:p>
+    <w:p>
+      <w:pPr>
+        <w:spacing w:before="40" w:after="40" w:line="276" w:lineRule="auto"/>
+        <w:jc w:val="left"/>
+        <w:tabs>
+          <w:tab w:val="right" w:leader="dot" w:pos="9072"/>
+        </w:tabs>
+      </w:pPr>
+      <w:r>
+        <w:rPr>
+          <w:rFonts w:ascii="Times New Roman" w:hAnsi="Times New Roman" w:cs="Times New Roman" w:eastAsia="Times New Roman"/>
+          <w:b w:val="0"/>
+          <w:color w:val="000000"/>
+          <w:sz w:val="24"/>
+        </w:rPr>
+        <w:t>Bảng 7.1: Ma trận nghiệm thu và hướng phát triển hệ thống</w:t>
+      </w:r>
+      <w:r>
+        <w:rPr>
+          <w:rFonts w:ascii="Times New Roman" w:hAnsi="Times New Roman" w:cs="Times New Roman" w:eastAsia="Times New Roman"/>
+          <w:b w:val="0"/>
+          <w:color w:val="000000"/>
+          <w:sz w:val="24"/>
+        </w:rPr>
+        <w:tab/>
+      </w:r>
+      <w:r>
+        <w:rPr>
+          <w:rFonts w:ascii="Times New Roman" w:hAnsi="Times New Roman" w:cs="Times New Roman" w:eastAsia="Times New Roman"/>
+          <w:b w:val="0"/>
+          <w:color w:val="000000"/>
+          <w:sz w:val="24"/>
+        </w:rPr>
+        <w:t>46</w:t>
+      </w:r>
+    </w:p>
     <w:p>
       <w:pPr>
         <w:pStyle w:val="Heading2"/>
@@ -4712,20 +4470,20 @@
         <w:tblInd w:w="339.0" w:type="dxa"/>
         <w:tblLayout w:type="fixed"/>
         <w:tblLook w:val="0000"/>
-        <w:tblBorders>
-          <w:top w:val="single" w:sz="8" w:space="0" w:color="1E293B"/>
-          <w:bottom w:val="single" w:sz="8" w:space="0" w:color="1E293B"/>
-          <w:left w:val="none"/>
-          <w:right w:val="none"/>
-          <w:insideH w:val="single" w:sz="4" w:space="0" w:color="CBD5E1"/>
-          <w:insideV w:val="single" w:sz="4" w:space="0" w:color="E2E8F0"/>
-        </w:tblBorders>
         <w:tblCellMar>
           <w:top w:w="120" w:type="dxa"/>
           <w:bottom w:w="120" w:type="dxa"/>
           <w:left w:w="160" w:type="dxa"/>
           <w:right w:w="160" w:type="dxa"/>
         </w:tblCellMar>
+        <w:tblBorders>
+          <w:top w:val="single" w:sz="8" w:space="0" w:color="auto"/>
+          <w:bottom w:val="single" w:sz="8" w:space="0" w:color="auto"/>
+          <w:insideH w:val="single" w:sz="4" w:space="0" w:color="auto"/>
+          <w:left w:val="none"/>
+          <w:right w:val="none"/>
+          <w:insideV w:val="none"/>
+        </w:tblBorders>
       </w:tblPr>
       <w:tblGrid>
         <w:gridCol w:w="2408"/>
@@ -4745,1029 +4503,691 @@
         </w:trPr>
         <w:tc>
           <w:tcPr>
-            <w:shd w:fill="1E293B"/>
             <w:vAlign w:val="center"/>
+            <w:tcW w:type="dxa" w:w="1984"/>
+            <w:shd w:val="clear" w:color="auto" w:fill="auto"/>
+            <w:tcMar>
+              <w:top w:w="80" w:type="dxa"/>
+              <w:left w:w="120" w:type="dxa"/>
+              <w:bottom w:w="80" w:type="dxa"/>
+              <w:right w:w="120" w:type="dxa"/>
+            </w:tcMar>
+            <w:tcMar>
+              <w:top w:w="140" w:type="dxa"/>
+              <w:bottom w:w="140" w:type="dxa"/>
+              <w:left w:w="160" w:type="dxa"/>
+              <w:right w:w="160" w:type="dxa"/>
+            </w:tcMar>
           </w:tcPr>
           <w:p>
             <w:pPr>
-              <w:pBdr>
-                <w:top w:space="0" w:sz="0" w:val="nil"/>
-                <w:left w:space="0" w:sz="0" w:val="nil"/>
-                <w:bottom w:space="0" w:sz="0" w:val="nil"/>
-                <w:right w:space="0" w:sz="0" w:val="nil"/>
-                <w:between w:space="0" w:sz="0" w:val="nil"/>
-              </w:pBdr>
-              <w:spacing w:before="69" w:lineRule="auto"/>
-              <w:ind w:left="99" w:firstLine="0"/>
               <w:jc w:val="center"/>
-              <w:rPr>
-                <w:b w:val="1"/>
-                <w:bCs w:val="1"/>
-                <w:color w:val="000000"/>
-                <w:sz w:val="21"/>
-                <w:szCs w:val="21"/>
-              </w:rPr>
-            </w:pPr>
-            <w:r>
-              <w:rPr>
-                <w:rFonts w:ascii="Times New Roman" w:hAnsi="Times New Roman" w:cs="Times New Roman"/>
+            </w:pPr>
+            <w:r>
+              <w:rPr>
+                <w:rFonts w:ascii="Times New Roman" w:hAnsi="Times New Roman"/>
                 <w:b/>
-                <w:bCs w:val="1"/>
-                <w:i w:val="0"/>
-                <w:color w:val="FFFFFF"/>
-                <w:sz w:val="21"/>
-                <w:szCs w:val="21"/>
-                <w:rtl w:val="0"/>
-              </w:rPr>
-              <w:t xml:space="preserve">Thuật ngữ</w:t>
+                <w:color w:val="000000"/>
+                <w:sz w:val="24"/>
+              </w:rPr>
+              <w:t>Thuật ngữ</w:t>
             </w:r>
           </w:p>
         </w:tc>
         <w:tc>
           <w:tcPr>
-            <w:shd w:fill="1E293B"/>
             <w:vAlign w:val="center"/>
+            <w:tcW w:type="dxa" w:w="7087"/>
+            <w:shd w:val="clear" w:color="auto" w:fill="auto"/>
+            <w:tcMar>
+              <w:top w:w="80" w:type="dxa"/>
+              <w:left w:w="120" w:type="dxa"/>
+              <w:bottom w:w="80" w:type="dxa"/>
+              <w:right w:w="120" w:type="dxa"/>
+            </w:tcMar>
+            <w:tcMar>
+              <w:top w:w="140" w:type="dxa"/>
+              <w:bottom w:w="140" w:type="dxa"/>
+              <w:left w:w="160" w:type="dxa"/>
+              <w:right w:w="160" w:type="dxa"/>
+            </w:tcMar>
           </w:tcPr>
           <w:p>
             <w:pPr>
-              <w:pBdr>
-                <w:top w:space="0" w:sz="0" w:val="nil"/>
-                <w:left w:space="0" w:sz="0" w:val="nil"/>
-                <w:bottom w:space="0" w:sz="0" w:val="nil"/>
-                <w:right w:space="0" w:sz="0" w:val="nil"/>
-                <w:between w:space="0" w:sz="0" w:val="nil"/>
-              </w:pBdr>
-              <w:spacing w:before="69" w:lineRule="auto"/>
-              <w:ind w:left="100" w:firstLine="0"/>
               <w:jc w:val="center"/>
-              <w:rPr>
-                <w:b w:val="1"/>
-                <w:bCs w:val="1"/>
-                <w:color w:val="000000"/>
-                <w:sz w:val="21"/>
-                <w:szCs w:val="21"/>
-              </w:rPr>
-            </w:pPr>
-            <w:r>
-              <w:rPr>
-                <w:rFonts w:ascii="Times New Roman" w:hAnsi="Times New Roman" w:cs="Times New Roman"/>
+            </w:pPr>
+            <w:r>
+              <w:rPr>
+                <w:rFonts w:ascii="Times New Roman" w:hAnsi="Times New Roman"/>
                 <w:b/>
-                <w:bCs w:val="1"/>
-                <w:i w:val="0"/>
-                <w:color w:val="FFFFFF"/>
-                <w:sz w:val="21"/>
-                <w:szCs w:val="21"/>
-                <w:rtl w:val="0"/>
-              </w:rPr>
-              <w:t xml:space="preserve">Diễn giải trong báo cáo</w:t>
+                <w:color w:val="000000"/>
+                <w:sz w:val="24"/>
+              </w:rPr>
+              <w:t>Diễn giải trong báo cáo</w:t>
             </w:r>
           </w:p>
         </w:tc>
       </w:tr>
       <w:tr>
-        <w:trPr>
-          <w:cantSplit w:val="0"/>
-          <w:trHeight w:val="425" w:hRule="atLeast"/>
-          <w:tblHeader w:val="0"/>
-        </w:trPr>
         <w:tc>
           <w:tcPr>
-            <w:shd w:fill="F8FAFC"/>
-            <w:vAlign w:val="center"/>
+            <w:tcW w:type="dxa" w:w="1984"/>
+            <w:tcMar>
+              <w:top w:w="100" w:type="dxa"/>
+              <w:bottom w:w="100" w:type="dxa"/>
+              <w:left w:w="160" w:type="dxa"/>
+              <w:right w:w="160" w:type="dxa"/>
+            </w:tcMar>
           </w:tcPr>
           <w:p>
             <w:pPr>
-              <w:pBdr>
-                <w:top w:space="0" w:sz="0" w:val="nil"/>
-                <w:left w:space="0" w:sz="0" w:val="nil"/>
-                <w:bottom w:space="0" w:sz="0" w:val="nil"/>
-                <w:right w:space="0" w:sz="0" w:val="nil"/>
-                <w:between w:space="0" w:sz="0" w:val="nil"/>
-              </w:pBdr>
-              <w:spacing w:before="68" w:lineRule="auto"/>
-              <w:ind w:left="99" w:firstLine="0"/>
-              <w:rPr>
-                <w:color w:val="000000"/>
-                <w:sz w:val="21"/>
-                <w:szCs w:val="21"/>
-              </w:rPr>
-            </w:pPr>
-            <w:r>
-              <w:rPr>
-                <w:rFonts w:ascii="Times New Roman" w:hAnsi="Times New Roman" w:cs="Times New Roman"/>
-                <w:b w:val="0"/>
-                <w:i w:val="0"/>
-                <w:color w:val="1F2937"/>
-                <w:sz w:val="20"/>
-                <w:szCs w:val="21"/>
-                <w:rtl w:val="0"/>
-              </w:rPr>
-              <w:t xml:space="preserve">OpenPGP</w:t>
+              <w:jc w:val="left"/>
+            </w:pPr>
+            <w:r>
+              <w:rPr>
+                <w:rFonts w:ascii="Times New Roman" w:hAnsi="Times New Roman"/>
+                <w:b/>
+                <w:color w:val="000000"/>
+                <w:sz w:val="24"/>
+              </w:rPr>
+              <w:t>OpenPGP</w:t>
             </w:r>
           </w:p>
         </w:tc>
         <w:tc>
           <w:tcPr>
-            <w:shd w:fill="F8FAFC"/>
-            <w:vAlign w:val="center"/>
+            <w:tcW w:type="dxa" w:w="7087"/>
+            <w:tcMar>
+              <w:top w:w="100" w:type="dxa"/>
+              <w:bottom w:w="100" w:type="dxa"/>
+              <w:left w:w="160" w:type="dxa"/>
+              <w:right w:w="160" w:type="dxa"/>
+            </w:tcMar>
           </w:tcPr>
           <w:p>
             <w:pPr>
-              <w:pBdr>
-                <w:top w:space="0" w:sz="0" w:val="nil"/>
-                <w:left w:space="0" w:sz="0" w:val="nil"/>
-                <w:bottom w:space="0" w:sz="0" w:val="nil"/>
-                <w:right w:space="0" w:sz="0" w:val="nil"/>
-                <w:between w:space="0" w:sz="0" w:val="nil"/>
-              </w:pBdr>
-              <w:spacing w:before="68" w:lineRule="auto"/>
-              <w:ind w:left="100" w:firstLine="0"/>
-              <w:rPr>
-                <w:color w:val="000000"/>
-                <w:sz w:val="21"/>
-                <w:szCs w:val="21"/>
-              </w:rPr>
-            </w:pPr>
-            <w:r>
-              <w:rPr>
-                <w:rFonts w:ascii="Times New Roman" w:hAnsi="Times New Roman" w:cs="Times New Roman"/>
+              <w:jc w:val="left"/>
+            </w:pPr>
+            <w:r>
+              <w:rPr>
+                <w:rFonts w:ascii="Times New Roman" w:hAnsi="Times New Roman"/>
                 <w:b w:val="0"/>
-                <w:i w:val="0"/>
-                <w:color w:val="1F2937"/>
-                <w:sz w:val="20"/>
-                <w:szCs w:val="21"/>
-                <w:rtl w:val="0"/>
-              </w:rPr>
-              <w:t xml:space="preserve">Chuẩn định dạng khóa, chữ ký và thông điệp mật mã.</w:t>
+                <w:color w:val="000000"/>
+                <w:sz w:val="24"/>
+              </w:rPr>
+              <w:t>Tiêu chuẩn mở cho mã hóa email và tệp tin (RFC 4880 / RFC 9580)</w:t>
             </w:r>
           </w:p>
         </w:tc>
       </w:tr>
       <w:tr>
-        <w:trPr>
-          <w:cantSplit w:val="0"/>
-          <w:trHeight w:val="427" w:hRule="atLeast"/>
-          <w:tblHeader w:val="0"/>
-        </w:trPr>
         <w:tc>
           <w:tcPr>
-            <w:shd w:fill="FFFFFF"/>
-            <w:vAlign w:val="center"/>
+            <w:tcW w:type="dxa" w:w="1984"/>
+            <w:tcMar>
+              <w:top w:w="100" w:type="dxa"/>
+              <w:bottom w:w="100" w:type="dxa"/>
+              <w:left w:w="160" w:type="dxa"/>
+              <w:right w:w="160" w:type="dxa"/>
+            </w:tcMar>
           </w:tcPr>
           <w:p>
             <w:pPr>
-              <w:pBdr>
-                <w:top w:space="0" w:sz="0" w:val="nil"/>
-                <w:left w:space="0" w:sz="0" w:val="nil"/>
-                <w:bottom w:space="0" w:sz="0" w:val="nil"/>
-                <w:right w:space="0" w:sz="0" w:val="nil"/>
-                <w:between w:space="0" w:sz="0" w:val="nil"/>
-              </w:pBdr>
-              <w:spacing w:before="69" w:lineRule="auto"/>
-              <w:ind w:left="99" w:firstLine="0"/>
-              <w:rPr>
-                <w:color w:val="000000"/>
-                <w:sz w:val="21"/>
-                <w:szCs w:val="21"/>
-              </w:rPr>
-            </w:pPr>
-            <w:r>
-              <w:rPr>
-                <w:rFonts w:ascii="Times New Roman" w:hAnsi="Times New Roman" w:cs="Times New Roman"/>
-                <w:b w:val="0"/>
-                <w:i w:val="0"/>
-                <w:color w:val="1F2937"/>
-                <w:sz w:val="20"/>
-                <w:szCs w:val="21"/>
-                <w:rtl w:val="0"/>
-              </w:rPr>
-              <w:t xml:space="preserve">CA nội bộ</w:t>
+              <w:jc w:val="left"/>
+            </w:pPr>
+            <w:r>
+              <w:rPr>
+                <w:rFonts w:ascii="Times New Roman" w:hAnsi="Times New Roman"/>
+                <w:b/>
+                <w:color w:val="000000"/>
+                <w:sz w:val="24"/>
+              </w:rPr>
+              <w:t>PGP</w:t>
             </w:r>
           </w:p>
         </w:tc>
         <w:tc>
           <w:tcPr>
-            <w:shd w:fill="FFFFFF"/>
-            <w:vAlign w:val="center"/>
+            <w:tcW w:type="dxa" w:w="7087"/>
+            <w:tcMar>
+              <w:top w:w="100" w:type="dxa"/>
+              <w:bottom w:w="100" w:type="dxa"/>
+              <w:left w:w="160" w:type="dxa"/>
+              <w:right w:w="160" w:type="dxa"/>
+            </w:tcMar>
           </w:tcPr>
           <w:p>
             <w:pPr>
-              <w:pBdr>
-                <w:top w:space="0" w:sz="0" w:val="nil"/>
-                <w:left w:space="0" w:sz="0" w:val="nil"/>
-                <w:bottom w:space="0" w:sz="0" w:val="nil"/>
-                <w:right w:space="0" w:sz="0" w:val="nil"/>
-                <w:between w:space="0" w:sz="0" w:val="nil"/>
-              </w:pBdr>
-              <w:spacing w:before="69" w:lineRule="auto"/>
-              <w:ind w:left="100" w:firstLine="0"/>
-              <w:rPr>
-                <w:color w:val="000000"/>
-                <w:sz w:val="21"/>
-                <w:szCs w:val="21"/>
-              </w:rPr>
-            </w:pPr>
-            <w:r>
-              <w:rPr>
-                <w:rFonts w:ascii="Times New Roman" w:hAnsi="Times New Roman" w:cs="Times New Roman"/>
+              <w:jc w:val="left"/>
+            </w:pPr>
+            <w:r>
+              <w:rPr>
+                <w:rFonts w:ascii="Times New Roman" w:hAnsi="Times New Roman"/>
                 <w:b w:val="0"/>
-                <w:i w:val="0"/>
-                <w:color w:val="1F2937"/>
-                <w:sz w:val="20"/>
-                <w:szCs w:val="21"/>
-                <w:rtl w:val="0"/>
-              </w:rPr>
-              <w:t xml:space="preserve">Chủ thể chứng thực quan hệ giữa danh tính và khóa.</w:t>
+                <w:color w:val="000000"/>
+                <w:sz w:val="24"/>
+              </w:rPr>
+              <w:t>Pretty Good Privacy - Hệ thống phần mềm mã hóa dữ liệu</w:t>
             </w:r>
           </w:p>
         </w:tc>
       </w:tr>
       <w:tr>
-        <w:trPr>
-          <w:cantSplit w:val="0"/>
-          <w:trHeight w:val="425" w:hRule="atLeast"/>
-          <w:tblHeader w:val="0"/>
-        </w:trPr>
         <w:tc>
           <w:tcPr>
-            <w:shd w:fill="F8FAFC"/>
-            <w:vAlign w:val="center"/>
+            <w:tcW w:type="dxa" w:w="1984"/>
+            <w:tcMar>
+              <w:top w:w="100" w:type="dxa"/>
+              <w:bottom w:w="100" w:type="dxa"/>
+              <w:left w:w="160" w:type="dxa"/>
+              <w:right w:w="160" w:type="dxa"/>
+            </w:tcMar>
           </w:tcPr>
           <w:p>
             <w:pPr>
-              <w:pBdr>
-                <w:top w:space="0" w:sz="0" w:val="nil"/>
-                <w:left w:space="0" w:sz="0" w:val="nil"/>
-                <w:bottom w:space="0" w:sz="0" w:val="nil"/>
-                <w:right w:space="0" w:sz="0" w:val="nil"/>
-                <w:between w:space="0" w:sz="0" w:val="nil"/>
-              </w:pBdr>
-              <w:spacing w:before="68" w:lineRule="auto"/>
-              <w:ind w:left="99" w:firstLine="0"/>
-              <w:rPr>
-                <w:color w:val="000000"/>
-                <w:sz w:val="21"/>
-                <w:szCs w:val="21"/>
-              </w:rPr>
-            </w:pPr>
-            <w:r>
-              <w:rPr>
-                <w:rFonts w:ascii="Times New Roman" w:hAnsi="Times New Roman" w:cs="Times New Roman"/>
-                <w:b w:val="0"/>
-                <w:i w:val="0"/>
-                <w:color w:val="1F2937"/>
-                <w:sz w:val="20"/>
-                <w:szCs w:val="21"/>
-                <w:rtl w:val="0"/>
-              </w:rPr>
-              <w:t xml:space="preserve">User ID</w:t>
+              <w:jc w:val="left"/>
+            </w:pPr>
+            <w:r>
+              <w:rPr>
+                <w:rFonts w:ascii="Times New Roman" w:hAnsi="Times New Roman"/>
+                <w:b/>
+                <w:color w:val="000000"/>
+                <w:sz w:val="24"/>
+              </w:rPr>
+              <w:t>GnuPG / GPG</w:t>
             </w:r>
           </w:p>
         </w:tc>
         <w:tc>
           <w:tcPr>
-            <w:shd w:fill="F8FAFC"/>
-            <w:vAlign w:val="center"/>
+            <w:tcW w:type="dxa" w:w="7087"/>
+            <w:tcMar>
+              <w:top w:w="100" w:type="dxa"/>
+              <w:bottom w:w="100" w:type="dxa"/>
+              <w:left w:w="160" w:type="dxa"/>
+              <w:right w:w="160" w:type="dxa"/>
+            </w:tcMar>
           </w:tcPr>
           <w:p>
             <w:pPr>
-              <w:pBdr>
-                <w:top w:space="0" w:sz="0" w:val="nil"/>
-                <w:left w:space="0" w:sz="0" w:val="nil"/>
-                <w:bottom w:space="0" w:sz="0" w:val="nil"/>
-                <w:right w:space="0" w:sz="0" w:val="nil"/>
-                <w:between w:space="0" w:sz="0" w:val="nil"/>
-              </w:pBdr>
-              <w:spacing w:before="68" w:lineRule="auto"/>
-              <w:ind w:left="100" w:firstLine="0"/>
-              <w:rPr>
-                <w:color w:val="000000"/>
-                <w:sz w:val="21"/>
-                <w:szCs w:val="21"/>
-              </w:rPr>
-            </w:pPr>
-            <w:r>
-              <w:rPr>
-                <w:rFonts w:ascii="Times New Roman" w:hAnsi="Times New Roman" w:cs="Times New Roman"/>
+              <w:jc w:val="left"/>
+            </w:pPr>
+            <w:r>
+              <w:rPr>
+                <w:rFonts w:ascii="Times New Roman" w:hAnsi="Times New Roman"/>
                 <w:b w:val="0"/>
-                <w:i w:val="0"/>
-                <w:color w:val="1F2937"/>
-                <w:sz w:val="20"/>
-                <w:szCs w:val="21"/>
-                <w:rtl w:val="0"/>
-              </w:rPr>
-              <w:t xml:space="preserve">Thông tin danh tính gắn với khóa OpenPGP.</w:t>
+                <w:color w:val="000000"/>
+                <w:sz w:val="24"/>
+              </w:rPr>
+              <w:t>Bản cài đặt mã nguồn mở hoàn chỉnh của tiêu chuẩn OpenPGP</w:t>
             </w:r>
           </w:p>
         </w:tc>
       </w:tr>
       <w:tr>
-        <w:trPr>
-          <w:cantSplit w:val="0"/>
-          <w:trHeight w:val="427" w:hRule="atLeast"/>
-          <w:tblHeader w:val="0"/>
-        </w:trPr>
         <w:tc>
           <w:tcPr>
-            <w:shd w:fill="FFFFFF"/>
-            <w:vAlign w:val="center"/>
+            <w:tcW w:type="dxa" w:w="1984"/>
+            <w:tcMar>
+              <w:top w:w="100" w:type="dxa"/>
+              <w:bottom w:w="100" w:type="dxa"/>
+              <w:left w:w="160" w:type="dxa"/>
+              <w:right w:w="160" w:type="dxa"/>
+            </w:tcMar>
           </w:tcPr>
           <w:p>
             <w:pPr>
-              <w:pBdr>
-                <w:top w:space="0" w:sz="0" w:val="nil"/>
-                <w:left w:space="0" w:sz="0" w:val="nil"/>
-                <w:bottom w:space="0" w:sz="0" w:val="nil"/>
-                <w:right w:space="0" w:sz="0" w:val="nil"/>
-                <w:between w:space="0" w:sz="0" w:val="nil"/>
-              </w:pBdr>
-              <w:spacing w:before="69" w:lineRule="auto"/>
-              <w:ind w:left="99" w:firstLine="0"/>
-              <w:rPr>
-                <w:color w:val="000000"/>
-                <w:sz w:val="21"/>
-                <w:szCs w:val="21"/>
-              </w:rPr>
-            </w:pPr>
-            <w:r>
-              <w:rPr>
-                <w:rFonts w:ascii="Times New Roman" w:hAnsi="Times New Roman" w:cs="Times New Roman"/>
-                <w:b w:val="0"/>
-                <w:i w:val="0"/>
-                <w:color w:val="1F2937"/>
-                <w:sz w:val="20"/>
-                <w:szCs w:val="21"/>
-                <w:rtl w:val="0"/>
-              </w:rPr>
-              <w:t xml:space="preserve">Fingerprint</w:t>
+              <w:jc w:val="left"/>
+            </w:pPr>
+            <w:r>
+              <w:rPr>
+                <w:rFonts w:ascii="Times New Roman" w:hAnsi="Times New Roman"/>
+                <w:b/>
+                <w:color w:val="000000"/>
+                <w:sz w:val="24"/>
+              </w:rPr>
+              <w:t>RSA</w:t>
             </w:r>
           </w:p>
         </w:tc>
         <w:tc>
           <w:tcPr>
-            <w:shd w:fill="FFFFFF"/>
-            <w:vAlign w:val="center"/>
+            <w:tcW w:type="dxa" w:w="7087"/>
+            <w:tcMar>
+              <w:top w:w="100" w:type="dxa"/>
+              <w:bottom w:w="100" w:type="dxa"/>
+              <w:left w:w="160" w:type="dxa"/>
+              <w:right w:w="160" w:type="dxa"/>
+            </w:tcMar>
           </w:tcPr>
           <w:p>
             <w:pPr>
-              <w:pBdr>
-                <w:top w:space="0" w:sz="0" w:val="nil"/>
-                <w:left w:space="0" w:sz="0" w:val="nil"/>
-                <w:bottom w:space="0" w:sz="0" w:val="nil"/>
-                <w:right w:space="0" w:sz="0" w:val="nil"/>
-                <w:between w:space="0" w:sz="0" w:val="nil"/>
-              </w:pBdr>
-              <w:spacing w:before="69" w:lineRule="auto"/>
-              <w:ind w:left="100" w:firstLine="0"/>
-              <w:rPr>
-                <w:color w:val="000000"/>
-                <w:sz w:val="21"/>
-                <w:szCs w:val="21"/>
-              </w:rPr>
-            </w:pPr>
-            <w:r>
-              <w:rPr>
-                <w:rFonts w:ascii="Times New Roman" w:hAnsi="Times New Roman" w:cs="Times New Roman"/>
+              <w:jc w:val="left"/>
+            </w:pPr>
+            <w:r>
+              <w:rPr>
+                <w:rFonts w:ascii="Times New Roman" w:hAnsi="Times New Roman"/>
                 <w:b w:val="0"/>
-                <w:i w:val="0"/>
-                <w:color w:val="1F2937"/>
-                <w:sz w:val="20"/>
-                <w:szCs w:val="21"/>
-                <w:rtl w:val="0"/>
-              </w:rPr>
-              <w:t xml:space="preserve">Dấu vân tay đầy đủ dùng để đối chiếu khóa.</w:t>
+                <w:color w:val="000000"/>
+                <w:sz w:val="24"/>
+              </w:rPr>
+              <w:t>Thuật toán mật mã khóa công khai Rivest–Shamir–Adleman</w:t>
             </w:r>
           </w:p>
         </w:tc>
       </w:tr>
       <w:tr>
-        <w:trPr>
-          <w:cantSplit w:val="0"/>
-          <w:trHeight w:val="425" w:hRule="atLeast"/>
-          <w:tblHeader w:val="0"/>
-        </w:trPr>
         <w:tc>
           <w:tcPr>
-            <w:shd w:fill="F8FAFC"/>
-            <w:vAlign w:val="center"/>
+            <w:tcW w:type="dxa" w:w="1984"/>
+            <w:tcMar>
+              <w:top w:w="100" w:type="dxa"/>
+              <w:bottom w:w="100" w:type="dxa"/>
+              <w:left w:w="160" w:type="dxa"/>
+              <w:right w:w="160" w:type="dxa"/>
+            </w:tcMar>
           </w:tcPr>
           <w:p>
             <w:pPr>
-              <w:pBdr>
-                <w:top w:space="0" w:sz="0" w:val="nil"/>
-                <w:left w:space="0" w:sz="0" w:val="nil"/>
-                <w:bottom w:space="0" w:sz="0" w:val="nil"/>
-                <w:right w:space="0" w:sz="0" w:val="nil"/>
-                <w:between w:space="0" w:sz="0" w:val="nil"/>
-              </w:pBdr>
-              <w:spacing w:before="68" w:lineRule="auto"/>
-              <w:ind w:left="99" w:firstLine="0"/>
-              <w:rPr>
-                <w:color w:val="000000"/>
-                <w:sz w:val="21"/>
-                <w:szCs w:val="21"/>
-              </w:rPr>
-            </w:pPr>
-            <w:r>
-              <w:rPr>
-                <w:rFonts w:ascii="Times New Roman" w:hAnsi="Times New Roman" w:cs="Times New Roman"/>
-                <w:b w:val="0"/>
-                <w:i w:val="0"/>
-                <w:color w:val="1F2937"/>
-                <w:sz w:val="20"/>
-                <w:szCs w:val="21"/>
-                <w:rtl w:val="0"/>
-              </w:rPr>
-              <w:t xml:space="preserve">Key ID</w:t>
+              <w:jc w:val="left"/>
+            </w:pPr>
+            <w:r>
+              <w:rPr>
+                <w:rFonts w:ascii="Times New Roman" w:hAnsi="Times New Roman"/>
+                <w:b/>
+                <w:color w:val="000000"/>
+                <w:sz w:val="24"/>
+              </w:rPr>
+              <w:t>ECC</w:t>
             </w:r>
           </w:p>
         </w:tc>
         <w:tc>
           <w:tcPr>
-            <w:shd w:fill="F8FAFC"/>
-            <w:vAlign w:val="center"/>
+            <w:tcW w:type="dxa" w:w="7087"/>
+            <w:tcMar>
+              <w:top w:w="100" w:type="dxa"/>
+              <w:bottom w:w="100" w:type="dxa"/>
+              <w:left w:w="160" w:type="dxa"/>
+              <w:right w:w="160" w:type="dxa"/>
+            </w:tcMar>
           </w:tcPr>
           <w:p>
             <w:pPr>
-              <w:pBdr>
-                <w:top w:space="0" w:sz="0" w:val="nil"/>
-                <w:left w:space="0" w:sz="0" w:val="nil"/>
-                <w:bottom w:space="0" w:sz="0" w:val="nil"/>
-                <w:right w:space="0" w:sz="0" w:val="nil"/>
-                <w:between w:space="0" w:sz="0" w:val="nil"/>
-              </w:pBdr>
-              <w:spacing w:before="68" w:lineRule="auto"/>
-              <w:ind w:left="100" w:firstLine="0"/>
-              <w:rPr>
-                <w:color w:val="000000"/>
-                <w:sz w:val="21"/>
-                <w:szCs w:val="21"/>
-              </w:rPr>
-            </w:pPr>
-            <w:r>
-              <w:rPr>
-                <w:rFonts w:ascii="Times New Roman" w:hAnsi="Times New Roman" w:cs="Times New Roman"/>
+              <w:jc w:val="left"/>
+            </w:pPr>
+            <w:r>
+              <w:rPr>
+                <w:rFonts w:ascii="Times New Roman" w:hAnsi="Times New Roman"/>
                 <w:b w:val="0"/>
-                <w:i w:val="0"/>
-                <w:color w:val="1F2937"/>
-                <w:sz w:val="20"/>
-                <w:szCs w:val="21"/>
-                <w:rtl w:val="0"/>
-              </w:rPr>
-              <w:t xml:space="preserve">Định danh rút gọn phục vụ hiển thị và tra cứu.</w:t>
+                <w:color w:val="000000"/>
+                <w:sz w:val="24"/>
+              </w:rPr>
+              <w:t>Elliptic Curve Cryptography - Mật mã đường cong elliptic</w:t>
             </w:r>
           </w:p>
         </w:tc>
       </w:tr>
       <w:tr>
-        <w:trPr>
-          <w:cantSplit w:val="0"/>
-          <w:trHeight w:val="426" w:hRule="atLeast"/>
-          <w:tblHeader w:val="0"/>
-        </w:trPr>
         <w:tc>
           <w:tcPr>
-            <w:shd w:fill="FFFFFF"/>
-            <w:vAlign w:val="center"/>
+            <w:tcW w:type="dxa" w:w="1984"/>
+            <w:tcMar>
+              <w:top w:w="100" w:type="dxa"/>
+              <w:bottom w:w="100" w:type="dxa"/>
+              <w:left w:w="160" w:type="dxa"/>
+              <w:right w:w="160" w:type="dxa"/>
+            </w:tcMar>
           </w:tcPr>
           <w:p>
             <w:pPr>
-              <w:pBdr>
-                <w:top w:space="0" w:sz="0" w:val="nil"/>
-                <w:left w:space="0" w:sz="0" w:val="nil"/>
-                <w:bottom w:space="0" w:sz="0" w:val="nil"/>
-                <w:right w:space="0" w:sz="0" w:val="nil"/>
-                <w:between w:space="0" w:sz="0" w:val="nil"/>
-              </w:pBdr>
-              <w:spacing w:before="69" w:lineRule="auto"/>
-              <w:ind w:left="99" w:firstLine="0"/>
-              <w:rPr>
-                <w:color w:val="000000"/>
-                <w:sz w:val="21"/>
-                <w:szCs w:val="21"/>
-              </w:rPr>
-            </w:pPr>
-            <w:r>
-              <w:rPr>
-                <w:rFonts w:ascii="Times New Roman" w:hAnsi="Times New Roman" w:cs="Times New Roman"/>
-                <w:b w:val="0"/>
-                <w:i w:val="0"/>
-                <w:color w:val="1F2937"/>
-                <w:sz w:val="20"/>
-                <w:szCs w:val="21"/>
-                <w:rtl w:val="0"/>
-              </w:rPr>
-              <w:t xml:space="preserve">Khóa phiên</w:t>
+              <w:jc w:val="left"/>
+            </w:pPr>
+            <w:r>
+              <w:rPr>
+                <w:rFonts w:ascii="Times New Roman" w:hAnsi="Times New Roman"/>
+                <w:b/>
+                <w:color w:val="000000"/>
+                <w:sz w:val="24"/>
+              </w:rPr>
+              <w:t>AES</w:t>
             </w:r>
           </w:p>
         </w:tc>
         <w:tc>
           <w:tcPr>
-            <w:shd w:fill="FFFFFF"/>
-            <w:vAlign w:val="center"/>
+            <w:tcW w:type="dxa" w:w="7087"/>
+            <w:tcMar>
+              <w:top w:w="100" w:type="dxa"/>
+              <w:bottom w:w="100" w:type="dxa"/>
+              <w:left w:w="160" w:type="dxa"/>
+              <w:right w:w="160" w:type="dxa"/>
+            </w:tcMar>
           </w:tcPr>
           <w:p>
             <w:pPr>
-              <w:pBdr>
-                <w:top w:space="0" w:sz="0" w:val="nil"/>
-                <w:left w:space="0" w:sz="0" w:val="nil"/>
-                <w:bottom w:space="0" w:sz="0" w:val="nil"/>
-                <w:right w:space="0" w:sz="0" w:val="nil"/>
-                <w:between w:space="0" w:sz="0" w:val="nil"/>
-              </w:pBdr>
-              <w:spacing w:before="69" w:lineRule="auto"/>
-              <w:ind w:left="100" w:firstLine="0"/>
-              <w:rPr>
-                <w:color w:val="000000"/>
-                <w:sz w:val="21"/>
-                <w:szCs w:val="21"/>
-              </w:rPr>
-            </w:pPr>
-            <w:r>
-              <w:rPr>
-                <w:rFonts w:ascii="Times New Roman" w:hAnsi="Times New Roman" w:cs="Times New Roman"/>
+              <w:jc w:val="left"/>
+            </w:pPr>
+            <w:r>
+              <w:rPr>
+                <w:rFonts w:ascii="Times New Roman" w:hAnsi="Times New Roman"/>
                 <w:b w:val="0"/>
-                <w:i w:val="0"/>
-                <w:color w:val="1F2937"/>
-                <w:sz w:val="20"/>
-                <w:szCs w:val="21"/>
-                <w:rtl w:val="0"/>
-              </w:rPr>
-              <w:t xml:space="preserve">Khóa đối xứng sinh cho một lần mã hóa nội dung.</w:t>
+                <w:color w:val="000000"/>
+                <w:sz w:val="24"/>
+              </w:rPr>
+              <w:t>Advanced Encryption Standard - Tiêu chuẩn mã hóa nâng cao</w:t>
             </w:r>
           </w:p>
         </w:tc>
       </w:tr>
       <w:tr>
-        <w:trPr>
-          <w:cantSplit w:val="0"/>
-          <w:trHeight w:val="425" w:hRule="atLeast"/>
-          <w:tblHeader w:val="0"/>
-        </w:trPr>
         <w:tc>
           <w:tcPr>
-            <w:shd w:fill="F8FAFC"/>
-            <w:vAlign w:val="center"/>
+            <w:tcW w:type="dxa" w:w="1984"/>
+            <w:tcMar>
+              <w:top w:w="100" w:type="dxa"/>
+              <w:bottom w:w="100" w:type="dxa"/>
+              <w:left w:w="160" w:type="dxa"/>
+              <w:right w:w="160" w:type="dxa"/>
+            </w:tcMar>
           </w:tcPr>
           <w:p>
             <w:pPr>
-              <w:pBdr>
-                <w:top w:space="0" w:sz="0" w:val="nil"/>
-                <w:left w:space="0" w:sz="0" w:val="nil"/>
-                <w:bottom w:space="0" w:sz="0" w:val="nil"/>
-                <w:right w:space="0" w:sz="0" w:val="nil"/>
-                <w:between w:space="0" w:sz="0" w:val="nil"/>
-              </w:pBdr>
-              <w:spacing w:before="68" w:lineRule="auto"/>
-              <w:ind w:left="99" w:firstLine="0"/>
-              <w:rPr>
-                <w:color w:val="000000"/>
-                <w:sz w:val="21"/>
-                <w:szCs w:val="21"/>
-              </w:rPr>
-            </w:pPr>
-            <w:r>
-              <w:rPr>
-                <w:rFonts w:ascii="Times New Roman" w:hAnsi="Times New Roman" w:cs="Times New Roman"/>
-                <w:b w:val="0"/>
-                <w:i w:val="0"/>
-                <w:color w:val="1F2937"/>
-                <w:sz w:val="20"/>
-                <w:szCs w:val="21"/>
-                <w:rtl w:val="0"/>
-              </w:rPr>
-              <w:t xml:space="preserve">Clearsigned</w:t>
+              <w:jc w:val="left"/>
+            </w:pPr>
+            <w:r>
+              <w:rPr>
+                <w:rFonts w:ascii="Times New Roman" w:hAnsi="Times New Roman"/>
+                <w:b/>
+                <w:color w:val="000000"/>
+                <w:sz w:val="24"/>
+              </w:rPr>
+              <w:t>SHA-2</w:t>
             </w:r>
           </w:p>
         </w:tc>
         <w:tc>
           <w:tcPr>
-            <w:shd w:fill="F8FAFC"/>
-            <w:vAlign w:val="center"/>
+            <w:tcW w:type="dxa" w:w="7087"/>
+            <w:tcMar>
+              <w:top w:w="100" w:type="dxa"/>
+              <w:bottom w:w="100" w:type="dxa"/>
+              <w:left w:w="160" w:type="dxa"/>
+              <w:right w:w="160" w:type="dxa"/>
+            </w:tcMar>
           </w:tcPr>
           <w:p>
             <w:pPr>
-              <w:pBdr>
-                <w:top w:space="0" w:sz="0" w:val="nil"/>
-                <w:left w:space="0" w:sz="0" w:val="nil"/>
-                <w:bottom w:space="0" w:sz="0" w:val="nil"/>
-                <w:right w:space="0" w:sz="0" w:val="nil"/>
-                <w:between w:space="0" w:sz="0" w:val="nil"/>
-              </w:pBdr>
-              <w:spacing w:before="68" w:lineRule="auto"/>
-              <w:ind w:left="100" w:firstLine="0"/>
-              <w:rPr>
-                <w:color w:val="000000"/>
-                <w:sz w:val="21"/>
-                <w:szCs w:val="21"/>
-              </w:rPr>
-            </w:pPr>
-            <w:r>
-              <w:rPr>
-                <w:rFonts w:ascii="Times New Roman" w:hAnsi="Times New Roman" w:cs="Times New Roman"/>
+              <w:jc w:val="left"/>
+            </w:pPr>
+            <w:r>
+              <w:rPr>
+                <w:rFonts w:ascii="Times New Roman" w:hAnsi="Times New Roman"/>
                 <w:b w:val="0"/>
-                <w:i w:val="0"/>
-                <w:color w:val="1F2937"/>
-                <w:sz w:val="20"/>
-                <w:szCs w:val="21"/>
-                <w:rtl w:val="0"/>
-              </w:rPr>
-              <w:t xml:space="preserve">Văn bản đọc được kèm chữ ký theo định dạng OpenPGP.</w:t>
+                <w:color w:val="000000"/>
+                <w:sz w:val="24"/>
+              </w:rPr>
+              <w:t>Họ hàm băm mật mã an toàn Secure Hash Algorithm 2</w:t>
             </w:r>
           </w:p>
         </w:tc>
       </w:tr>
       <w:tr>
-        <w:trPr>
-          <w:cantSplit w:val="0"/>
-          <w:trHeight w:val="427" w:hRule="atLeast"/>
-          <w:tblHeader w:val="0"/>
-        </w:trPr>
         <w:tc>
           <w:tcPr>
-            <w:shd w:fill="FFFFFF"/>
-            <w:vAlign w:val="center"/>
+            <w:tcW w:type="dxa" w:w="1984"/>
+            <w:tcMar>
+              <w:top w:w="100" w:type="dxa"/>
+              <w:bottom w:w="100" w:type="dxa"/>
+              <w:left w:w="160" w:type="dxa"/>
+              <w:right w:w="160" w:type="dxa"/>
+            </w:tcMar>
           </w:tcPr>
           <w:p>
             <w:pPr>
-              <w:pBdr>
-                <w:top w:space="0" w:sz="0" w:val="nil"/>
-                <w:left w:space="0" w:sz="0" w:val="nil"/>
-                <w:bottom w:space="0" w:sz="0" w:val="nil"/>
-                <w:right w:space="0" w:sz="0" w:val="nil"/>
-                <w:between w:space="0" w:sz="0" w:val="nil"/>
-              </w:pBdr>
-              <w:spacing w:before="69" w:lineRule="auto"/>
-              <w:ind w:left="99" w:firstLine="0"/>
-              <w:rPr>
-                <w:color w:val="000000"/>
-                <w:sz w:val="21"/>
-                <w:szCs w:val="21"/>
-              </w:rPr>
-            </w:pPr>
-            <w:r>
-              <w:rPr>
-                <w:rFonts w:ascii="Times New Roman" w:hAnsi="Times New Roman" w:cs="Times New Roman"/>
-                <w:b w:val="0"/>
-                <w:i w:val="0"/>
-                <w:color w:val="1F2937"/>
-                <w:sz w:val="20"/>
-                <w:szCs w:val="21"/>
-                <w:rtl w:val="0"/>
-              </w:rPr>
-              <w:t xml:space="preserve">Detached</w:t>
+              <w:jc w:val="left"/>
+            </w:pPr>
+            <w:r>
+              <w:rPr>
+                <w:rFonts w:ascii="Times New Roman" w:hAnsi="Times New Roman"/>
+                <w:b/>
+                <w:color w:val="000000"/>
+                <w:sz w:val="24"/>
+              </w:rPr>
+              <w:t>MDC</w:t>
             </w:r>
           </w:p>
         </w:tc>
         <w:tc>
           <w:tcPr>
-            <w:shd w:fill="FFFFFF"/>
-            <w:vAlign w:val="center"/>
+            <w:tcW w:type="dxa" w:w="7087"/>
+            <w:tcMar>
+              <w:top w:w="100" w:type="dxa"/>
+              <w:bottom w:w="100" w:type="dxa"/>
+              <w:left w:w="160" w:type="dxa"/>
+              <w:right w:w="160" w:type="dxa"/>
+            </w:tcMar>
           </w:tcPr>
           <w:p>
             <w:pPr>
-              <w:pBdr>
-                <w:top w:space="0" w:sz="0" w:val="nil"/>
-                <w:left w:space="0" w:sz="0" w:val="nil"/>
-                <w:bottom w:space="0" w:sz="0" w:val="nil"/>
-                <w:right w:space="0" w:sz="0" w:val="nil"/>
-                <w:between w:space="0" w:sz="0" w:val="nil"/>
-              </w:pBdr>
-              <w:spacing w:before="69" w:lineRule="auto"/>
-              <w:ind w:left="100" w:firstLine="0"/>
-              <w:rPr>
-                <w:color w:val="000000"/>
-                <w:sz w:val="21"/>
-                <w:szCs w:val="21"/>
-              </w:rPr>
-            </w:pPr>
-            <w:r>
-              <w:rPr>
-                <w:rFonts w:ascii="Times New Roman" w:hAnsi="Times New Roman" w:cs="Times New Roman"/>
+              <w:jc w:val="left"/>
+            </w:pPr>
+            <w:r>
+              <w:rPr>
+                <w:rFonts w:ascii="Times New Roman" w:hAnsi="Times New Roman"/>
                 <w:b w:val="0"/>
-                <w:i w:val="0"/>
-                <w:color w:val="1F2937"/>
-                <w:sz w:val="20"/>
-                <w:szCs w:val="21"/>
-                <w:rtl w:val="0"/>
-              </w:rPr>
-              <w:t xml:space="preserve">Chfi ký tách rời, cần đúng dữ liệu gốc để xác minh.</w:t>
+                <w:color w:val="000000"/>
+                <w:sz w:val="24"/>
+              </w:rPr>
+              <w:t>Modification Detection Code - Mã phát hiện sửa đổi trong OpenPGP</w:t>
             </w:r>
           </w:p>
         </w:tc>
       </w:tr>
       <w:tr>
-        <w:trPr>
-          <w:cantSplit w:val="0"/>
-          <w:trHeight w:val="425" w:hRule="atLeast"/>
-          <w:tblHeader w:val="0"/>
-        </w:trPr>
         <w:tc>
           <w:tcPr>
-            <w:shd w:fill="F8FAFC"/>
-            <w:vAlign w:val="center"/>
+            <w:tcW w:type="dxa" w:w="1984"/>
+            <w:tcMar>
+              <w:top w:w="100" w:type="dxa"/>
+              <w:bottom w:w="100" w:type="dxa"/>
+              <w:left w:w="160" w:type="dxa"/>
+              <w:right w:w="160" w:type="dxa"/>
+            </w:tcMar>
           </w:tcPr>
           <w:p>
             <w:pPr>
-              <w:pBdr>
-                <w:top w:space="0" w:sz="0" w:val="nil"/>
-                <w:left w:space="0" w:sz="0" w:val="nil"/>
-                <w:bottom w:space="0" w:sz="0" w:val="nil"/>
-                <w:right w:space="0" w:sz="0" w:val="nil"/>
-                <w:between w:space="0" w:sz="0" w:val="nil"/>
-              </w:pBdr>
-              <w:spacing w:before="68" w:lineRule="auto"/>
-              <w:ind w:left="99" w:firstLine="0"/>
-              <w:rPr>
-                <w:color w:val="000000"/>
-                <w:sz w:val="21"/>
-                <w:szCs w:val="21"/>
-              </w:rPr>
-            </w:pPr>
-            <w:r>
-              <w:rPr>
-                <w:rFonts w:ascii="Times New Roman" w:hAnsi="Times New Roman" w:cs="Times New Roman"/>
-                <w:b w:val="0"/>
-                <w:i w:val="0"/>
-                <w:color w:val="1F2937"/>
-                <w:sz w:val="20"/>
-                <w:szCs w:val="21"/>
-                <w:rtl w:val="0"/>
-              </w:rPr>
-              <w:t xml:space="preserve">Certification</w:t>
+              <w:jc w:val="left"/>
+            </w:pPr>
+            <w:r>
+              <w:rPr>
+                <w:rFonts w:ascii="Times New Roman" w:hAnsi="Times New Roman"/>
+                <w:b/>
+                <w:color w:val="000000"/>
+                <w:sz w:val="24"/>
+              </w:rPr>
+              <w:t>WOT</w:t>
             </w:r>
           </w:p>
         </w:tc>
         <w:tc>
           <w:tcPr>
-            <w:shd w:fill="F8FAFC"/>
-            <w:vAlign w:val="center"/>
+            <w:tcW w:type="dxa" w:w="7087"/>
+            <w:tcMar>
+              <w:top w:w="100" w:type="dxa"/>
+              <w:bottom w:w="100" w:type="dxa"/>
+              <w:left w:w="160" w:type="dxa"/>
+              <w:right w:w="160" w:type="dxa"/>
+            </w:tcMar>
           </w:tcPr>
           <w:p>
             <w:pPr>
-              <w:pBdr>
-                <w:top w:space="0" w:sz="0" w:val="nil"/>
-                <w:left w:space="0" w:sz="0" w:val="nil"/>
-                <w:bottom w:space="0" w:sz="0" w:val="nil"/>
-                <w:right w:space="0" w:sz="0" w:val="nil"/>
-                <w:between w:space="0" w:sz="0" w:val="nil"/>
-              </w:pBdr>
-              <w:spacing w:before="68" w:lineRule="auto"/>
-              <w:ind w:left="100" w:firstLine="0"/>
-              <w:rPr>
-                <w:color w:val="000000"/>
-                <w:sz w:val="21"/>
-                <w:szCs w:val="21"/>
-              </w:rPr>
-            </w:pPr>
-            <w:r>
-              <w:rPr>
-                <w:rFonts w:ascii="Times New Roman" w:hAnsi="Times New Roman" w:cs="Times New Roman"/>
+              <w:jc w:val="left"/>
+            </w:pPr>
+            <w:r>
+              <w:rPr>
+                <w:rFonts w:ascii="Times New Roman" w:hAnsi="Times New Roman"/>
                 <w:b w:val="0"/>
-                <w:i w:val="0"/>
-                <w:color w:val="1F2937"/>
-                <w:sz w:val="20"/>
-                <w:szCs w:val="21"/>
-                <w:rtl w:val="0"/>
-              </w:rPr>
-              <w:t xml:space="preserve">Chfi ký xác nhận liên kết User ID với khóa.</w:t>
+                <w:color w:val="000000"/>
+                <w:sz w:val="24"/>
+              </w:rPr>
+              <w:t>Web of Trust - Mạng lưới tin cậy phi tập trung</w:t>
             </w:r>
           </w:p>
         </w:tc>
       </w:tr>
       <w:tr>
-        <w:trPr>
-          <w:cantSplit w:val="0"/>
-          <w:trHeight w:val="426" w:hRule="atLeast"/>
-          <w:tblHeader w:val="0"/>
-        </w:trPr>
         <w:tc>
           <w:tcPr>
-            <w:shd w:fill="FFFFFF"/>
-            <w:vAlign w:val="center"/>
+            <w:tcW w:type="dxa" w:w="1984"/>
+            <w:tcMar>
+              <w:top w:w="100" w:type="dxa"/>
+              <w:bottom w:w="100" w:type="dxa"/>
+              <w:left w:w="160" w:type="dxa"/>
+              <w:right w:w="160" w:type="dxa"/>
+            </w:tcMar>
           </w:tcPr>
           <w:p>
             <w:pPr>
-              <w:pBdr>
-                <w:top w:space="0" w:sz="0" w:val="nil"/>
-                <w:left w:space="0" w:sz="0" w:val="nil"/>
-                <w:bottom w:space="0" w:sz="0" w:val="nil"/>
-                <w:right w:space="0" w:sz="0" w:val="nil"/>
-                <w:between w:space="0" w:sz="0" w:val="nil"/>
-              </w:pBdr>
-              <w:spacing w:before="69" w:lineRule="auto"/>
-              <w:ind w:left="99" w:firstLine="0"/>
-              <w:rPr>
-                <w:color w:val="000000"/>
-                <w:sz w:val="21"/>
-                <w:szCs w:val="21"/>
-              </w:rPr>
-            </w:pPr>
-            <w:r>
-              <w:rPr>
-                <w:rFonts w:ascii="Times New Roman" w:hAnsi="Times New Roman" w:cs="Times New Roman"/>
-                <w:b w:val="0"/>
-                <w:i w:val="0"/>
-                <w:color w:val="1F2937"/>
-                <w:sz w:val="20"/>
-                <w:szCs w:val="21"/>
-                <w:rtl w:val="0"/>
-              </w:rPr>
-              <w:t xml:space="preserve">Revocation</w:t>
+              <w:jc w:val="left"/>
+            </w:pPr>
+            <w:r>
+              <w:rPr>
+                <w:rFonts w:ascii="Times New Roman" w:hAnsi="Times New Roman"/>
+                <w:b/>
+                <w:color w:val="000000"/>
+                <w:sz w:val="24"/>
+              </w:rPr>
+              <w:t>CA</w:t>
             </w:r>
           </w:p>
         </w:tc>
         <w:tc>
           <w:tcPr>
-            <w:shd w:fill="FFFFFF"/>
-            <w:vAlign w:val="center"/>
+            <w:tcW w:type="dxa" w:w="7087"/>
+            <w:tcMar>
+              <w:top w:w="100" w:type="dxa"/>
+              <w:bottom w:w="100" w:type="dxa"/>
+              <w:left w:w="160" w:type="dxa"/>
+              <w:right w:w="160" w:type="dxa"/>
+            </w:tcMar>
           </w:tcPr>
           <w:p>
             <w:pPr>
-              <w:pBdr>
-                <w:top w:space="0" w:sz="0" w:val="nil"/>
-                <w:left w:space="0" w:sz="0" w:val="nil"/>
-                <w:bottom w:space="0" w:sz="0" w:val="nil"/>
-                <w:right w:space="0" w:sz="0" w:val="nil"/>
-                <w:between w:space="0" w:sz="0" w:val="nil"/>
-              </w:pBdr>
-              <w:spacing w:before="69" w:lineRule="auto"/>
-              <w:ind w:left="100" w:firstLine="0"/>
-              <w:rPr>
-                <w:color w:val="000000"/>
-                <w:sz w:val="21"/>
-                <w:szCs w:val="21"/>
-              </w:rPr>
-            </w:pPr>
-            <w:r>
-              <w:rPr>
-                <w:rFonts w:ascii="Times New Roman" w:hAnsi="Times New Roman" w:cs="Times New Roman"/>
+              <w:jc w:val="left"/>
+            </w:pPr>
+            <w:r>
+              <w:rPr>
+                <w:rFonts w:ascii="Times New Roman" w:hAnsi="Times New Roman"/>
                 <w:b w:val="0"/>
-                <w:i w:val="0"/>
-                <w:color w:val="1F2937"/>
-                <w:sz w:val="20"/>
-                <w:szCs w:val="21"/>
-                <w:rtl w:val="0"/>
-              </w:rPr>
-              <w:t xml:space="preserve">Thông báo thu hồi khóa hoặc chứng nhận liên quan.</w:t>
+                <w:color w:val="000000"/>
+                <w:sz w:val="24"/>
+              </w:rPr>
+              <w:t>Certificate Authority - Tổ chức chứng thực số</w:t>
             </w:r>
           </w:p>
         </w:tc>
       </w:tr>
       <w:tr>
-        <w:trPr>
-          <w:cantSplit w:val="0"/>
-          <w:trHeight w:val="425" w:hRule="atLeast"/>
-          <w:tblHeader w:val="0"/>
-        </w:trPr>
         <w:tc>
           <w:tcPr>
-            <w:shd w:fill="F8FAFC"/>
-            <w:vAlign w:val="center"/>
+            <w:tcW w:type="dxa" w:w="1984"/>
+            <w:tcMar>
+              <w:top w:w="100" w:type="dxa"/>
+              <w:bottom w:w="100" w:type="dxa"/>
+              <w:left w:w="160" w:type="dxa"/>
+              <w:right w:w="160" w:type="dxa"/>
+            </w:tcMar>
           </w:tcPr>
           <w:p>
             <w:pPr>
-              <w:pBdr>
-                <w:top w:space="0" w:sz="0" w:val="nil"/>
-                <w:left w:space="0" w:sz="0" w:val="nil"/>
-                <w:bottom w:space="0" w:sz="0" w:val="nil"/>
-                <w:right w:space="0" w:sz="0" w:val="nil"/>
-                <w:between w:space="0" w:sz="0" w:val="nil"/>
-              </w:pBdr>
-              <w:spacing w:before="68" w:lineRule="auto"/>
-              <w:ind w:left="99" w:firstLine="0"/>
-              <w:rPr>
-                <w:color w:val="000000"/>
-                <w:sz w:val="21"/>
-                <w:szCs w:val="21"/>
-              </w:rPr>
-            </w:pPr>
-            <w:r>
-              <w:rPr>
-                <w:rFonts w:ascii="Times New Roman" w:hAnsi="Times New Roman" w:cs="Times New Roman"/>
-                <w:b w:val="0"/>
-                <w:i w:val="0"/>
-                <w:color w:val="1F2937"/>
-                <w:sz w:val="20"/>
-                <w:szCs w:val="21"/>
-                <w:rtl w:val="0"/>
-              </w:rPr>
-              <w:t xml:space="preserve">B2B</w:t>
+              <w:jc w:val="left"/>
+            </w:pPr>
+            <w:r>
+              <w:rPr>
+                <w:rFonts w:ascii="Times New Roman" w:hAnsi="Times New Roman"/>
+                <w:b/>
+                <w:color w:val="000000"/>
+                <w:sz w:val="24"/>
+              </w:rPr>
+              <w:t>PKI</w:t>
             </w:r>
           </w:p>
         </w:tc>
         <w:tc>
           <w:tcPr>
-            <w:shd w:fill="F8FAFC"/>
-            <w:vAlign w:val="center"/>
+            <w:tcW w:type="dxa" w:w="7087"/>
+            <w:tcMar>
+              <w:top w:w="100" w:type="dxa"/>
+              <w:bottom w:w="100" w:type="dxa"/>
+              <w:left w:w="160" w:type="dxa"/>
+              <w:right w:w="160" w:type="dxa"/>
+            </w:tcMar>
           </w:tcPr>
           <w:p>
             <w:pPr>
-              <w:pBdr>
-                <w:top w:space="0" w:sz="0" w:val="nil"/>
-                <w:left w:space="0" w:sz="0" w:val="nil"/>
-                <w:bottom w:space="0" w:sz="0" w:val="nil"/>
-                <w:right w:space="0" w:sz="0" w:val="nil"/>
-                <w:between w:space="0" w:sz="0" w:val="nil"/>
-              </w:pBdr>
-              <w:spacing w:before="68" w:lineRule="auto"/>
-              <w:ind w:left="100" w:firstLine="0"/>
-              <w:rPr>
-                <w:color w:val="000000"/>
-                <w:sz w:val="21"/>
-                <w:szCs w:val="21"/>
-              </w:rPr>
-            </w:pPr>
-            <w:r>
-              <w:rPr>
-                <w:rFonts w:ascii="Times New Roman" w:hAnsi="Times New Roman" w:cs="Times New Roman"/>
+              <w:jc w:val="left"/>
+            </w:pPr>
+            <w:r>
+              <w:rPr>
+                <w:rFonts w:ascii="Times New Roman" w:hAnsi="Times New Roman"/>
                 <w:b w:val="0"/>
-                <w:i w:val="0"/>
-                <w:color w:val="1F2937"/>
-                <w:sz w:val="20"/>
-                <w:szCs w:val="21"/>
-                <w:rtl w:val="0"/>
-              </w:rPr>
-              <w:t xml:space="preserve">Trao đổi dữ liệu giữa hai tổ chức kinh doanh.</w:t>
+                <w:color w:val="000000"/>
+                <w:sz w:val="24"/>
+              </w:rPr>
+              <w:t>Public Key Infrastructure - Hạ tầng khóa công khai</w:t>
             </w:r>
           </w:p>
         </w:tc>
       </w:tr>
       <w:tr>
-        <w:trPr>
-          <w:cantSplit w:val="0"/>
-          <w:trHeight w:val="427" w:hRule="atLeast"/>
-          <w:tblHeader w:val="0"/>
-        </w:trPr>
         <w:tc>
           <w:tcPr>
-            <w:shd w:fill="FFFFFF"/>
-            <w:vAlign w:val="center"/>
+            <w:tcW w:type="dxa" w:w="1984"/>
+            <w:tcMar>
+              <w:top w:w="100" w:type="dxa"/>
+              <w:bottom w:w="100" w:type="dxa"/>
+              <w:left w:w="160" w:type="dxa"/>
+              <w:right w:w="160" w:type="dxa"/>
+            </w:tcMar>
           </w:tcPr>
           <w:p>
             <w:pPr>
-              <w:pBdr>
-                <w:top w:space="0" w:sz="0" w:val="nil"/>
-                <w:left w:space="0" w:sz="0" w:val="nil"/>
-                <w:bottom w:space="0" w:sz="0" w:val="nil"/>
-                <w:right w:space="0" w:sz="0" w:val="nil"/>
-                <w:between w:space="0" w:sz="0" w:val="nil"/>
-              </w:pBdr>
-              <w:spacing w:before="69" w:lineRule="auto"/>
-              <w:ind w:left="99" w:firstLine="0"/>
-              <w:rPr>
-                <w:color w:val="000000"/>
-                <w:sz w:val="21"/>
-                <w:szCs w:val="21"/>
-              </w:rPr>
-            </w:pPr>
-            <w:r>
-              <w:rPr>
-                <w:rFonts w:ascii="Times New Roman" w:hAnsi="Times New Roman" w:cs="Times New Roman"/>
-                <w:b w:val="0"/>
-                <w:i w:val="0"/>
-                <w:color w:val="1F2937"/>
-                <w:sz w:val="20"/>
-                <w:szCs w:val="21"/>
-                <w:rtl w:val="0"/>
-              </w:rPr>
-              <w:t xml:space="preserve">Audit</w:t>
+              <w:jc w:val="left"/>
+            </w:pPr>
+            <w:r>
+              <w:rPr>
+                <w:rFonts w:ascii="Times New Roman" w:hAnsi="Times New Roman"/>
+                <w:b/>
+                <w:color w:val="000000"/>
+                <w:sz w:val="24"/>
+              </w:rPr>
+              <w:t>HSM</w:t>
             </w:r>
           </w:p>
         </w:tc>
         <w:tc>
           <w:tcPr>
-            <w:shd w:fill="FFFFFF"/>
-            <w:vAlign w:val="center"/>
+            <w:tcW w:type="dxa" w:w="7087"/>
+            <w:tcMar>
+              <w:top w:w="100" w:type="dxa"/>
+              <w:bottom w:w="100" w:type="dxa"/>
+              <w:left w:w="160" w:type="dxa"/>
+              <w:right w:w="160" w:type="dxa"/>
+            </w:tcMar>
           </w:tcPr>
           <w:p>
             <w:pPr>
-              <w:pBdr>
-                <w:top w:space="0" w:sz="0" w:val="nil"/>
-                <w:left w:space="0" w:sz="0" w:val="nil"/>
-                <w:bottom w:space="0" w:sz="0" w:val="nil"/>
-                <w:right w:space="0" w:sz="0" w:val="nil"/>
-                <w:between w:space="0" w:sz="0" w:val="nil"/>
-              </w:pBdr>
-              <w:spacing w:before="69" w:lineRule="auto"/>
-              <w:ind w:left="100" w:firstLine="0"/>
-              <w:rPr>
-                <w:color w:val="000000"/>
-                <w:sz w:val="21"/>
-                <w:szCs w:val="21"/>
-              </w:rPr>
-            </w:pPr>
-            <w:r>
-              <w:rPr>
-                <w:rFonts w:ascii="Times New Roman" w:hAnsi="Times New Roman" w:cs="Times New Roman"/>
+              <w:jc w:val="left"/>
+            </w:pPr>
+            <w:r>
+              <w:rPr>
+                <w:rFonts w:ascii="Times New Roman" w:hAnsi="Times New Roman"/>
                 <w:b w:val="0"/>
-                <w:i w:val="0"/>
-                <w:color w:val="1F2937"/>
-                <w:sz w:val="20"/>
-                <w:szCs w:val="21"/>
-                <w:rtl w:val="0"/>
-              </w:rPr>
-              <w:t xml:space="preserve">Bản ghi phục vụ truy vết và kiểm tra hoạt động.</w:t>
+                <w:color w:val="000000"/>
+                <w:sz w:val="24"/>
+              </w:rPr>
+              <w:t>Hardware Security Module - Thiết bị bảo mật phần cứng</w:t>
             </w:r>
           </w:p>
         </w:tc>
@@ -8807,20 +8227,20 @@
         <w:tblInd w:w="337.0" w:type="dxa"/>
         <w:tblLayout w:type="fixed"/>
         <w:tblLook w:val="0000"/>
-        <w:tblBorders>
-          <w:top w:val="single" w:sz="8" w:space="0" w:color="1E293B"/>
-          <w:bottom w:val="single" w:sz="8" w:space="0" w:color="1E293B"/>
-          <w:left w:val="none"/>
-          <w:right w:val="none"/>
-          <w:insideH w:val="single" w:sz="4" w:space="0" w:color="CBD5E1"/>
-          <w:insideV w:val="single" w:sz="4" w:space="0" w:color="E2E8F0"/>
-        </w:tblBorders>
         <w:tblCellMar>
           <w:top w:w="120" w:type="dxa"/>
           <w:bottom w:w="120" w:type="dxa"/>
           <w:left w:w="160" w:type="dxa"/>
           <w:right w:w="160" w:type="dxa"/>
         </w:tblCellMar>
+        <w:tblBorders>
+          <w:top w:val="single" w:sz="4" w:space="0" w:color="000000"/>
+          <w:left w:val="single" w:sz="4" w:space="0" w:color="000000"/>
+          <w:bottom w:val="single" w:sz="4" w:space="0" w:color="000000"/>
+          <w:right w:val="single" w:sz="4" w:space="0" w:color="000000"/>
+          <w:insideH w:val="single" w:sz="4" w:space="0" w:color="000000"/>
+          <w:insideV w:val="single" w:sz="4" w:space="0" w:color="000000"/>
+        </w:tblBorders>
       </w:tblPr>
       <w:tblGrid>
         <w:gridCol w:w="1228"/>
@@ -8842,8 +8262,14 @@
         </w:trPr>
         <w:tc>
           <w:tcPr>
-            <w:shd w:fill="1E293B"/>
             <w:vAlign w:val="center"/>
+            <w:shd w:val="clear" w:color="auto" w:fill="auto"/>
+            <w:tcMar>
+              <w:top w:w="80" w:type="dxa"/>
+              <w:left w:w="120" w:type="dxa"/>
+              <w:bottom w:w="80" w:type="dxa"/>
+              <w:right w:w="120" w:type="dxa"/>
+            </w:tcMar>
           </w:tcPr>
           <w:p>
             <w:pPr>
@@ -8871,10 +8297,10 @@
                 <w:b/>
                 <w:bCs w:val="1"/>
                 <w:i w:val="0"/>
-                <w:color w:val="FFFFFF"/>
                 <w:sz w:val="21"/>
                 <w:szCs w:val="21"/>
                 <w:rtl w:val="0"/>
+                <w:color w:val="000000"/>
               </w:rPr>
               <w:t xml:space="preserve">Nhóm</w:t>
             </w:r>
@@ -8882,8 +8308,14 @@
         </w:tc>
         <w:tc>
           <w:tcPr>
-            <w:shd w:fill="1E293B"/>
             <w:vAlign w:val="center"/>
+            <w:shd w:val="clear" w:color="auto" w:fill="auto"/>
+            <w:tcMar>
+              <w:top w:w="80" w:type="dxa"/>
+              <w:left w:w="120" w:type="dxa"/>
+              <w:bottom w:w="80" w:type="dxa"/>
+              <w:right w:w="120" w:type="dxa"/>
+            </w:tcMar>
           </w:tcPr>
           <w:p>
             <w:pPr>
@@ -8911,10 +8343,10 @@
                 <w:b/>
                 <w:bCs w:val="1"/>
                 <w:i w:val="0"/>
-                <w:color w:val="FFFFFF"/>
                 <w:sz w:val="21"/>
                 <w:szCs w:val="21"/>
                 <w:rtl w:val="0"/>
+                <w:color w:val="000000"/>
               </w:rPr>
               <w:t xml:space="preserve">Endpoint hiện có</w:t>
             </w:r>
@@ -8922,8 +8354,14 @@
         </w:tc>
         <w:tc>
           <w:tcPr>
-            <w:shd w:fill="1E293B"/>
             <w:vAlign w:val="center"/>
+            <w:shd w:val="clear" w:color="auto" w:fill="auto"/>
+            <w:tcMar>
+              <w:top w:w="80" w:type="dxa"/>
+              <w:left w:w="120" w:type="dxa"/>
+              <w:bottom w:w="80" w:type="dxa"/>
+              <w:right w:w="120" w:type="dxa"/>
+            </w:tcMar>
           </w:tcPr>
           <w:p>
             <w:pPr>
@@ -8951,10 +8389,10 @@
                 <w:b/>
                 <w:bCs w:val="1"/>
                 <w:i w:val="0"/>
-                <w:color w:val="FFFFFF"/>
                 <w:sz w:val="21"/>
                 <w:szCs w:val="21"/>
                 <w:rtl w:val="0"/>
+                <w:color w:val="000000"/>
               </w:rPr>
               <w:t xml:space="preserve">Số route</w:t>
             </w:r>
@@ -8969,8 +8407,14 @@
         </w:trPr>
         <w:tc>
           <w:tcPr>
-            <w:shd w:fill="F8FAFC"/>
             <w:vAlign w:val="center"/>
+            <w:shd w:val="clear" w:color="auto" w:fill="auto"/>
+            <w:tcMar>
+              <w:top w:w="80" w:type="dxa"/>
+              <w:left w:w="120" w:type="dxa"/>
+              <w:bottom w:w="80" w:type="dxa"/>
+              <w:right w:w="120" w:type="dxa"/>
+            </w:tcMar>
           </w:tcPr>
           <w:p>
             <w:pPr>
@@ -8994,10 +8438,10 @@
                 <w:rFonts w:ascii="Times New Roman" w:hAnsi="Times New Roman" w:cs="Times New Roman"/>
                 <w:b w:val="0"/>
                 <w:i w:val="0"/>
-                <w:color w:val="1F2937"/>
                 <w:sz w:val="20"/>
                 <w:szCs w:val="21"/>
                 <w:rtl w:val="0"/>
+                <w:color w:val="000000"/>
               </w:rPr>
               <w:t xml:space="preserve">CA</w:t>
             </w:r>
@@ -9005,8 +8449,14 @@
         </w:tc>
         <w:tc>
           <w:tcPr>
-            <w:shd w:fill="F8FAFC"/>
             <w:vAlign w:val="center"/>
+            <w:shd w:val="clear" w:color="auto" w:fill="auto"/>
+            <w:tcMar>
+              <w:top w:w="80" w:type="dxa"/>
+              <w:left w:w="120" w:type="dxa"/>
+              <w:bottom w:w="80" w:type="dxa"/>
+              <w:right w:w="120" w:type="dxa"/>
+            </w:tcMar>
           </w:tcPr>
           <w:p>
             <w:pPr>
@@ -9030,10 +8480,10 @@
                 <w:rFonts w:ascii="Times New Roman" w:hAnsi="Times New Roman" w:cs="Times New Roman"/>
                 <w:b w:val="0"/>
                 <w:i w:val="0"/>
-                <w:color w:val="1F2937"/>
                 <w:sz w:val="20"/>
                 <w:szCs w:val="21"/>
                 <w:rtl w:val="0"/>
+                <w:color w:val="000000"/>
               </w:rPr>
               <w:t xml:space="preserve">GET /api/ca/status</w:t>
             </w:r>
@@ -9041,8 +8491,14 @@
         </w:tc>
         <w:tc>
           <w:tcPr>
-            <w:shd w:fill="F8FAFC"/>
             <w:vAlign w:val="center"/>
+            <w:shd w:val="clear" w:color="auto" w:fill="auto"/>
+            <w:tcMar>
+              <w:top w:w="80" w:type="dxa"/>
+              <w:left w:w="120" w:type="dxa"/>
+              <w:bottom w:w="80" w:type="dxa"/>
+              <w:right w:w="120" w:type="dxa"/>
+            </w:tcMar>
           </w:tcPr>
           <w:p>
             <w:pPr>
@@ -9067,10 +8523,10 @@
                 <w:rFonts w:ascii="Times New Roman" w:hAnsi="Times New Roman" w:cs="Times New Roman"/>
                 <w:b w:val="0"/>
                 <w:i w:val="0"/>
-                <w:color w:val="1F2937"/>
                 <w:sz w:val="20"/>
                 <w:szCs w:val="21"/>
                 <w:rtl w:val="0"/>
+                <w:color w:val="000000"/>
               </w:rPr>
               <w:t xml:space="preserve">1</w:t>
             </w:r>
@@ -9085,8 +8541,14 @@
         </w:trPr>
         <w:tc>
           <w:tcPr>
-            <w:shd w:fill="FFFFFF"/>
             <w:vAlign w:val="center"/>
+            <w:shd w:val="clear" w:color="auto" w:fill="auto"/>
+            <w:tcMar>
+              <w:top w:w="80" w:type="dxa"/>
+              <w:left w:w="120" w:type="dxa"/>
+              <w:bottom w:w="80" w:type="dxa"/>
+              <w:right w:w="120" w:type="dxa"/>
+            </w:tcMar>
           </w:tcPr>
           <w:p>
             <w:pPr>
@@ -9110,10 +8572,10 @@
                 <w:rFonts w:ascii="Times New Roman" w:hAnsi="Times New Roman" w:cs="Times New Roman"/>
                 <w:b w:val="0"/>
                 <w:i w:val="0"/>
-                <w:color w:val="1F2937"/>
                 <w:sz w:val="20"/>
                 <w:szCs w:val="21"/>
                 <w:rtl w:val="0"/>
+                <w:color w:val="000000"/>
               </w:rPr>
               <w:t xml:space="preserve">Chfíng chỉ</w:t>
             </w:r>
@@ -9121,8 +8583,14 @@
         </w:tc>
         <w:tc>
           <w:tcPr>
-            <w:shd w:fill="FFFFFF"/>
             <w:vAlign w:val="center"/>
+            <w:shd w:val="clear" w:color="auto" w:fill="auto"/>
+            <w:tcMar>
+              <w:top w:w="80" w:type="dxa"/>
+              <w:left w:w="120" w:type="dxa"/>
+              <w:bottom w:w="80" w:type="dxa"/>
+              <w:right w:w="120" w:type="dxa"/>
+            </w:tcMar>
           </w:tcPr>
           <w:p>
             <w:pPr>
@@ -9146,10 +8614,10 @@
                 <w:rFonts w:ascii="Times New Roman" w:hAnsi="Times New Roman" w:cs="Times New Roman"/>
                 <w:b w:val="0"/>
                 <w:i w:val="0"/>
-                <w:color w:val="1F2937"/>
                 <w:sz w:val="20"/>
                 <w:szCs w:val="21"/>
                 <w:rtl w:val="0"/>
+                <w:color w:val="000000"/>
               </w:rPr>
               <w:t xml:space="preserve">GET /api/certificates; POST /api/certificates/issue; POST /api/certificates/:id/revoke</w:t>
             </w:r>
@@ -9157,8 +8625,14 @@
         </w:tc>
         <w:tc>
           <w:tcPr>
-            <w:shd w:fill="FFFFFF"/>
             <w:vAlign w:val="center"/>
+            <w:shd w:val="clear" w:color="auto" w:fill="auto"/>
+            <w:tcMar>
+              <w:top w:w="80" w:type="dxa"/>
+              <w:left w:w="120" w:type="dxa"/>
+              <w:bottom w:w="80" w:type="dxa"/>
+              <w:right w:w="120" w:type="dxa"/>
+            </w:tcMar>
           </w:tcPr>
           <w:p>
             <w:pPr>
@@ -9183,10 +8657,10 @@
                 <w:rFonts w:ascii="Times New Roman" w:hAnsi="Times New Roman" w:cs="Times New Roman"/>
                 <w:b w:val="0"/>
                 <w:i w:val="0"/>
-                <w:color w:val="1F2937"/>
                 <w:sz w:val="20"/>
                 <w:szCs w:val="21"/>
                 <w:rtl w:val="0"/>
+                <w:color w:val="000000"/>
               </w:rPr>
               <w:t xml:space="preserve">3</w:t>
             </w:r>
@@ -9201,8 +8675,14 @@
         </w:trPr>
         <w:tc>
           <w:tcPr>
-            <w:shd w:fill="F8FAFC"/>
             <w:vAlign w:val="center"/>
+            <w:shd w:val="clear" w:color="auto" w:fill="auto"/>
+            <w:tcMar>
+              <w:top w:w="80" w:type="dxa"/>
+              <w:left w:w="120" w:type="dxa"/>
+              <w:bottom w:w="80" w:type="dxa"/>
+              <w:right w:w="120" w:type="dxa"/>
+            </w:tcMar>
           </w:tcPr>
           <w:p>
             <w:pPr>
@@ -9226,10 +8706,10 @@
                 <w:rFonts w:ascii="Times New Roman" w:hAnsi="Times New Roman" w:cs="Times New Roman"/>
                 <w:b w:val="0"/>
                 <w:i w:val="0"/>
-                <w:color w:val="1F2937"/>
                 <w:sz w:val="20"/>
                 <w:szCs w:val="21"/>
                 <w:rtl w:val="0"/>
+                <w:color w:val="000000"/>
               </w:rPr>
               <w:t xml:space="preserve">Danh bạ</w:t>
             </w:r>
@@ -9237,8 +8717,14 @@
         </w:tc>
         <w:tc>
           <w:tcPr>
-            <w:shd w:fill="F8FAFC"/>
             <w:vAlign w:val="center"/>
+            <w:shd w:val="clear" w:color="auto" w:fill="auto"/>
+            <w:tcMar>
+              <w:top w:w="80" w:type="dxa"/>
+              <w:left w:w="120" w:type="dxa"/>
+              <w:bottom w:w="80" w:type="dxa"/>
+              <w:right w:w="120" w:type="dxa"/>
+            </w:tcMar>
           </w:tcPr>
           <w:p>
             <w:pPr>
@@ -9262,10 +8748,10 @@
                 <w:rFonts w:ascii="Times New Roman" w:hAnsi="Times New Roman" w:cs="Times New Roman"/>
                 <w:b w:val="0"/>
                 <w:i w:val="0"/>
-                <w:color w:val="1F2937"/>
                 <w:sz w:val="20"/>
                 <w:szCs w:val="21"/>
                 <w:rtl w:val="0"/>
+                <w:color w:val="000000"/>
               </w:rPr>
               <w:t xml:space="preserve">GET /api/directory; POST /api/directory/import; DELETE /api/directory/:id</w:t>
             </w:r>
@@ -9273,8 +8759,14 @@
         </w:tc>
         <w:tc>
           <w:tcPr>
-            <w:shd w:fill="F8FAFC"/>
             <w:vAlign w:val="center"/>
+            <w:shd w:val="clear" w:color="auto" w:fill="auto"/>
+            <w:tcMar>
+              <w:top w:w="80" w:type="dxa"/>
+              <w:left w:w="120" w:type="dxa"/>
+              <w:bottom w:w="80" w:type="dxa"/>
+              <w:right w:w="120" w:type="dxa"/>
+            </w:tcMar>
           </w:tcPr>
           <w:p>
             <w:pPr>
@@ -9299,10 +8791,10 @@
                 <w:rFonts w:ascii="Times New Roman" w:hAnsi="Times New Roman" w:cs="Times New Roman"/>
                 <w:b w:val="0"/>
                 <w:i w:val="0"/>
-                <w:color w:val="1F2937"/>
                 <w:sz w:val="20"/>
                 <w:szCs w:val="21"/>
                 <w:rtl w:val="0"/>
+                <w:color w:val="000000"/>
               </w:rPr>
               <w:t xml:space="preserve">3</w:t>
             </w:r>
@@ -9317,8 +8809,14 @@
         </w:trPr>
         <w:tc>
           <w:tcPr>
-            <w:shd w:fill="FFFFFF"/>
             <w:vAlign w:val="center"/>
+            <w:shd w:val="clear" w:color="auto" w:fill="auto"/>
+            <w:tcMar>
+              <w:top w:w="80" w:type="dxa"/>
+              <w:left w:w="120" w:type="dxa"/>
+              <w:bottom w:w="80" w:type="dxa"/>
+              <w:right w:w="120" w:type="dxa"/>
+            </w:tcMar>
           </w:tcPr>
           <w:p>
             <w:pPr>
@@ -9342,10 +8840,10 @@
                 <w:rFonts w:ascii="Times New Roman" w:hAnsi="Times New Roman" w:cs="Times New Roman"/>
                 <w:b w:val="0"/>
                 <w:i w:val="0"/>
-                <w:color w:val="1F2937"/>
                 <w:sz w:val="20"/>
                 <w:szCs w:val="21"/>
                 <w:rtl w:val="0"/>
+                <w:color w:val="000000"/>
               </w:rPr>
               <w:t xml:space="preserve">Tài liệu</w:t>
             </w:r>
@@ -9353,8 +8851,14 @@
         </w:tc>
         <w:tc>
           <w:tcPr>
-            <w:shd w:fill="FFFFFF"/>
             <w:vAlign w:val="center"/>
+            <w:shd w:val="clear" w:color="auto" w:fill="auto"/>
+            <w:tcMar>
+              <w:top w:w="80" w:type="dxa"/>
+              <w:left w:w="120" w:type="dxa"/>
+              <w:bottom w:w="80" w:type="dxa"/>
+              <w:right w:w="120" w:type="dxa"/>
+            </w:tcMar>
           </w:tcPr>
           <w:p>
             <w:pPr>
@@ -9378,10 +8882,10 @@
                 <w:rFonts w:ascii="Times New Roman" w:hAnsi="Times New Roman" w:cs="Times New Roman"/>
                 <w:b w:val="0"/>
                 <w:i w:val="0"/>
-                <w:color w:val="1F2937"/>
                 <w:sz w:val="20"/>
                 <w:szCs w:val="21"/>
                 <w:rtl w:val="0"/>
+                <w:color w:val="000000"/>
               </w:rPr>
               <w:t xml:space="preserve">GET /api/documents; POST /api/documents/sign; POST /api/documents/verify</w:t>
             </w:r>
@@ -9389,8 +8893,14 @@
         </w:tc>
         <w:tc>
           <w:tcPr>
-            <w:shd w:fill="FFFFFF"/>
             <w:vAlign w:val="center"/>
+            <w:shd w:val="clear" w:color="auto" w:fill="auto"/>
+            <w:tcMar>
+              <w:top w:w="80" w:type="dxa"/>
+              <w:left w:w="120" w:type="dxa"/>
+              <w:bottom w:w="80" w:type="dxa"/>
+              <w:right w:w="120" w:type="dxa"/>
+            </w:tcMar>
           </w:tcPr>
           <w:p>
             <w:pPr>
@@ -9415,10 +8925,10 @@
                 <w:rFonts w:ascii="Times New Roman" w:hAnsi="Times New Roman" w:cs="Times New Roman"/>
                 <w:b w:val="0"/>
                 <w:i w:val="0"/>
-                <w:color w:val="1F2937"/>
                 <w:sz w:val="20"/>
                 <w:szCs w:val="21"/>
                 <w:rtl w:val="0"/>
+                <w:color w:val="000000"/>
               </w:rPr>
               <w:t xml:space="preserve">3</w:t>
             </w:r>
@@ -9433,8 +8943,14 @@
         </w:trPr>
         <w:tc>
           <w:tcPr>
-            <w:shd w:fill="F8FAFC"/>
             <w:vAlign w:val="center"/>
+            <w:shd w:val="clear" w:color="auto" w:fill="auto"/>
+            <w:tcMar>
+              <w:top w:w="80" w:type="dxa"/>
+              <w:left w:w="120" w:type="dxa"/>
+              <w:bottom w:w="80" w:type="dxa"/>
+              <w:right w:w="120" w:type="dxa"/>
+            </w:tcMar>
           </w:tcPr>
           <w:p>
             <w:pPr>
@@ -9458,10 +8974,10 @@
                 <w:rFonts w:ascii="Times New Roman" w:hAnsi="Times New Roman" w:cs="Times New Roman"/>
                 <w:b w:val="0"/>
                 <w:i w:val="0"/>
-                <w:color w:val="1F2937"/>
                 <w:sz w:val="20"/>
                 <w:szCs w:val="21"/>
                 <w:rtl w:val="0"/>
+                <w:color w:val="000000"/>
               </w:rPr>
               <w:t xml:space="preserve">B2B</w:t>
             </w:r>
@@ -9469,8 +8985,14 @@
         </w:tc>
         <w:tc>
           <w:tcPr>
-            <w:shd w:fill="F8FAFC"/>
             <w:vAlign w:val="center"/>
+            <w:shd w:val="clear" w:color="auto" w:fill="auto"/>
+            <w:tcMar>
+              <w:top w:w="80" w:type="dxa"/>
+              <w:left w:w="120" w:type="dxa"/>
+              <w:bottom w:w="80" w:type="dxa"/>
+              <w:right w:w="120" w:type="dxa"/>
+            </w:tcMar>
           </w:tcPr>
           <w:p>
             <w:pPr>
@@ -9494,10 +9016,10 @@
                 <w:rFonts w:ascii="Times New Roman" w:hAnsi="Times New Roman" w:cs="Times New Roman"/>
                 <w:b w:val="0"/>
                 <w:i w:val="0"/>
-                <w:color w:val="1F2937"/>
                 <w:sz w:val="20"/>
                 <w:szCs w:val="21"/>
                 <w:rtl w:val="0"/>
+                <w:color w:val="000000"/>
               </w:rPr>
               <w:t xml:space="preserve">GET /api/messages; POST /api/messages/send; POST /api/messages/decrypt</w:t>
             </w:r>
@@ -9505,8 +9027,14 @@
         </w:tc>
         <w:tc>
           <w:tcPr>
-            <w:shd w:fill="F8FAFC"/>
             <w:vAlign w:val="center"/>
+            <w:shd w:val="clear" w:color="auto" w:fill="auto"/>
+            <w:tcMar>
+              <w:top w:w="80" w:type="dxa"/>
+              <w:left w:w="120" w:type="dxa"/>
+              <w:bottom w:w="80" w:type="dxa"/>
+              <w:right w:w="120" w:type="dxa"/>
+            </w:tcMar>
           </w:tcPr>
           <w:p>
             <w:pPr>
@@ -9531,10 +9059,10 @@
                 <w:rFonts w:ascii="Times New Roman" w:hAnsi="Times New Roman" w:cs="Times New Roman"/>
                 <w:b w:val="0"/>
                 <w:i w:val="0"/>
-                <w:color w:val="1F2937"/>
                 <w:sz w:val="20"/>
                 <w:szCs w:val="21"/>
                 <w:rtl w:val="0"/>
+                <w:color w:val="000000"/>
               </w:rPr>
               <w:t xml:space="preserve">3</w:t>
             </w:r>
@@ -9549,8 +9077,14 @@
         </w:trPr>
         <w:tc>
           <w:tcPr>
-            <w:shd w:fill="FFFFFF"/>
             <w:vAlign w:val="center"/>
+            <w:shd w:val="clear" w:color="auto" w:fill="auto"/>
+            <w:tcMar>
+              <w:top w:w="80" w:type="dxa"/>
+              <w:left w:w="120" w:type="dxa"/>
+              <w:bottom w:w="80" w:type="dxa"/>
+              <w:right w:w="120" w:type="dxa"/>
+            </w:tcMar>
           </w:tcPr>
           <w:p>
             <w:pPr>
@@ -9574,10 +9108,10 @@
                 <w:rFonts w:ascii="Times New Roman" w:hAnsi="Times New Roman" w:cs="Times New Roman"/>
                 <w:b w:val="0"/>
                 <w:i w:val="0"/>
-                <w:color w:val="1F2937"/>
                 <w:sz w:val="20"/>
                 <w:szCs w:val="21"/>
                 <w:rtl w:val="0"/>
+                <w:color w:val="000000"/>
               </w:rPr>
               <w:t xml:space="preserve">Kiểm toán</w:t>
             </w:r>
@@ -9585,8 +9119,14 @@
         </w:tc>
         <w:tc>
           <w:tcPr>
-            <w:shd w:fill="FFFFFF"/>
             <w:vAlign w:val="center"/>
+            <w:shd w:val="clear" w:color="auto" w:fill="auto"/>
+            <w:tcMar>
+              <w:top w:w="80" w:type="dxa"/>
+              <w:left w:w="120" w:type="dxa"/>
+              <w:bottom w:w="80" w:type="dxa"/>
+              <w:right w:w="120" w:type="dxa"/>
+            </w:tcMar>
           </w:tcPr>
           <w:p>
             <w:pPr>
@@ -9610,10 +9150,10 @@
                 <w:rFonts w:ascii="Times New Roman" w:hAnsi="Times New Roman" w:cs="Times New Roman"/>
                 <w:b w:val="0"/>
                 <w:i w:val="0"/>
-                <w:color w:val="1F2937"/>
                 <w:sz w:val="20"/>
                 <w:szCs w:val="21"/>
                 <w:rtl w:val="0"/>
+                <w:color w:val="000000"/>
               </w:rPr>
               <w:t xml:space="preserve">GET /api/audit-logs</w:t>
             </w:r>
@@ -9621,8 +9161,14 @@
         </w:tc>
         <w:tc>
           <w:tcPr>
-            <w:shd w:fill="FFFFFF"/>
             <w:vAlign w:val="center"/>
+            <w:shd w:val="clear" w:color="auto" w:fill="auto"/>
+            <w:tcMar>
+              <w:top w:w="80" w:type="dxa"/>
+              <w:left w:w="120" w:type="dxa"/>
+              <w:bottom w:w="80" w:type="dxa"/>
+              <w:right w:w="120" w:type="dxa"/>
+            </w:tcMar>
           </w:tcPr>
           <w:p>
             <w:pPr>
@@ -9647,10 +9193,10 @@
                 <w:rFonts w:ascii="Times New Roman" w:hAnsi="Times New Roman" w:cs="Times New Roman"/>
                 <w:b w:val="0"/>
                 <w:i w:val="0"/>
-                <w:color w:val="1F2937"/>
                 <w:sz w:val="20"/>
                 <w:szCs w:val="21"/>
                 <w:rtl w:val="0"/>
+                <w:color w:val="000000"/>
               </w:rPr>
               <w:t xml:space="preserve">1</w:t>
             </w:r>
@@ -9872,20 +9418,20 @@
         <w:tblInd w:w="339.0" w:type="dxa"/>
         <w:tblLayout w:type="fixed"/>
         <w:tblLook w:val="0000"/>
-        <w:tblBorders>
-          <w:top w:val="single" w:sz="8" w:space="0" w:color="1E293B"/>
-          <w:bottom w:val="single" w:sz="8" w:space="0" w:color="1E293B"/>
-          <w:left w:val="none"/>
-          <w:right w:val="none"/>
-          <w:insideH w:val="single" w:sz="4" w:space="0" w:color="CBD5E1"/>
-          <w:insideV w:val="single" w:sz="4" w:space="0" w:color="E2E8F0"/>
-        </w:tblBorders>
         <w:tblCellMar>
           <w:top w:w="120" w:type="dxa"/>
           <w:bottom w:w="120" w:type="dxa"/>
           <w:left w:w="160" w:type="dxa"/>
           <w:right w:w="160" w:type="dxa"/>
         </w:tblCellMar>
+        <w:tblBorders>
+          <w:top w:val="single" w:sz="4" w:space="0" w:color="000000"/>
+          <w:left w:val="single" w:sz="4" w:space="0" w:color="000000"/>
+          <w:bottom w:val="single" w:sz="4" w:space="0" w:color="000000"/>
+          <w:right w:val="single" w:sz="4" w:space="0" w:color="000000"/>
+          <w:insideH w:val="single" w:sz="4" w:space="0" w:color="000000"/>
+          <w:insideV w:val="single" w:sz="4" w:space="0" w:color="000000"/>
+        </w:tblBorders>
       </w:tblPr>
       <w:tblGrid>
         <w:gridCol w:w="1810"/>
@@ -9907,8 +9453,14 @@
         </w:trPr>
         <w:tc>
           <w:tcPr>
-            <w:shd w:fill="1E293B"/>
             <w:vAlign w:val="center"/>
+            <w:shd w:val="clear" w:color="auto" w:fill="auto"/>
+            <w:tcMar>
+              <w:top w:w="80" w:type="dxa"/>
+              <w:left w:w="120" w:type="dxa"/>
+              <w:bottom w:w="80" w:type="dxa"/>
+              <w:right w:w="120" w:type="dxa"/>
+            </w:tcMar>
           </w:tcPr>
           <w:p>
             <w:pPr>
@@ -9936,10 +9488,10 @@
                 <w:b/>
                 <w:bCs w:val="1"/>
                 <w:i w:val="0"/>
-                <w:color w:val="FFFFFF"/>
                 <w:sz w:val="21"/>
                 <w:szCs w:val="21"/>
                 <w:rtl w:val="0"/>
+                <w:color w:val="000000"/>
               </w:rPr>
               <w:t xml:space="preserve">Vùng dữ liệu</w:t>
             </w:r>
@@ -9947,8 +9499,14 @@
         </w:tc>
         <w:tc>
           <w:tcPr>
-            <w:shd w:fill="1E293B"/>
             <w:vAlign w:val="center"/>
+            <w:shd w:val="clear" w:color="auto" w:fill="auto"/>
+            <w:tcMar>
+              <w:top w:w="80" w:type="dxa"/>
+              <w:left w:w="120" w:type="dxa"/>
+              <w:bottom w:w="80" w:type="dxa"/>
+              <w:right w:w="120" w:type="dxa"/>
+            </w:tcMar>
           </w:tcPr>
           <w:p>
             <w:pPr>
@@ -9976,10 +9534,10 @@
                 <w:b/>
                 <w:bCs w:val="1"/>
                 <w:i w:val="0"/>
-                <w:color w:val="FFFFFF"/>
                 <w:sz w:val="21"/>
                 <w:szCs w:val="21"/>
                 <w:rtl w:val="0"/>
+                <w:color w:val="000000"/>
               </w:rPr>
               <w:t xml:space="preserve">Thông tin chính</w:t>
             </w:r>
@@ -9987,8 +9545,14 @@
         </w:tc>
         <w:tc>
           <w:tcPr>
-            <w:shd w:fill="1E293B"/>
             <w:vAlign w:val="center"/>
+            <w:shd w:val="clear" w:color="auto" w:fill="auto"/>
+            <w:tcMar>
+              <w:top w:w="80" w:type="dxa"/>
+              <w:left w:w="120" w:type="dxa"/>
+              <w:bottom w:w="80" w:type="dxa"/>
+              <w:right w:w="120" w:type="dxa"/>
+            </w:tcMar>
           </w:tcPr>
           <w:p>
             <w:pPr>
@@ -10016,10 +9580,10 @@
                 <w:b/>
                 <w:bCs w:val="1"/>
                 <w:i w:val="0"/>
-                <w:color w:val="FFFFFF"/>
                 <w:sz w:val="21"/>
                 <w:szCs w:val="21"/>
                 <w:rtl w:val="0"/>
+                <w:color w:val="000000"/>
               </w:rPr>
               <w:t xml:space="preserve">Liên kết logic</w:t>
             </w:r>
@@ -10034,8 +9598,14 @@
         </w:trPr>
         <w:tc>
           <w:tcPr>
-            <w:shd w:fill="F8FAFC"/>
             <w:vAlign w:val="center"/>
+            <w:shd w:val="clear" w:color="auto" w:fill="auto"/>
+            <w:tcMar>
+              <w:top w:w="80" w:type="dxa"/>
+              <w:left w:w="120" w:type="dxa"/>
+              <w:bottom w:w="80" w:type="dxa"/>
+              <w:right w:w="120" w:type="dxa"/>
+            </w:tcMar>
           </w:tcPr>
           <w:p>
             <w:pPr>
@@ -10059,10 +9629,10 @@
                 <w:rFonts w:ascii="Times New Roman" w:hAnsi="Times New Roman" w:cs="Times New Roman"/>
                 <w:b w:val="0"/>
                 <w:i w:val="0"/>
-                <w:color w:val="1F2937"/>
                 <w:sz w:val="20"/>
                 <w:szCs w:val="21"/>
                 <w:rtl w:val="0"/>
+                <w:color w:val="000000"/>
               </w:rPr>
               <w:t xml:space="preserve">ca_config</w:t>
             </w:r>
@@ -10070,8 +9640,14 @@
         </w:tc>
         <w:tc>
           <w:tcPr>
-            <w:shd w:fill="F8FAFC"/>
             <w:vAlign w:val="center"/>
+            <w:shd w:val="clear" w:color="auto" w:fill="auto"/>
+            <w:tcMar>
+              <w:top w:w="80" w:type="dxa"/>
+              <w:left w:w="120" w:type="dxa"/>
+              <w:bottom w:w="80" w:type="dxa"/>
+              <w:right w:w="120" w:type="dxa"/>
+            </w:tcMar>
           </w:tcPr>
           <w:p>
             <w:pPr>
@@ -10095,10 +9671,10 @@
                 <w:rFonts w:ascii="Times New Roman" w:hAnsi="Times New Roman" w:cs="Times New Roman"/>
                 <w:b w:val="0"/>
                 <w:i w:val="0"/>
-                <w:color w:val="1F2937"/>
                 <w:sz w:val="20"/>
                 <w:szCs w:val="21"/>
                 <w:rtl w:val="0"/>
+                <w:color w:val="000000"/>
               </w:rPr>
               <w:t xml:space="preserve">Khóa CA, fingerprint, thời điểm</w:t>
             </w:r>
@@ -10106,8 +9682,14 @@
         </w:tc>
         <w:tc>
           <w:tcPr>
-            <w:shd w:fill="F8FAFC"/>
             <w:vAlign w:val="center"/>
+            <w:shd w:val="clear" w:color="auto" w:fill="auto"/>
+            <w:tcMar>
+              <w:top w:w="80" w:type="dxa"/>
+              <w:left w:w="120" w:type="dxa"/>
+              <w:bottom w:w="80" w:type="dxa"/>
+              <w:right w:w="120" w:type="dxa"/>
+            </w:tcMar>
           </w:tcPr>
           <w:p>
             <w:pPr>
@@ -10131,10 +9713,10 @@
                 <w:rFonts w:ascii="Times New Roman" w:hAnsi="Times New Roman" w:cs="Times New Roman"/>
                 <w:b w:val="0"/>
                 <w:i w:val="0"/>
-                <w:color w:val="1F2937"/>
                 <w:sz w:val="20"/>
                 <w:szCs w:val="21"/>
                 <w:rtl w:val="0"/>
+                <w:color w:val="000000"/>
               </w:rPr>
               <w:t xml:space="preserve">CA chứng thực nhân viên</w:t>
             </w:r>
@@ -10149,8 +9731,14 @@
         </w:trPr>
         <w:tc>
           <w:tcPr>
-            <w:shd w:fill="FFFFFF"/>
             <w:vAlign w:val="center"/>
+            <w:shd w:val="clear" w:color="auto" w:fill="auto"/>
+            <w:tcMar>
+              <w:top w:w="80" w:type="dxa"/>
+              <w:left w:w="120" w:type="dxa"/>
+              <w:bottom w:w="80" w:type="dxa"/>
+              <w:right w:w="120" w:type="dxa"/>
+            </w:tcMar>
           </w:tcPr>
           <w:p>
             <w:pPr>
@@ -10174,10 +9762,10 @@
                 <w:rFonts w:ascii="Times New Roman" w:hAnsi="Times New Roman" w:cs="Times New Roman"/>
                 <w:b w:val="0"/>
                 <w:i w:val="0"/>
-                <w:color w:val="1F2937"/>
                 <w:sz w:val="20"/>
                 <w:szCs w:val="21"/>
                 <w:rtl w:val="0"/>
+                <w:color w:val="000000"/>
               </w:rPr>
               <w:t xml:space="preserve">certificates</w:t>
             </w:r>
@@ -10185,8 +9773,14 @@
         </w:tc>
         <w:tc>
           <w:tcPr>
-            <w:shd w:fill="FFFFFF"/>
             <w:vAlign w:val="center"/>
+            <w:shd w:val="clear" w:color="auto" w:fill="auto"/>
+            <w:tcMar>
+              <w:top w:w="80" w:type="dxa"/>
+              <w:left w:w="120" w:type="dxa"/>
+              <w:bottom w:w="80" w:type="dxa"/>
+              <w:right w:w="120" w:type="dxa"/>
+            </w:tcMar>
           </w:tcPr>
           <w:p>
             <w:pPr>
@@ -10210,10 +9804,10 @@
                 <w:rFonts w:ascii="Times New Roman" w:hAnsi="Times New Roman" w:cs="Times New Roman"/>
                 <w:b w:val="0"/>
                 <w:i w:val="0"/>
-                <w:color w:val="1F2937"/>
                 <w:sz w:val="20"/>
                 <w:szCs w:val="21"/>
                 <w:rtl w:val="0"/>
+                <w:color w:val="000000"/>
               </w:rPr>
               <w:t xml:space="preserve">Danh tính, khóa, thời hạn, status</w:t>
             </w:r>
@@ -10221,8 +9815,14 @@
         </w:tc>
         <w:tc>
           <w:tcPr>
-            <w:shd w:fill="FFFFFF"/>
             <w:vAlign w:val="center"/>
+            <w:shd w:val="clear" w:color="auto" w:fill="auto"/>
+            <w:tcMar>
+              <w:top w:w="80" w:type="dxa"/>
+              <w:left w:w="120" w:type="dxa"/>
+              <w:bottom w:w="80" w:type="dxa"/>
+              <w:right w:w="120" w:type="dxa"/>
+            </w:tcMar>
           </w:tcPr>
           <w:p>
             <w:pPr>
@@ -10246,10 +9846,10 @@
                 <w:rFonts w:ascii="Times New Roman" w:hAnsi="Times New Roman" w:cs="Times New Roman"/>
                 <w:b w:val="0"/>
                 <w:i w:val="0"/>
-                <w:color w:val="1F2937"/>
                 <w:sz w:val="20"/>
                 <w:szCs w:val="21"/>
                 <w:rtl w:val="0"/>
+                <w:color w:val="000000"/>
               </w:rPr>
               <w:t xml:space="preserve">Fingerprint tới directory</w:t>
             </w:r>
@@ -10264,8 +9864,14 @@
         </w:trPr>
         <w:tc>
           <w:tcPr>
-            <w:shd w:fill="F8FAFC"/>
             <w:vAlign w:val="center"/>
+            <w:shd w:val="clear" w:color="auto" w:fill="auto"/>
+            <w:tcMar>
+              <w:top w:w="80" w:type="dxa"/>
+              <w:left w:w="120" w:type="dxa"/>
+              <w:bottom w:w="80" w:type="dxa"/>
+              <w:right w:w="120" w:type="dxa"/>
+            </w:tcMar>
           </w:tcPr>
           <w:p>
             <w:pPr>
@@ -10289,10 +9895,10 @@
                 <w:rFonts w:ascii="Times New Roman" w:hAnsi="Times New Roman" w:cs="Times New Roman"/>
                 <w:b w:val="0"/>
                 <w:i w:val="0"/>
-                <w:color w:val="1F2937"/>
                 <w:sz w:val="20"/>
                 <w:szCs w:val="21"/>
                 <w:rtl w:val="0"/>
+                <w:color w:val="000000"/>
               </w:rPr>
               <w:t xml:space="preserve">key_directory</w:t>
             </w:r>
@@ -10300,8 +9906,14 @@
         </w:tc>
         <w:tc>
           <w:tcPr>
-            <w:shd w:fill="F8FAFC"/>
             <w:vAlign w:val="center"/>
+            <w:shd w:val="clear" w:color="auto" w:fill="auto"/>
+            <w:tcMar>
+              <w:top w:w="80" w:type="dxa"/>
+              <w:left w:w="120" w:type="dxa"/>
+              <w:bottom w:w="80" w:type="dxa"/>
+              <w:right w:w="120" w:type="dxa"/>
+            </w:tcMar>
           </w:tcPr>
           <w:p>
             <w:pPr>
@@ -10325,10 +9937,10 @@
                 <w:rFonts w:ascii="Times New Roman" w:hAnsi="Times New Roman" w:cs="Times New Roman"/>
                 <w:b w:val="0"/>
                 <w:i w:val="0"/>
-                <w:color w:val="1F2937"/>
                 <w:sz w:val="20"/>
                 <w:szCs w:val="21"/>
                 <w:rtl w:val="0"/>
+                <w:color w:val="000000"/>
               </w:rPr>
               <w:t xml:space="preserve">Tổ chức, public key, trustLevel</w:t>
             </w:r>
@@ -10336,8 +9948,14 @@
         </w:tc>
         <w:tc>
           <w:tcPr>
-            <w:shd w:fill="F8FAFC"/>
             <w:vAlign w:val="center"/>
+            <w:shd w:val="clear" w:color="auto" w:fill="auto"/>
+            <w:tcMar>
+              <w:top w:w="80" w:type="dxa"/>
+              <w:left w:w="120" w:type="dxa"/>
+              <w:bottom w:w="80" w:type="dxa"/>
+              <w:right w:w="120" w:type="dxa"/>
+            </w:tcMar>
           </w:tcPr>
           <w:p>
             <w:pPr>
@@ -10361,10 +9979,10 @@
                 <w:rFonts w:ascii="Times New Roman" w:hAnsi="Times New Roman" w:cs="Times New Roman"/>
                 <w:b w:val="0"/>
                 <w:i w:val="0"/>
-                <w:color w:val="1F2937"/>
                 <w:sz w:val="20"/>
                 <w:szCs w:val="21"/>
                 <w:rtl w:val="0"/>
+                <w:color w:val="000000"/>
               </w:rPr>
               <w:t xml:space="preserve">Nguồn lựa chọn khóa</w:t>
             </w:r>
@@ -10379,8 +9997,14 @@
         </w:trPr>
         <w:tc>
           <w:tcPr>
-            <w:shd w:fill="FFFFFF"/>
             <w:vAlign w:val="center"/>
+            <w:shd w:val="clear" w:color="auto" w:fill="auto"/>
+            <w:tcMar>
+              <w:top w:w="80" w:type="dxa"/>
+              <w:left w:w="120" w:type="dxa"/>
+              <w:bottom w:w="80" w:type="dxa"/>
+              <w:right w:w="120" w:type="dxa"/>
+            </w:tcMar>
           </w:tcPr>
           <w:p>
             <w:pPr>
@@ -10404,10 +10028,10 @@
                 <w:rFonts w:ascii="Times New Roman" w:hAnsi="Times New Roman" w:cs="Times New Roman"/>
                 <w:b w:val="0"/>
                 <w:i w:val="0"/>
-                <w:color w:val="1F2937"/>
                 <w:sz w:val="20"/>
                 <w:szCs w:val="21"/>
                 <w:rtl w:val="0"/>
+                <w:color w:val="000000"/>
               </w:rPr>
               <w:t xml:space="preserve">signed_documents</w:t>
             </w:r>
@@ -10415,8 +10039,14 @@
         </w:tc>
         <w:tc>
           <w:tcPr>
-            <w:shd w:fill="FFFFFF"/>
             <w:vAlign w:val="center"/>
+            <w:shd w:val="clear" w:color="auto" w:fill="auto"/>
+            <w:tcMar>
+              <w:top w:w="80" w:type="dxa"/>
+              <w:left w:w="120" w:type="dxa"/>
+              <w:bottom w:w="80" w:type="dxa"/>
+              <w:right w:w="120" w:type="dxa"/>
+            </w:tcMar>
           </w:tcPr>
           <w:p>
             <w:pPr>
@@ -10440,10 +10070,10 @@
                 <w:rFonts w:ascii="Times New Roman" w:hAnsi="Times New Roman" w:cs="Times New Roman"/>
                 <w:b w:val="0"/>
                 <w:i w:val="0"/>
-                <w:color w:val="1F2937"/>
                 <w:sz w:val="20"/>
                 <w:szCs w:val="21"/>
                 <w:rtl w:val="0"/>
+                <w:color w:val="000000"/>
               </w:rPr>
               <w:t xml:space="preserve">Hash, signerKeyID, chữ ký</w:t>
             </w:r>
@@ -10451,8 +10081,14 @@
         </w:tc>
         <w:tc>
           <w:tcPr>
-            <w:shd w:fill="FFFFFF"/>
             <w:vAlign w:val="center"/>
+            <w:shd w:val="clear" w:color="auto" w:fill="auto"/>
+            <w:tcMar>
+              <w:top w:w="80" w:type="dxa"/>
+              <w:left w:w="120" w:type="dxa"/>
+              <w:bottom w:w="80" w:type="dxa"/>
+              <w:right w:w="120" w:type="dxa"/>
+            </w:tcMar>
           </w:tcPr>
           <w:p>
             <w:pPr>
@@ -10476,10 +10112,10 @@
                 <w:rFonts w:ascii="Times New Roman" w:hAnsi="Times New Roman" w:cs="Times New Roman"/>
                 <w:b w:val="0"/>
                 <w:i w:val="0"/>
-                <w:color w:val="1F2937"/>
                 <w:sz w:val="20"/>
                 <w:szCs w:val="21"/>
                 <w:rtl w:val="0"/>
+                <w:color w:val="000000"/>
               </w:rPr>
               <w:t xml:space="preserve">Người ký theo key ID</w:t>
             </w:r>
@@ -10494,8 +10130,14 @@
         </w:trPr>
         <w:tc>
           <w:tcPr>
-            <w:shd w:fill="F8FAFC"/>
             <w:vAlign w:val="center"/>
+            <w:shd w:val="clear" w:color="auto" w:fill="auto"/>
+            <w:tcMar>
+              <w:top w:w="80" w:type="dxa"/>
+              <w:left w:w="120" w:type="dxa"/>
+              <w:bottom w:w="80" w:type="dxa"/>
+              <w:right w:w="120" w:type="dxa"/>
+            </w:tcMar>
           </w:tcPr>
           <w:p>
             <w:pPr>
@@ -10519,10 +10161,10 @@
                 <w:rFonts w:ascii="Times New Roman" w:hAnsi="Times New Roman" w:cs="Times New Roman"/>
                 <w:b w:val="0"/>
                 <w:i w:val="0"/>
-                <w:color w:val="1F2937"/>
                 <w:sz w:val="20"/>
                 <w:szCs w:val="21"/>
                 <w:rtl w:val="0"/>
+                <w:color w:val="000000"/>
               </w:rPr>
               <w:t xml:space="preserve">b2b_messages</w:t>
             </w:r>
@@ -10530,8 +10172,14 @@
         </w:tc>
         <w:tc>
           <w:tcPr>
-            <w:shd w:fill="F8FAFC"/>
             <w:vAlign w:val="center"/>
+            <w:shd w:val="clear" w:color="auto" w:fill="auto"/>
+            <w:tcMar>
+              <w:top w:w="80" w:type="dxa"/>
+              <w:left w:w="120" w:type="dxa"/>
+              <w:bottom w:w="80" w:type="dxa"/>
+              <w:right w:w="120" w:type="dxa"/>
+            </w:tcMar>
           </w:tcPr>
           <w:p>
             <w:pPr>
@@ -10555,10 +10203,10 @@
                 <w:rFonts w:ascii="Times New Roman" w:hAnsi="Times New Roman" w:cs="Times New Roman"/>
                 <w:b w:val="0"/>
                 <w:i w:val="0"/>
-                <w:color w:val="1F2937"/>
                 <w:sz w:val="20"/>
                 <w:szCs w:val="21"/>
                 <w:rtl w:val="0"/>
+                <w:color w:val="000000"/>
               </w:rPr>
               <w:t xml:space="preserve">Người gửi/nhận, ciphertext</w:t>
             </w:r>
@@ -10566,8 +10214,14 @@
         </w:tc>
         <w:tc>
           <w:tcPr>
-            <w:shd w:fill="F8FAFC"/>
             <w:vAlign w:val="center"/>
+            <w:shd w:val="clear" w:color="auto" w:fill="auto"/>
+            <w:tcMar>
+              <w:top w:w="80" w:type="dxa"/>
+              <w:left w:w="120" w:type="dxa"/>
+              <w:bottom w:w="80" w:type="dxa"/>
+              <w:right w:w="120" w:type="dxa"/>
+            </w:tcMar>
           </w:tcPr>
           <w:p>
             <w:pPr>
@@ -10591,10 +10245,10 @@
                 <w:rFonts w:ascii="Times New Roman" w:hAnsi="Times New Roman" w:cs="Times New Roman"/>
                 <w:b w:val="0"/>
                 <w:i w:val="0"/>
-                <w:color w:val="1F2937"/>
                 <w:sz w:val="20"/>
                 <w:szCs w:val="21"/>
                 <w:rtl w:val="0"/>
+                <w:color w:val="000000"/>
               </w:rPr>
               <w:t xml:space="preserve">Khóa hai phía</w:t>
             </w:r>
@@ -10609,8 +10263,14 @@
         </w:trPr>
         <w:tc>
           <w:tcPr>
-            <w:shd w:fill="FFFFFF"/>
             <w:vAlign w:val="center"/>
+            <w:shd w:val="clear" w:color="auto" w:fill="auto"/>
+            <w:tcMar>
+              <w:top w:w="80" w:type="dxa"/>
+              <w:left w:w="120" w:type="dxa"/>
+              <w:bottom w:w="80" w:type="dxa"/>
+              <w:right w:w="120" w:type="dxa"/>
+            </w:tcMar>
           </w:tcPr>
           <w:p>
             <w:pPr>
@@ -10634,10 +10294,10 @@
                 <w:rFonts w:ascii="Times New Roman" w:hAnsi="Times New Roman" w:cs="Times New Roman"/>
                 <w:b w:val="0"/>
                 <w:i w:val="0"/>
-                <w:color w:val="1F2937"/>
                 <w:sz w:val="20"/>
                 <w:szCs w:val="21"/>
                 <w:rtl w:val="0"/>
+                <w:color w:val="000000"/>
               </w:rPr>
               <w:t xml:space="preserve">audit_logs</w:t>
             </w:r>
@@ -10645,8 +10305,14 @@
         </w:tc>
         <w:tc>
           <w:tcPr>
-            <w:shd w:fill="FFFFFF"/>
             <w:vAlign w:val="center"/>
+            <w:shd w:val="clear" w:color="auto" w:fill="auto"/>
+            <w:tcMar>
+              <w:top w:w="80" w:type="dxa"/>
+              <w:left w:w="120" w:type="dxa"/>
+              <w:bottom w:w="80" w:type="dxa"/>
+              <w:right w:w="120" w:type="dxa"/>
+            </w:tcMar>
           </w:tcPr>
           <w:p>
             <w:pPr>
@@ -10670,10 +10336,10 @@
                 <w:rFonts w:ascii="Times New Roman" w:hAnsi="Times New Roman" w:cs="Times New Roman"/>
                 <w:b w:val="0"/>
                 <w:i w:val="0"/>
-                <w:color w:val="1F2937"/>
                 <w:sz w:val="20"/>
                 <w:szCs w:val="21"/>
                 <w:rtl w:val="0"/>
+                <w:color w:val="000000"/>
               </w:rPr>
               <w:t xml:space="preserve">Action, actor, time, details</w:t>
             </w:r>
@@ -10681,8 +10347,14 @@
         </w:tc>
         <w:tc>
           <w:tcPr>
-            <w:shd w:fill="FFFFFF"/>
             <w:vAlign w:val="center"/>
+            <w:shd w:val="clear" w:color="auto" w:fill="auto"/>
+            <w:tcMar>
+              <w:top w:w="80" w:type="dxa"/>
+              <w:left w:w="120" w:type="dxa"/>
+              <w:bottom w:w="80" w:type="dxa"/>
+              <w:right w:w="120" w:type="dxa"/>
+            </w:tcMar>
           </w:tcPr>
           <w:p>
             <w:pPr>
@@ -10706,10 +10378,10 @@
                 <w:rFonts w:ascii="Times New Roman" w:hAnsi="Times New Roman" w:cs="Times New Roman"/>
                 <w:b w:val="0"/>
                 <w:i w:val="0"/>
-                <w:color w:val="1F2937"/>
                 <w:sz w:val="20"/>
                 <w:szCs w:val="21"/>
                 <w:rtl w:val="0"/>
+                <w:color w:val="000000"/>
               </w:rPr>
               <w:t xml:space="preserve">Liên hệ qua nội dung log</w:t>
             </w:r>
@@ -12543,20 +12215,20 @@
         <w:tblInd w:w="339.0" w:type="dxa"/>
         <w:tblLayout w:type="fixed"/>
         <w:tblLook w:val="0000"/>
-        <w:tblBorders>
-          <w:top w:val="single" w:sz="8" w:space="0" w:color="1E293B"/>
-          <w:bottom w:val="single" w:sz="8" w:space="0" w:color="1E293B"/>
-          <w:left w:val="none"/>
-          <w:right w:val="none"/>
-          <w:insideH w:val="single" w:sz="4" w:space="0" w:color="CBD5E1"/>
-          <w:insideV w:val="single" w:sz="4" w:space="0" w:color="E2E8F0"/>
-        </w:tblBorders>
         <w:tblCellMar>
           <w:top w:w="120" w:type="dxa"/>
           <w:bottom w:w="120" w:type="dxa"/>
           <w:left w:w="160" w:type="dxa"/>
           <w:right w:w="160" w:type="dxa"/>
         </w:tblCellMar>
+        <w:tblBorders>
+          <w:top w:val="single" w:sz="4" w:space="0" w:color="000000"/>
+          <w:left w:val="single" w:sz="4" w:space="0" w:color="000000"/>
+          <w:bottom w:val="single" w:sz="4" w:space="0" w:color="000000"/>
+          <w:right w:val="single" w:sz="4" w:space="0" w:color="000000"/>
+          <w:insideH w:val="single" w:sz="4" w:space="0" w:color="000000"/>
+          <w:insideV w:val="single" w:sz="4" w:space="0" w:color="000000"/>
+        </w:tblBorders>
       </w:tblPr>
       <w:tblGrid>
         <w:gridCol w:w="1342"/>
@@ -12580,8 +12252,14 @@
         </w:trPr>
         <w:tc>
           <w:tcPr>
-            <w:shd w:fill="1E293B"/>
             <w:vAlign w:val="center"/>
+            <w:shd w:val="clear" w:color="auto" w:fill="auto"/>
+            <w:tcMar>
+              <w:top w:w="80" w:type="dxa"/>
+              <w:left w:w="120" w:type="dxa"/>
+              <w:bottom w:w="80" w:type="dxa"/>
+              <w:right w:w="120" w:type="dxa"/>
+            </w:tcMar>
           </w:tcPr>
           <w:p>
             <w:pPr>
@@ -12609,10 +12287,10 @@
                 <w:b/>
                 <w:bCs w:val="1"/>
                 <w:i w:val="0"/>
-                <w:color w:val="FFFFFF"/>
                 <w:sz w:val="21"/>
                 <w:szCs w:val="21"/>
                 <w:rtl w:val="0"/>
+                <w:color w:val="000000"/>
               </w:rPr>
               <w:t xml:space="preserve">Tiêu chí</w:t>
             </w:r>
@@ -12620,8 +12298,14 @@
         </w:tc>
         <w:tc>
           <w:tcPr>
-            <w:shd w:fill="1E293B"/>
             <w:vAlign w:val="center"/>
+            <w:shd w:val="clear" w:color="auto" w:fill="auto"/>
+            <w:tcMar>
+              <w:top w:w="80" w:type="dxa"/>
+              <w:left w:w="120" w:type="dxa"/>
+              <w:bottom w:w="80" w:type="dxa"/>
+              <w:right w:w="120" w:type="dxa"/>
+            </w:tcMar>
           </w:tcPr>
           <w:p>
             <w:pPr>
@@ -12649,10 +12333,10 @@
                 <w:b/>
                 <w:bCs w:val="1"/>
                 <w:i w:val="0"/>
-                <w:color w:val="FFFFFF"/>
                 <w:sz w:val="21"/>
                 <w:szCs w:val="21"/>
                 <w:rtl w:val="0"/>
+                <w:color w:val="000000"/>
               </w:rPr>
               <w:t xml:space="preserve">Clearsign</w:t>
             </w:r>
@@ -12660,8 +12344,14 @@
         </w:tc>
         <w:tc>
           <w:tcPr>
-            <w:shd w:fill="1E293B"/>
             <w:vAlign w:val="center"/>
+            <w:shd w:val="clear" w:color="auto" w:fill="auto"/>
+            <w:tcMar>
+              <w:top w:w="80" w:type="dxa"/>
+              <w:left w:w="120" w:type="dxa"/>
+              <w:bottom w:w="80" w:type="dxa"/>
+              <w:right w:w="120" w:type="dxa"/>
+            </w:tcMar>
           </w:tcPr>
           <w:p>
             <w:pPr>
@@ -12689,10 +12379,10 @@
                 <w:b/>
                 <w:bCs w:val="1"/>
                 <w:i w:val="0"/>
-                <w:color w:val="FFFFFF"/>
                 <w:sz w:val="21"/>
                 <w:szCs w:val="21"/>
                 <w:rtl w:val="0"/>
+                <w:color w:val="000000"/>
               </w:rPr>
               <w:t xml:space="preserve">Detached trong repo</w:t>
             </w:r>
@@ -12700,8 +12390,14 @@
         </w:tc>
         <w:tc>
           <w:tcPr>
-            <w:shd w:fill="1E293B"/>
             <w:vAlign w:val="center"/>
+            <w:shd w:val="clear" w:color="auto" w:fill="auto"/>
+            <w:tcMar>
+              <w:top w:w="80" w:type="dxa"/>
+              <w:left w:w="120" w:type="dxa"/>
+              <w:bottom w:w="80" w:type="dxa"/>
+              <w:right w:w="120" w:type="dxa"/>
+            </w:tcMar>
           </w:tcPr>
           <w:p>
             <w:pPr>
@@ -12729,10 +12425,10 @@
                 <w:b/>
                 <w:bCs w:val="1"/>
                 <w:i w:val="0"/>
-                <w:color w:val="FFFFFF"/>
                 <w:sz w:val="21"/>
                 <w:szCs w:val="21"/>
                 <w:rtl w:val="0"/>
+                <w:color w:val="000000"/>
               </w:rPr>
               <w:t xml:space="preserve">Chfi ký nhúng PDF</w:t>
             </w:r>
@@ -12747,8 +12443,14 @@
         </w:trPr>
         <w:tc>
           <w:tcPr>
-            <w:shd w:fill="F8FAFC"/>
             <w:vAlign w:val="center"/>
+            <w:shd w:val="clear" w:color="auto" w:fill="auto"/>
+            <w:tcMar>
+              <w:top w:w="80" w:type="dxa"/>
+              <w:left w:w="120" w:type="dxa"/>
+              <w:bottom w:w="80" w:type="dxa"/>
+              <w:right w:w="120" w:type="dxa"/>
+            </w:tcMar>
           </w:tcPr>
           <w:p>
             <w:pPr>
@@ -12772,10 +12474,10 @@
                 <w:rFonts w:ascii="Times New Roman" w:hAnsi="Times New Roman" w:cs="Times New Roman"/>
                 <w:b w:val="0"/>
                 <w:i w:val="0"/>
-                <w:color w:val="1F2937"/>
                 <w:sz w:val="20"/>
                 <w:szCs w:val="21"/>
                 <w:rtl w:val="0"/>
+                <w:color w:val="000000"/>
               </w:rPr>
               <w:t xml:space="preserve">Đối tượng</w:t>
             </w:r>
@@ -12783,8 +12485,14 @@
         </w:tc>
         <w:tc>
           <w:tcPr>
-            <w:shd w:fill="F8FAFC"/>
             <w:vAlign w:val="center"/>
+            <w:shd w:val="clear" w:color="auto" w:fill="auto"/>
+            <w:tcMar>
+              <w:top w:w="80" w:type="dxa"/>
+              <w:left w:w="120" w:type="dxa"/>
+              <w:bottom w:w="80" w:type="dxa"/>
+              <w:right w:w="120" w:type="dxa"/>
+            </w:tcMar>
           </w:tcPr>
           <w:p>
             <w:pPr>
@@ -12808,10 +12516,10 @@
                 <w:rFonts w:ascii="Times New Roman" w:hAnsi="Times New Roman" w:cs="Times New Roman"/>
                 <w:b w:val="0"/>
                 <w:i w:val="0"/>
-                <w:color w:val="1F2937"/>
                 <w:sz w:val="20"/>
                 <w:szCs w:val="21"/>
                 <w:rtl w:val="0"/>
+                <w:color w:val="000000"/>
               </w:rPr>
               <w:t xml:space="preserve">Văn bản rõ</w:t>
             </w:r>
@@ -12819,8 +12527,14 @@
         </w:tc>
         <w:tc>
           <w:tcPr>
-            <w:shd w:fill="F8FAFC"/>
             <w:vAlign w:val="center"/>
+            <w:shd w:val="clear" w:color="auto" w:fill="auto"/>
+            <w:tcMar>
+              <w:top w:w="80" w:type="dxa"/>
+              <w:left w:w="120" w:type="dxa"/>
+              <w:bottom w:w="80" w:type="dxa"/>
+              <w:right w:w="120" w:type="dxa"/>
+            </w:tcMar>
           </w:tcPr>
           <w:p>
             <w:pPr>
@@ -12844,10 +12558,10 @@
                 <w:rFonts w:ascii="Times New Roman" w:hAnsi="Times New Roman" w:cs="Times New Roman"/>
                 <w:b w:val="0"/>
                 <w:i w:val="0"/>
-                <w:color w:val="1F2937"/>
                 <w:sz w:val="20"/>
                 <w:szCs w:val="21"/>
                 <w:rtl w:val="0"/>
+                <w:color w:val="000000"/>
               </w:rPr>
               <w:t xml:space="preserve">Byte tệp bất kỳ</w:t>
             </w:r>
@@ -12855,8 +12569,14 @@
         </w:tc>
         <w:tc>
           <w:tcPr>
-            <w:shd w:fill="F8FAFC"/>
             <w:vAlign w:val="center"/>
+            <w:shd w:val="clear" w:color="auto" w:fill="auto"/>
+            <w:tcMar>
+              <w:top w:w="80" w:type="dxa"/>
+              <w:left w:w="120" w:type="dxa"/>
+              <w:bottom w:w="80" w:type="dxa"/>
+              <w:right w:w="120" w:type="dxa"/>
+            </w:tcMar>
           </w:tcPr>
           <w:p>
             <w:pPr>
@@ -12880,10 +12600,10 @@
                 <w:rFonts w:ascii="Times New Roman" w:hAnsi="Times New Roman" w:cs="Times New Roman"/>
                 <w:b w:val="0"/>
                 <w:i w:val="0"/>
-                <w:color w:val="1F2937"/>
                 <w:sz w:val="20"/>
                 <w:szCs w:val="21"/>
                 <w:rtl w:val="0"/>
+                <w:color w:val="000000"/>
               </w:rPr>
               <w:t xml:space="preserve">Cấu trúc PDF</w:t>
             </w:r>
@@ -12898,8 +12618,14 @@
         </w:trPr>
         <w:tc>
           <w:tcPr>
-            <w:shd w:fill="FFFFFF"/>
             <w:vAlign w:val="center"/>
+            <w:shd w:val="clear" w:color="auto" w:fill="auto"/>
+            <w:tcMar>
+              <w:top w:w="80" w:type="dxa"/>
+              <w:left w:w="120" w:type="dxa"/>
+              <w:bottom w:w="80" w:type="dxa"/>
+              <w:right w:w="120" w:type="dxa"/>
+            </w:tcMar>
           </w:tcPr>
           <w:p>
             <w:pPr>
@@ -12923,10 +12649,10 @@
                 <w:rFonts w:ascii="Times New Roman" w:hAnsi="Times New Roman" w:cs="Times New Roman"/>
                 <w:b w:val="0"/>
                 <w:i w:val="0"/>
-                <w:color w:val="1F2937"/>
                 <w:sz w:val="20"/>
                 <w:szCs w:val="21"/>
                 <w:rtl w:val="0"/>
+                <w:color w:val="000000"/>
               </w:rPr>
               <w:t xml:space="preserve">Nội dung trong .asc</w:t>
             </w:r>
@@ -12934,8 +12660,14 @@
         </w:tc>
         <w:tc>
           <w:tcPr>
-            <w:shd w:fill="FFFFFF"/>
             <w:vAlign w:val="center"/>
+            <w:shd w:val="clear" w:color="auto" w:fill="auto"/>
+            <w:tcMar>
+              <w:top w:w="80" w:type="dxa"/>
+              <w:left w:w="120" w:type="dxa"/>
+              <w:bottom w:w="80" w:type="dxa"/>
+              <w:right w:w="120" w:type="dxa"/>
+            </w:tcMar>
           </w:tcPr>
           <w:p>
             <w:pPr>
@@ -12959,10 +12691,10 @@
                 <w:rFonts w:ascii="Times New Roman" w:hAnsi="Times New Roman" w:cs="Times New Roman"/>
                 <w:b w:val="0"/>
                 <w:i w:val="0"/>
-                <w:color w:val="1F2937"/>
                 <w:sz w:val="20"/>
                 <w:szCs w:val="21"/>
                 <w:rtl w:val="0"/>
+                <w:color w:val="000000"/>
               </w:rPr>
               <w:t xml:space="preserve">Có</w:t>
             </w:r>
@@ -12970,8 +12702,14 @@
         </w:tc>
         <w:tc>
           <w:tcPr>
-            <w:shd w:fill="FFFFFF"/>
             <w:vAlign w:val="center"/>
+            <w:shd w:val="clear" w:color="auto" w:fill="auto"/>
+            <w:tcMar>
+              <w:top w:w="80" w:type="dxa"/>
+              <w:left w:w="120" w:type="dxa"/>
+              <w:bottom w:w="80" w:type="dxa"/>
+              <w:right w:w="120" w:type="dxa"/>
+            </w:tcMar>
           </w:tcPr>
           <w:p>
             <w:pPr>
@@ -12995,10 +12733,10 @@
                 <w:rFonts w:ascii="Times New Roman" w:hAnsi="Times New Roman" w:cs="Times New Roman"/>
                 <w:b w:val="0"/>
                 <w:i w:val="0"/>
-                <w:color w:val="1F2937"/>
                 <w:sz w:val="20"/>
                 <w:szCs w:val="21"/>
                 <w:rtl w:val="0"/>
+                <w:color w:val="000000"/>
               </w:rPr>
               <w:t xml:space="preserve">Không</w:t>
             </w:r>
@@ -13006,8 +12744,14 @@
         </w:tc>
         <w:tc>
           <w:tcPr>
-            <w:shd w:fill="FFFFFF"/>
             <w:vAlign w:val="center"/>
+            <w:shd w:val="clear" w:color="auto" w:fill="auto"/>
+            <w:tcMar>
+              <w:top w:w="80" w:type="dxa"/>
+              <w:left w:w="120" w:type="dxa"/>
+              <w:bottom w:w="80" w:type="dxa"/>
+              <w:right w:w="120" w:type="dxa"/>
+            </w:tcMar>
           </w:tcPr>
           <w:p>
             <w:pPr>
@@ -13031,10 +12775,10 @@
                 <w:rFonts w:ascii="Times New Roman" w:hAnsi="Times New Roman" w:cs="Times New Roman"/>
                 <w:b w:val="0"/>
                 <w:i w:val="0"/>
-                <w:color w:val="1F2937"/>
                 <w:sz w:val="20"/>
                 <w:szCs w:val="21"/>
                 <w:rtl w:val="0"/>
+                <w:color w:val="000000"/>
               </w:rPr>
               <w:t xml:space="preserve">Không áp dụng</w:t>
             </w:r>
@@ -13049,8 +12793,14 @@
         </w:trPr>
         <w:tc>
           <w:tcPr>
-            <w:shd w:fill="F8FAFC"/>
             <w:vAlign w:val="center"/>
+            <w:shd w:val="clear" w:color="auto" w:fill="auto"/>
+            <w:tcMar>
+              <w:top w:w="80" w:type="dxa"/>
+              <w:left w:w="120" w:type="dxa"/>
+              <w:bottom w:w="80" w:type="dxa"/>
+              <w:right w:w="120" w:type="dxa"/>
+            </w:tcMar>
           </w:tcPr>
           <w:p>
             <w:pPr>
@@ -13074,10 +12824,10 @@
                 <w:rFonts w:ascii="Times New Roman" w:hAnsi="Times New Roman" w:cs="Times New Roman"/>
                 <w:b w:val="0"/>
                 <w:i w:val="0"/>
-                <w:color w:val="1F2937"/>
                 <w:sz w:val="20"/>
                 <w:szCs w:val="21"/>
                 <w:rtl w:val="0"/>
+                <w:color w:val="000000"/>
               </w:rPr>
               <w:t xml:space="preserve">Cần tệp gốc riêng</w:t>
             </w:r>
@@ -13085,8 +12835,14 @@
         </w:tc>
         <w:tc>
           <w:tcPr>
-            <w:shd w:fill="F8FAFC"/>
             <w:vAlign w:val="center"/>
+            <w:shd w:val="clear" w:color="auto" w:fill="auto"/>
+            <w:tcMar>
+              <w:top w:w="80" w:type="dxa"/>
+              <w:left w:w="120" w:type="dxa"/>
+              <w:bottom w:w="80" w:type="dxa"/>
+              <w:right w:w="120" w:type="dxa"/>
+            </w:tcMar>
           </w:tcPr>
           <w:p>
             <w:pPr>
@@ -13110,10 +12866,10 @@
                 <w:rFonts w:ascii="Times New Roman" w:hAnsi="Times New Roman" w:cs="Times New Roman"/>
                 <w:b w:val="0"/>
                 <w:i w:val="0"/>
-                <w:color w:val="1F2937"/>
                 <w:sz w:val="20"/>
                 <w:szCs w:val="21"/>
                 <w:rtl w:val="0"/>
+                <w:color w:val="000000"/>
               </w:rPr>
               <w:t xml:space="preserve">Không với khối đầy đủ</w:t>
             </w:r>
@@ -13121,8 +12877,14 @@
         </w:tc>
         <w:tc>
           <w:tcPr>
-            <w:shd w:fill="F8FAFC"/>
             <w:vAlign w:val="center"/>
+            <w:shd w:val="clear" w:color="auto" w:fill="auto"/>
+            <w:tcMar>
+              <w:top w:w="80" w:type="dxa"/>
+              <w:left w:w="120" w:type="dxa"/>
+              <w:bottom w:w="80" w:type="dxa"/>
+              <w:right w:w="120" w:type="dxa"/>
+            </w:tcMar>
           </w:tcPr>
           <w:p>
             <w:pPr>
@@ -13146,10 +12908,10 @@
                 <w:rFonts w:ascii="Times New Roman" w:hAnsi="Times New Roman" w:cs="Times New Roman"/>
                 <w:b w:val="0"/>
                 <w:i w:val="0"/>
-                <w:color w:val="1F2937"/>
                 <w:sz w:val="20"/>
                 <w:szCs w:val="21"/>
                 <w:rtl w:val="0"/>
+                <w:color w:val="000000"/>
               </w:rPr>
               <w:t xml:space="preserve">Có</w:t>
             </w:r>
@@ -13157,8 +12919,14 @@
         </w:tc>
         <w:tc>
           <w:tcPr>
-            <w:shd w:fill="F8FAFC"/>
             <w:vAlign w:val="center"/>
+            <w:shd w:val="clear" w:color="auto" w:fill="auto"/>
+            <w:tcMar>
+              <w:top w:w="80" w:type="dxa"/>
+              <w:left w:w="120" w:type="dxa"/>
+              <w:bottom w:w="80" w:type="dxa"/>
+              <w:right w:w="120" w:type="dxa"/>
+            </w:tcMar>
           </w:tcPr>
           <w:p>
             <w:pPr>
@@ -13182,10 +12950,10 @@
                 <w:rFonts w:ascii="Times New Roman" w:hAnsi="Times New Roman" w:cs="Times New Roman"/>
                 <w:b w:val="0"/>
                 <w:i w:val="0"/>
-                <w:color w:val="1F2937"/>
                 <w:sz w:val="20"/>
                 <w:szCs w:val="21"/>
                 <w:rtl w:val="0"/>
+                <w:color w:val="000000"/>
               </w:rPr>
               <w:t xml:space="preserve">PDF tự chứa cấu trúc</w:t>
             </w:r>
@@ -13200,8 +12968,14 @@
         </w:trPr>
         <w:tc>
           <w:tcPr>
-            <w:shd w:fill="FFFFFF"/>
             <w:vAlign w:val="center"/>
+            <w:shd w:val="clear" w:color="auto" w:fill="auto"/>
+            <w:tcMar>
+              <w:top w:w="80" w:type="dxa"/>
+              <w:left w:w="120" w:type="dxa"/>
+              <w:bottom w:w="80" w:type="dxa"/>
+              <w:right w:w="120" w:type="dxa"/>
+            </w:tcMar>
           </w:tcPr>
           <w:p>
             <w:pPr>
@@ -13225,10 +12999,10 @@
                 <w:rFonts w:ascii="Times New Roman" w:hAnsi="Times New Roman" w:cs="Times New Roman"/>
                 <w:b w:val="0"/>
                 <w:i w:val="0"/>
-                <w:color w:val="1F2937"/>
                 <w:sz w:val="20"/>
                 <w:szCs w:val="21"/>
                 <w:rtl w:val="0"/>
+                <w:color w:val="000000"/>
               </w:rPr>
               <w:t xml:space="preserve">Hiển thị dấu ký trong PDF</w:t>
             </w:r>
@@ -13236,8 +13010,14 @@
         </w:tc>
         <w:tc>
           <w:tcPr>
-            <w:shd w:fill="FFFFFF"/>
             <w:vAlign w:val="center"/>
+            <w:shd w:val="clear" w:color="auto" w:fill="auto"/>
+            <w:tcMar>
+              <w:top w:w="80" w:type="dxa"/>
+              <w:left w:w="120" w:type="dxa"/>
+              <w:bottom w:w="80" w:type="dxa"/>
+              <w:right w:w="120" w:type="dxa"/>
+            </w:tcMar>
           </w:tcPr>
           <w:p>
             <w:pPr>
@@ -13260,9 +13040,9 @@
                 <w:rFonts w:ascii="Times New Roman" w:hAnsi="Times New Roman" w:cs="Times New Roman"/>
                 <w:b w:val="0"/>
                 <w:i w:val="0"/>
-                <w:color w:val="1F2937"/>
                 <w:sz w:val="20"/>
                 <w:rtl w:val="0"/>
+                <w:color w:val="000000"/>
               </w:rPr>
             </w:r>
           </w:p>
@@ -13288,10 +13068,10 @@
                 <w:rFonts w:ascii="Times New Roman" w:hAnsi="Times New Roman" w:cs="Times New Roman"/>
                 <w:b w:val="0"/>
                 <w:i w:val="0"/>
-                <w:color w:val="1F2937"/>
                 <w:sz w:val="20"/>
                 <w:szCs w:val="21"/>
                 <w:rtl w:val="0"/>
+                <w:color w:val="000000"/>
               </w:rPr>
               <w:t xml:space="preserve">Không</w:t>
             </w:r>
@@ -13299,8 +13079,14 @@
         </w:tc>
         <w:tc>
           <w:tcPr>
-            <w:shd w:fill="FFFFFF"/>
             <w:vAlign w:val="center"/>
+            <w:shd w:val="clear" w:color="auto" w:fill="auto"/>
+            <w:tcMar>
+              <w:top w:w="80" w:type="dxa"/>
+              <w:left w:w="120" w:type="dxa"/>
+              <w:bottom w:w="80" w:type="dxa"/>
+              <w:right w:w="120" w:type="dxa"/>
+            </w:tcMar>
           </w:tcPr>
           <w:p>
             <w:pPr>
@@ -13323,9 +13109,9 @@
                 <w:rFonts w:ascii="Times New Roman" w:hAnsi="Times New Roman" w:cs="Times New Roman"/>
                 <w:b w:val="0"/>
                 <w:i w:val="0"/>
-                <w:color w:val="1F2937"/>
                 <w:sz w:val="20"/>
                 <w:rtl w:val="0"/>
+                <w:color w:val="000000"/>
               </w:rPr>
             </w:r>
           </w:p>
@@ -13351,10 +13137,10 @@
                 <w:rFonts w:ascii="Times New Roman" w:hAnsi="Times New Roman" w:cs="Times New Roman"/>
                 <w:b w:val="0"/>
                 <w:i w:val="0"/>
-                <w:color w:val="1F2937"/>
                 <w:sz w:val="20"/>
                 <w:szCs w:val="21"/>
                 <w:rtl w:val="0"/>
+                <w:color w:val="000000"/>
               </w:rPr>
               <w:t xml:space="preserve">Không</w:t>
             </w:r>
@@ -13362,8 +13148,14 @@
         </w:tc>
         <w:tc>
           <w:tcPr>
-            <w:shd w:fill="FFFFFF"/>
             <w:vAlign w:val="center"/>
+            <w:shd w:val="clear" w:color="auto" w:fill="auto"/>
+            <w:tcMar>
+              <w:top w:w="80" w:type="dxa"/>
+              <w:left w:w="120" w:type="dxa"/>
+              <w:bottom w:w="80" w:type="dxa"/>
+              <w:right w:w="120" w:type="dxa"/>
+            </w:tcMar>
           </w:tcPr>
           <w:p>
             <w:pPr>
@@ -13386,9 +13178,9 @@
                 <w:rFonts w:ascii="Times New Roman" w:hAnsi="Times New Roman" w:cs="Times New Roman"/>
                 <w:b w:val="0"/>
                 <w:i w:val="0"/>
-                <w:color w:val="1F2937"/>
                 <w:sz w:val="20"/>
                 <w:rtl w:val="0"/>
+                <w:color w:val="000000"/>
               </w:rPr>
             </w:r>
           </w:p>
@@ -13414,10 +13206,10 @@
                 <w:rFonts w:ascii="Times New Roman" w:hAnsi="Times New Roman" w:cs="Times New Roman"/>
                 <w:b w:val="0"/>
                 <w:i w:val="0"/>
-                <w:color w:val="1F2937"/>
                 <w:sz w:val="20"/>
                 <w:szCs w:val="21"/>
                 <w:rtl w:val="0"/>
+                <w:color w:val="000000"/>
               </w:rPr>
               <w:t xml:space="preserve">Tùy công cụ</w:t>
             </w:r>
@@ -13432,8 +13224,14 @@
         </w:trPr>
         <w:tc>
           <w:tcPr>
-            <w:shd w:fill="F8FAFC"/>
             <w:vAlign w:val="center"/>
+            <w:shd w:val="clear" w:color="auto" w:fill="auto"/>
+            <w:tcMar>
+              <w:top w:w="80" w:type="dxa"/>
+              <w:left w:w="120" w:type="dxa"/>
+              <w:bottom w:w="80" w:type="dxa"/>
+              <w:right w:w="120" w:type="dxa"/>
+            </w:tcMar>
           </w:tcPr>
           <w:p>
             <w:pPr>
@@ -13457,10 +13255,10 @@
                 <w:rFonts w:ascii="Times New Roman" w:hAnsi="Times New Roman" w:cs="Times New Roman"/>
                 <w:b w:val="0"/>
                 <w:i w:val="0"/>
-                <w:color w:val="1F2937"/>
                 <w:sz w:val="20"/>
                 <w:szCs w:val="21"/>
                 <w:rtl w:val="0"/>
+                <w:color w:val="000000"/>
               </w:rPr>
               <w:t xml:space="preserve">Tình trạng triển khai</w:t>
             </w:r>
@@ -13468,8 +13266,14 @@
         </w:tc>
         <w:tc>
           <w:tcPr>
-            <w:shd w:fill="F8FAFC"/>
             <w:vAlign w:val="center"/>
+            <w:shd w:val="clear" w:color="auto" w:fill="auto"/>
+            <w:tcMar>
+              <w:top w:w="80" w:type="dxa"/>
+              <w:left w:w="120" w:type="dxa"/>
+              <w:bottom w:w="80" w:type="dxa"/>
+              <w:right w:w="120" w:type="dxa"/>
+            </w:tcMar>
           </w:tcPr>
           <w:p>
             <w:pPr>
@@ -13493,10 +13297,10 @@
                 <w:rFonts w:ascii="Times New Roman" w:hAnsi="Times New Roman" w:cs="Times New Roman"/>
                 <w:b w:val="0"/>
                 <w:i w:val="0"/>
-                <w:color w:val="1F2937"/>
                 <w:sz w:val="20"/>
                 <w:szCs w:val="21"/>
                 <w:rtl w:val="0"/>
+                <w:color w:val="000000"/>
               </w:rPr>
               <w:t xml:space="preserve">Có</w:t>
             </w:r>
@@ -13504,8 +13308,14 @@
         </w:tc>
         <w:tc>
           <w:tcPr>
-            <w:shd w:fill="F8FAFC"/>
             <w:vAlign w:val="center"/>
+            <w:shd w:val="clear" w:color="auto" w:fill="auto"/>
+            <w:tcMar>
+              <w:top w:w="80" w:type="dxa"/>
+              <w:left w:w="120" w:type="dxa"/>
+              <w:bottom w:w="80" w:type="dxa"/>
+              <w:right w:w="120" w:type="dxa"/>
+            </w:tcMar>
           </w:tcPr>
           <w:p>
             <w:pPr>
@@ -13529,10 +13339,10 @@
                 <w:rFonts w:ascii="Times New Roman" w:hAnsi="Times New Roman" w:cs="Times New Roman"/>
                 <w:b w:val="0"/>
                 <w:i w:val="0"/>
-                <w:color w:val="1F2937"/>
                 <w:sz w:val="20"/>
                 <w:szCs w:val="21"/>
                 <w:rtl w:val="0"/>
+                <w:color w:val="000000"/>
               </w:rPr>
               <w:t xml:space="preserve">Có</w:t>
             </w:r>
@@ -13540,8 +13350,14 @@
         </w:tc>
         <w:tc>
           <w:tcPr>
-            <w:shd w:fill="F8FAFC"/>
             <w:vAlign w:val="center"/>
+            <w:shd w:val="clear" w:color="auto" w:fill="auto"/>
+            <w:tcMar>
+              <w:top w:w="80" w:type="dxa"/>
+              <w:left w:w="120" w:type="dxa"/>
+              <w:bottom w:w="80" w:type="dxa"/>
+              <w:right w:w="120" w:type="dxa"/>
+            </w:tcMar>
           </w:tcPr>
           <w:p>
             <w:pPr>
@@ -13565,10 +13381,10 @@
                 <w:rFonts w:ascii="Times New Roman" w:hAnsi="Times New Roman" w:cs="Times New Roman"/>
                 <w:b w:val="0"/>
                 <w:i w:val="0"/>
-                <w:color w:val="1F2937"/>
                 <w:sz w:val="20"/>
                 <w:szCs w:val="21"/>
                 <w:rtl w:val="0"/>
+                <w:color w:val="000000"/>
               </w:rPr>
               <w:t xml:space="preserve">Ngoài phạm vi repo</w:t>
             </w:r>
@@ -13790,20 +13606,20 @@
         <w:tblInd w:w="339.0" w:type="dxa"/>
         <w:tblLayout w:type="fixed"/>
         <w:tblLook w:val="0000"/>
-        <w:tblBorders>
-          <w:top w:val="single" w:sz="8" w:space="0" w:color="1E293B"/>
-          <w:bottom w:val="single" w:sz="8" w:space="0" w:color="1E293B"/>
-          <w:left w:val="none"/>
-          <w:right w:val="none"/>
-          <w:insideH w:val="single" w:sz="4" w:space="0" w:color="CBD5E1"/>
-          <w:insideV w:val="single" w:sz="4" w:space="0" w:color="E2E8F0"/>
-        </w:tblBorders>
         <w:tblCellMar>
           <w:top w:w="120" w:type="dxa"/>
           <w:bottom w:w="120" w:type="dxa"/>
           <w:left w:w="160" w:type="dxa"/>
           <w:right w:w="160" w:type="dxa"/>
         </w:tblCellMar>
+        <w:tblBorders>
+          <w:top w:val="single" w:sz="4" w:space="0" w:color="000000"/>
+          <w:left w:val="single" w:sz="4" w:space="0" w:color="000000"/>
+          <w:bottom w:val="single" w:sz="4" w:space="0" w:color="000000"/>
+          <w:right w:val="single" w:sz="4" w:space="0" w:color="000000"/>
+          <w:insideH w:val="single" w:sz="4" w:space="0" w:color="000000"/>
+          <w:insideV w:val="single" w:sz="4" w:space="0" w:color="000000"/>
+        </w:tblBorders>
       </w:tblPr>
       <w:tblGrid>
         <w:gridCol w:w="1342"/>
@@ -13827,8 +13643,14 @@
         </w:trPr>
         <w:tc>
           <w:tcPr>
-            <w:shd w:fill="1E293B"/>
             <w:vAlign w:val="center"/>
+            <w:shd w:val="clear" w:color="auto" w:fill="auto"/>
+            <w:tcMar>
+              <w:top w:w="80" w:type="dxa"/>
+              <w:left w:w="120" w:type="dxa"/>
+              <w:bottom w:w="80" w:type="dxa"/>
+              <w:right w:w="120" w:type="dxa"/>
+            </w:tcMar>
           </w:tcPr>
           <w:p>
             <w:pPr>
@@ -13856,10 +13678,10 @@
                 <w:b/>
                 <w:bCs w:val="1"/>
                 <w:i w:val="0"/>
-                <w:color w:val="FFFFFF"/>
                 <w:sz w:val="21"/>
                 <w:szCs w:val="21"/>
                 <w:rtl w:val="0"/>
+                <w:color w:val="000000"/>
               </w:rPr>
               <w:t xml:space="preserve">Chfi ký</w:t>
             </w:r>
@@ -13867,8 +13689,14 @@
         </w:tc>
         <w:tc>
           <w:tcPr>
-            <w:shd w:fill="1E293B"/>
             <w:vAlign w:val="center"/>
+            <w:shd w:val="clear" w:color="auto" w:fill="auto"/>
+            <w:tcMar>
+              <w:top w:w="80" w:type="dxa"/>
+              <w:left w:w="120" w:type="dxa"/>
+              <w:bottom w:w="80" w:type="dxa"/>
+              <w:right w:w="120" w:type="dxa"/>
+            </w:tcMar>
           </w:tcPr>
           <w:p>
             <w:pPr>
@@ -13896,10 +13724,10 @@
                 <w:b/>
                 <w:bCs w:val="1"/>
                 <w:i w:val="0"/>
-                <w:color w:val="FFFFFF"/>
                 <w:sz w:val="21"/>
                 <w:szCs w:val="21"/>
                 <w:rtl w:val="0"/>
+                <w:color w:val="000000"/>
               </w:rPr>
               <w:t xml:space="preserve">CA</w:t>
             </w:r>
@@ -13907,8 +13735,14 @@
         </w:tc>
         <w:tc>
           <w:tcPr>
-            <w:shd w:fill="1E293B"/>
             <w:vAlign w:val="center"/>
+            <w:shd w:val="clear" w:color="auto" w:fill="auto"/>
+            <w:tcMar>
+              <w:top w:w="80" w:type="dxa"/>
+              <w:left w:w="120" w:type="dxa"/>
+              <w:bottom w:w="80" w:type="dxa"/>
+              <w:right w:w="120" w:type="dxa"/>
+            </w:tcMar>
           </w:tcPr>
           <w:p>
             <w:pPr>
@@ -13936,10 +13770,10 @@
                 <w:b/>
                 <w:bCs w:val="1"/>
                 <w:i w:val="0"/>
-                <w:color w:val="FFFFFF"/>
                 <w:sz w:val="21"/>
                 <w:szCs w:val="21"/>
                 <w:rtl w:val="0"/>
+                <w:color w:val="000000"/>
               </w:rPr>
               <w:t xml:space="preserve">Trạng thái nội bộ</w:t>
             </w:r>
@@ -13947,8 +13781,14 @@
         </w:tc>
         <w:tc>
           <w:tcPr>
-            <w:shd w:fill="1E293B"/>
             <w:vAlign w:val="center"/>
+            <w:shd w:val="clear" w:color="auto" w:fill="auto"/>
+            <w:tcMar>
+              <w:top w:w="80" w:type="dxa"/>
+              <w:left w:w="120" w:type="dxa"/>
+              <w:bottom w:w="80" w:type="dxa"/>
+              <w:right w:w="120" w:type="dxa"/>
+            </w:tcMar>
           </w:tcPr>
           <w:p>
             <w:pPr>
@@ -13976,10 +13816,10 @@
                 <w:b/>
                 <w:bCs w:val="1"/>
                 <w:i w:val="0"/>
-                <w:color w:val="FFFFFF"/>
                 <w:sz w:val="21"/>
                 <w:szCs w:val="21"/>
                 <w:rtl w:val="0"/>
+                <w:color w:val="000000"/>
               </w:rPr>
               <w:t xml:space="preserve">Quyết định đề xuất</w:t>
             </w:r>
@@ -13994,8 +13834,14 @@
         </w:trPr>
         <w:tc>
           <w:tcPr>
-            <w:shd w:fill="F8FAFC"/>
             <w:vAlign w:val="center"/>
+            <w:shd w:val="clear" w:color="auto" w:fill="auto"/>
+            <w:tcMar>
+              <w:top w:w="80" w:type="dxa"/>
+              <w:left w:w="120" w:type="dxa"/>
+              <w:bottom w:w="80" w:type="dxa"/>
+              <w:right w:w="120" w:type="dxa"/>
+            </w:tcMar>
           </w:tcPr>
           <w:p>
             <w:pPr>
@@ -14019,10 +13865,10 @@
                 <w:rFonts w:ascii="Times New Roman" w:hAnsi="Times New Roman" w:cs="Times New Roman"/>
                 <w:b w:val="0"/>
                 <w:i w:val="0"/>
-                <w:color w:val="1F2937"/>
                 <w:sz w:val="20"/>
                 <w:szCs w:val="21"/>
                 <w:rtl w:val="0"/>
+                <w:color w:val="000000"/>
               </w:rPr>
               <w:t xml:space="preserve">Sai</w:t>
             </w:r>
@@ -14030,8 +13876,14 @@
         </w:tc>
         <w:tc>
           <w:tcPr>
-            <w:shd w:fill="F8FAFC"/>
             <w:vAlign w:val="center"/>
+            <w:shd w:val="clear" w:color="auto" w:fill="auto"/>
+            <w:tcMar>
+              <w:top w:w="80" w:type="dxa"/>
+              <w:left w:w="120" w:type="dxa"/>
+              <w:bottom w:w="80" w:type="dxa"/>
+              <w:right w:w="120" w:type="dxa"/>
+            </w:tcMar>
           </w:tcPr>
           <w:p>
             <w:pPr>
@@ -14055,10 +13907,10 @@
                 <w:rFonts w:ascii="Times New Roman" w:hAnsi="Times New Roman" w:cs="Times New Roman"/>
                 <w:b w:val="0"/>
                 <w:i w:val="0"/>
-                <w:color w:val="1F2937"/>
                 <w:sz w:val="20"/>
                 <w:szCs w:val="21"/>
                 <w:rtl w:val="0"/>
+                <w:color w:val="000000"/>
               </w:rPr>
               <w:t xml:space="preserve">Bất kỳ</w:t>
             </w:r>
@@ -14066,8 +13918,14 @@
         </w:tc>
         <w:tc>
           <w:tcPr>
-            <w:shd w:fill="F8FAFC"/>
             <w:vAlign w:val="center"/>
+            <w:shd w:val="clear" w:color="auto" w:fill="auto"/>
+            <w:tcMar>
+              <w:top w:w="80" w:type="dxa"/>
+              <w:left w:w="120" w:type="dxa"/>
+              <w:bottom w:w="80" w:type="dxa"/>
+              <w:right w:w="120" w:type="dxa"/>
+            </w:tcMar>
           </w:tcPr>
           <w:p>
             <w:pPr>
@@ -14091,10 +13949,10 @@
                 <w:rFonts w:ascii="Times New Roman" w:hAnsi="Times New Roman" w:cs="Times New Roman"/>
                 <w:b w:val="0"/>
                 <w:i w:val="0"/>
-                <w:color w:val="1F2937"/>
                 <w:sz w:val="20"/>
                 <w:szCs w:val="21"/>
                 <w:rtl w:val="0"/>
+                <w:color w:val="000000"/>
               </w:rPr>
               <w:t xml:space="preserve">Bất kỳ</w:t>
             </w:r>
@@ -14102,8 +13960,14 @@
         </w:tc>
         <w:tc>
           <w:tcPr>
-            <w:shd w:fill="F8FAFC"/>
             <w:vAlign w:val="center"/>
+            <w:shd w:val="clear" w:color="auto" w:fill="auto"/>
+            <w:tcMar>
+              <w:top w:w="80" w:type="dxa"/>
+              <w:left w:w="120" w:type="dxa"/>
+              <w:bottom w:w="80" w:type="dxa"/>
+              <w:right w:w="120" w:type="dxa"/>
+            </w:tcMar>
           </w:tcPr>
           <w:p>
             <w:pPr>
@@ -14127,10 +13991,10 @@
                 <w:rFonts w:ascii="Times New Roman" w:hAnsi="Times New Roman" w:cs="Times New Roman"/>
                 <w:b w:val="0"/>
                 <w:i w:val="0"/>
-                <w:color w:val="1F2937"/>
                 <w:sz w:val="20"/>
                 <w:szCs w:val="21"/>
                 <w:rtl w:val="0"/>
+                <w:color w:val="000000"/>
               </w:rPr>
               <w:t xml:space="preserve">Tfi chối nội dung</w:t>
             </w:r>
@@ -14145,8 +14009,14 @@
         </w:trPr>
         <w:tc>
           <w:tcPr>
-            <w:shd w:fill="FFFFFF"/>
             <w:vAlign w:val="center"/>
+            <w:shd w:val="clear" w:color="auto" w:fill="auto"/>
+            <w:tcMar>
+              <w:top w:w="80" w:type="dxa"/>
+              <w:left w:w="120" w:type="dxa"/>
+              <w:bottom w:w="80" w:type="dxa"/>
+              <w:right w:w="120" w:type="dxa"/>
+            </w:tcMar>
           </w:tcPr>
           <w:p>
             <w:pPr>
@@ -14170,10 +14040,10 @@
                 <w:rFonts w:ascii="Times New Roman" w:hAnsi="Times New Roman" w:cs="Times New Roman"/>
                 <w:b w:val="0"/>
                 <w:i w:val="0"/>
-                <w:color w:val="1F2937"/>
                 <w:sz w:val="20"/>
                 <w:szCs w:val="21"/>
                 <w:rtl w:val="0"/>
+                <w:color w:val="000000"/>
               </w:rPr>
               <w:t xml:space="preserve">Đúng</w:t>
             </w:r>
@@ -14181,8 +14051,14 @@
         </w:tc>
         <w:tc>
           <w:tcPr>
-            <w:shd w:fill="FFFFFF"/>
             <w:vAlign w:val="center"/>
+            <w:shd w:val="clear" w:color="auto" w:fill="auto"/>
+            <w:tcMar>
+              <w:top w:w="80" w:type="dxa"/>
+              <w:left w:w="120" w:type="dxa"/>
+              <w:bottom w:w="80" w:type="dxa"/>
+              <w:right w:w="120" w:type="dxa"/>
+            </w:tcMar>
           </w:tcPr>
           <w:p>
             <w:pPr>
@@ -14206,10 +14082,10 @@
                 <w:rFonts w:ascii="Times New Roman" w:hAnsi="Times New Roman" w:cs="Times New Roman"/>
                 <w:b w:val="0"/>
                 <w:i w:val="0"/>
-                <w:color w:val="1F2937"/>
                 <w:sz w:val="20"/>
                 <w:szCs w:val="21"/>
                 <w:rtl w:val="0"/>
+                <w:color w:val="000000"/>
               </w:rPr>
               <w:t xml:space="preserve">Không</w:t>
             </w:r>
@@ -14217,8 +14093,14 @@
         </w:tc>
         <w:tc>
           <w:tcPr>
-            <w:shd w:fill="FFFFFF"/>
             <w:vAlign w:val="center"/>
+            <w:shd w:val="clear" w:color="auto" w:fill="auto"/>
+            <w:tcMar>
+              <w:top w:w="80" w:type="dxa"/>
+              <w:left w:w="120" w:type="dxa"/>
+              <w:bottom w:w="80" w:type="dxa"/>
+              <w:right w:w="120" w:type="dxa"/>
+            </w:tcMar>
           </w:tcPr>
           <w:p>
             <w:pPr>
@@ -14242,10 +14124,10 @@
                 <w:rFonts w:ascii="Times New Roman" w:hAnsi="Times New Roman" w:cs="Times New Roman"/>
                 <w:b w:val="0"/>
                 <w:i w:val="0"/>
-                <w:color w:val="1F2937"/>
                 <w:sz w:val="20"/>
                 <w:szCs w:val="21"/>
                 <w:rtl w:val="0"/>
+                <w:color w:val="000000"/>
               </w:rPr>
               <w:t xml:space="preserve">Không rõ</w:t>
             </w:r>
@@ -14253,8 +14135,14 @@
         </w:tc>
         <w:tc>
           <w:tcPr>
-            <w:shd w:fill="FFFFFF"/>
             <w:vAlign w:val="center"/>
+            <w:shd w:val="clear" w:color="auto" w:fill="auto"/>
+            <w:tcMar>
+              <w:top w:w="80" w:type="dxa"/>
+              <w:left w:w="120" w:type="dxa"/>
+              <w:bottom w:w="80" w:type="dxa"/>
+              <w:right w:w="120" w:type="dxa"/>
+            </w:tcMar>
           </w:tcPr>
           <w:p>
             <w:pPr>
@@ -14278,10 +14166,10 @@
                 <w:rFonts w:ascii="Times New Roman" w:hAnsi="Times New Roman" w:cs="Times New Roman"/>
                 <w:b w:val="0"/>
                 <w:i w:val="0"/>
-                <w:color w:val="1F2937"/>
                 <w:sz w:val="20"/>
                 <w:szCs w:val="21"/>
                 <w:rtl w:val="0"/>
+                <w:color w:val="000000"/>
               </w:rPr>
               <w:t xml:space="preserve">Chỉ xác nhận khớp khóa</w:t>
             </w:r>
@@ -14296,8 +14184,14 @@
         </w:trPr>
         <w:tc>
           <w:tcPr>
-            <w:shd w:fill="F8FAFC"/>
             <w:vAlign w:val="center"/>
+            <w:shd w:val="clear" w:color="auto" w:fill="auto"/>
+            <w:tcMar>
+              <w:top w:w="80" w:type="dxa"/>
+              <w:left w:w="120" w:type="dxa"/>
+              <w:bottom w:w="80" w:type="dxa"/>
+              <w:right w:w="120" w:type="dxa"/>
+            </w:tcMar>
           </w:tcPr>
           <w:p>
             <w:pPr>
@@ -14321,10 +14215,10 @@
                 <w:rFonts w:ascii="Times New Roman" w:hAnsi="Times New Roman" w:cs="Times New Roman"/>
                 <w:b w:val="0"/>
                 <w:i w:val="0"/>
-                <w:color w:val="1F2937"/>
                 <w:sz w:val="20"/>
                 <w:szCs w:val="21"/>
                 <w:rtl w:val="0"/>
+                <w:color w:val="000000"/>
               </w:rPr>
               <w:t xml:space="preserve">Đúng</w:t>
             </w:r>
@@ -14332,8 +14226,14 @@
         </w:tc>
         <w:tc>
           <w:tcPr>
-            <w:shd w:fill="F8FAFC"/>
             <w:vAlign w:val="center"/>
+            <w:shd w:val="clear" w:color="auto" w:fill="auto"/>
+            <w:tcMar>
+              <w:top w:w="80" w:type="dxa"/>
+              <w:left w:w="120" w:type="dxa"/>
+              <w:bottom w:w="80" w:type="dxa"/>
+              <w:right w:w="120" w:type="dxa"/>
+            </w:tcMar>
           </w:tcPr>
           <w:p>
             <w:pPr>
@@ -14357,10 +14257,10 @@
                 <w:rFonts w:ascii="Times New Roman" w:hAnsi="Times New Roman" w:cs="Times New Roman"/>
                 <w:b w:val="0"/>
                 <w:i w:val="0"/>
-                <w:color w:val="1F2937"/>
                 <w:sz w:val="20"/>
                 <w:szCs w:val="21"/>
                 <w:rtl w:val="0"/>
+                <w:color w:val="000000"/>
               </w:rPr>
               <w:t xml:space="preserve">Có</w:t>
             </w:r>
@@ -14368,8 +14268,14 @@
         </w:tc>
         <w:tc>
           <w:tcPr>
-            <w:shd w:fill="F8FAFC"/>
             <w:vAlign w:val="center"/>
+            <w:shd w:val="clear" w:color="auto" w:fill="auto"/>
+            <w:tcMar>
+              <w:top w:w="80" w:type="dxa"/>
+              <w:left w:w="120" w:type="dxa"/>
+              <w:bottom w:w="80" w:type="dxa"/>
+              <w:right w:w="120" w:type="dxa"/>
+            </w:tcMar>
           </w:tcPr>
           <w:p>
             <w:pPr>
@@ -14393,10 +14299,10 @@
                 <w:rFonts w:ascii="Times New Roman" w:hAnsi="Times New Roman" w:cs="Times New Roman"/>
                 <w:b w:val="0"/>
                 <w:i w:val="0"/>
-                <w:color w:val="1F2937"/>
                 <w:sz w:val="20"/>
                 <w:szCs w:val="21"/>
                 <w:rtl w:val="0"/>
+                <w:color w:val="000000"/>
               </w:rPr>
               <w:t xml:space="preserve">Active, còn hạn</w:t>
             </w:r>
@@ -14404,8 +14310,14 @@
         </w:tc>
         <w:tc>
           <w:tcPr>
-            <w:shd w:fill="F8FAFC"/>
             <w:vAlign w:val="center"/>
+            <w:shd w:val="clear" w:color="auto" w:fill="auto"/>
+            <w:tcMar>
+              <w:top w:w="80" w:type="dxa"/>
+              <w:left w:w="120" w:type="dxa"/>
+              <w:bottom w:w="80" w:type="dxa"/>
+              <w:right w:w="120" w:type="dxa"/>
+            </w:tcMar>
           </w:tcPr>
           <w:p>
             <w:pPr>
@@ -14429,10 +14341,10 @@
                 <w:rFonts w:ascii="Times New Roman" w:hAnsi="Times New Roman" w:cs="Times New Roman"/>
                 <w:b w:val="0"/>
                 <w:i w:val="0"/>
-                <w:color w:val="1F2937"/>
                 <w:sz w:val="20"/>
                 <w:szCs w:val="21"/>
                 <w:rtl w:val="0"/>
+                <w:color w:val="000000"/>
               </w:rPr>
               <w:t xml:space="preserve">Xét thêm thẩm quyền</w:t>
             </w:r>
@@ -14447,8 +14359,14 @@
         </w:trPr>
         <w:tc>
           <w:tcPr>
-            <w:shd w:fill="FFFFFF"/>
             <w:vAlign w:val="center"/>
+            <w:shd w:val="clear" w:color="auto" w:fill="auto"/>
+            <w:tcMar>
+              <w:top w:w="80" w:type="dxa"/>
+              <w:left w:w="120" w:type="dxa"/>
+              <w:bottom w:w="80" w:type="dxa"/>
+              <w:right w:w="120" w:type="dxa"/>
+            </w:tcMar>
           </w:tcPr>
           <w:p>
             <w:pPr>
@@ -14472,10 +14390,10 @@
                 <w:rFonts w:ascii="Times New Roman" w:hAnsi="Times New Roman" w:cs="Times New Roman"/>
                 <w:b w:val="0"/>
                 <w:i w:val="0"/>
-                <w:color w:val="1F2937"/>
                 <w:sz w:val="20"/>
                 <w:szCs w:val="21"/>
                 <w:rtl w:val="0"/>
+                <w:color w:val="000000"/>
               </w:rPr>
               <w:t xml:space="preserve">Đúng</w:t>
             </w:r>
@@ -14483,8 +14401,14 @@
         </w:tc>
         <w:tc>
           <w:tcPr>
-            <w:shd w:fill="FFFFFF"/>
             <w:vAlign w:val="center"/>
+            <w:shd w:val="clear" w:color="auto" w:fill="auto"/>
+            <w:tcMar>
+              <w:top w:w="80" w:type="dxa"/>
+              <w:left w:w="120" w:type="dxa"/>
+              <w:bottom w:w="80" w:type="dxa"/>
+              <w:right w:w="120" w:type="dxa"/>
+            </w:tcMar>
           </w:tcPr>
           <w:p>
             <w:pPr>
@@ -14508,10 +14432,10 @@
                 <w:rFonts w:ascii="Times New Roman" w:hAnsi="Times New Roman" w:cs="Times New Roman"/>
                 <w:b w:val="0"/>
                 <w:i w:val="0"/>
-                <w:color w:val="1F2937"/>
                 <w:sz w:val="20"/>
                 <w:szCs w:val="21"/>
                 <w:rtl w:val="0"/>
+                <w:color w:val="000000"/>
               </w:rPr>
               <w:t xml:space="preserve">Có</w:t>
             </w:r>
@@ -14519,8 +14443,14 @@
         </w:tc>
         <w:tc>
           <w:tcPr>
-            <w:shd w:fill="FFFFFF"/>
             <w:vAlign w:val="center"/>
+            <w:shd w:val="clear" w:color="auto" w:fill="auto"/>
+            <w:tcMar>
+              <w:top w:w="80" w:type="dxa"/>
+              <w:left w:w="120" w:type="dxa"/>
+              <w:bottom w:w="80" w:type="dxa"/>
+              <w:right w:w="120" w:type="dxa"/>
+            </w:tcMar>
           </w:tcPr>
           <w:p>
             <w:pPr>
@@ -14544,10 +14474,10 @@
                 <w:rFonts w:ascii="Times New Roman" w:hAnsi="Times New Roman" w:cs="Times New Roman"/>
                 <w:b w:val="0"/>
                 <w:i w:val="0"/>
-                <w:color w:val="1F2937"/>
                 <w:sz w:val="20"/>
                 <w:szCs w:val="21"/>
                 <w:rtl w:val="0"/>
+                <w:color w:val="000000"/>
               </w:rPr>
               <w:t xml:space="preserve">Revoked</w:t>
             </w:r>
@@ -14555,8 +14485,14 @@
         </w:tc>
         <w:tc>
           <w:tcPr>
-            <w:shd w:fill="FFFFFF"/>
             <w:vAlign w:val="center"/>
+            <w:shd w:val="clear" w:color="auto" w:fill="auto"/>
+            <w:tcMar>
+              <w:top w:w="80" w:type="dxa"/>
+              <w:left w:w="120" w:type="dxa"/>
+              <w:bottom w:w="80" w:type="dxa"/>
+              <w:right w:w="120" w:type="dxa"/>
+            </w:tcMar>
           </w:tcPr>
           <w:p>
             <w:pPr>
@@ -14580,10 +14516,10 @@
                 <w:rFonts w:ascii="Times New Roman" w:hAnsi="Times New Roman" w:cs="Times New Roman"/>
                 <w:b w:val="0"/>
                 <w:i w:val="0"/>
-                <w:color w:val="1F2937"/>
                 <w:sz w:val="20"/>
                 <w:szCs w:val="21"/>
                 <w:rtl w:val="0"/>
+                <w:color w:val="000000"/>
               </w:rPr>
               <w:t xml:space="preserve">Cảnh báo hoặc từ chối</w:t>
             </w:r>
@@ -14598,8 +14534,14 @@
         </w:trPr>
         <w:tc>
           <w:tcPr>
-            <w:shd w:fill="F8FAFC"/>
             <w:vAlign w:val="center"/>
+            <w:shd w:val="clear" w:color="auto" w:fill="auto"/>
+            <w:tcMar>
+              <w:top w:w="80" w:type="dxa"/>
+              <w:left w:w="120" w:type="dxa"/>
+              <w:bottom w:w="80" w:type="dxa"/>
+              <w:right w:w="120" w:type="dxa"/>
+            </w:tcMar>
           </w:tcPr>
           <w:p>
             <w:pPr>
@@ -14623,10 +14565,10 @@
                 <w:rFonts w:ascii="Times New Roman" w:hAnsi="Times New Roman" w:cs="Times New Roman"/>
                 <w:b w:val="0"/>
                 <w:i w:val="0"/>
-                <w:color w:val="1F2937"/>
                 <w:sz w:val="20"/>
                 <w:szCs w:val="21"/>
                 <w:rtl w:val="0"/>
+                <w:color w:val="000000"/>
               </w:rPr>
               <w:t xml:space="preserve">Đúng</w:t>
             </w:r>
@@ -14634,8 +14576,14 @@
         </w:tc>
         <w:tc>
           <w:tcPr>
-            <w:shd w:fill="F8FAFC"/>
             <w:vAlign w:val="center"/>
+            <w:shd w:val="clear" w:color="auto" w:fill="auto"/>
+            <w:tcMar>
+              <w:top w:w="80" w:type="dxa"/>
+              <w:left w:w="120" w:type="dxa"/>
+              <w:bottom w:w="80" w:type="dxa"/>
+              <w:right w:w="120" w:type="dxa"/>
+            </w:tcMar>
           </w:tcPr>
           <w:p>
             <w:pPr>
@@ -14659,10 +14607,10 @@
                 <w:rFonts w:ascii="Times New Roman" w:hAnsi="Times New Roman" w:cs="Times New Roman"/>
                 <w:b w:val="0"/>
                 <w:i w:val="0"/>
-                <w:color w:val="1F2937"/>
                 <w:sz w:val="20"/>
                 <w:szCs w:val="21"/>
                 <w:rtl w:val="0"/>
+                <w:color w:val="000000"/>
               </w:rPr>
               <w:t xml:space="preserve">Có</w:t>
             </w:r>
@@ -14670,8 +14618,14 @@
         </w:tc>
         <w:tc>
           <w:tcPr>
-            <w:shd w:fill="F8FAFC"/>
             <w:vAlign w:val="center"/>
+            <w:shd w:val="clear" w:color="auto" w:fill="auto"/>
+            <w:tcMar>
+              <w:top w:w="80" w:type="dxa"/>
+              <w:left w:w="120" w:type="dxa"/>
+              <w:bottom w:w="80" w:type="dxa"/>
+              <w:right w:w="120" w:type="dxa"/>
+            </w:tcMar>
           </w:tcPr>
           <w:p>
             <w:pPr>
@@ -14695,10 +14649,10 @@
                 <w:rFonts w:ascii="Times New Roman" w:hAnsi="Times New Roman" w:cs="Times New Roman"/>
                 <w:b w:val="0"/>
                 <w:i w:val="0"/>
-                <w:color w:val="1F2937"/>
                 <w:sz w:val="20"/>
                 <w:szCs w:val="21"/>
                 <w:rtl w:val="0"/>
+                <w:color w:val="000000"/>
               </w:rPr>
               <w:t xml:space="preserve">Không tìm thấy</w:t>
             </w:r>
@@ -14706,8 +14660,14 @@
         </w:tc>
         <w:tc>
           <w:tcPr>
-            <w:shd w:fill="F8FAFC"/>
             <w:vAlign w:val="center"/>
+            <w:shd w:val="clear" w:color="auto" w:fill="auto"/>
+            <w:tcMar>
+              <w:top w:w="80" w:type="dxa"/>
+              <w:left w:w="120" w:type="dxa"/>
+              <w:bottom w:w="80" w:type="dxa"/>
+              <w:right w:w="120" w:type="dxa"/>
+            </w:tcMar>
           </w:tcPr>
           <w:p>
             <w:pPr>
@@ -14731,10 +14691,10 @@
                 <w:rFonts w:ascii="Times New Roman" w:hAnsi="Times New Roman" w:cs="Times New Roman"/>
                 <w:b w:val="0"/>
                 <w:i w:val="0"/>
-                <w:color w:val="1F2937"/>
                 <w:sz w:val="20"/>
                 <w:szCs w:val="21"/>
                 <w:rtl w:val="0"/>
+                <w:color w:val="000000"/>
               </w:rPr>
               <w:t xml:space="preserve">Yêu cầu xác minh trạng thái</w:t>
             </w:r>
@@ -15741,20 +15701,20 @@
         <w:tblInd w:w="339.0" w:type="dxa"/>
         <w:tblLayout w:type="fixed"/>
         <w:tblLook w:val="0000"/>
-        <w:tblBorders>
-          <w:top w:val="single" w:sz="8" w:space="0" w:color="1E293B"/>
-          <w:bottom w:val="single" w:sz="8" w:space="0" w:color="1E293B"/>
-          <w:left w:val="none"/>
-          <w:right w:val="none"/>
-          <w:insideH w:val="single" w:sz="4" w:space="0" w:color="CBD5E1"/>
-          <w:insideV w:val="single" w:sz="4" w:space="0" w:color="E2E8F0"/>
-        </w:tblBorders>
         <w:tblCellMar>
           <w:top w:w="120" w:type="dxa"/>
           <w:bottom w:w="120" w:type="dxa"/>
           <w:left w:w="160" w:type="dxa"/>
           <w:right w:w="160" w:type="dxa"/>
         </w:tblCellMar>
+        <w:tblBorders>
+          <w:top w:val="single" w:sz="4" w:space="0" w:color="000000"/>
+          <w:left w:val="single" w:sz="4" w:space="0" w:color="000000"/>
+          <w:bottom w:val="single" w:sz="4" w:space="0" w:color="000000"/>
+          <w:right w:val="single" w:sz="4" w:space="0" w:color="000000"/>
+          <w:insideH w:val="single" w:sz="4" w:space="0" w:color="000000"/>
+          <w:insideV w:val="single" w:sz="4" w:space="0" w:color="000000"/>
+        </w:tblBorders>
       </w:tblPr>
       <w:tblGrid>
         <w:gridCol w:w="1810"/>
@@ -15776,8 +15736,14 @@
         </w:trPr>
         <w:tc>
           <w:tcPr>
-            <w:shd w:fill="1E293B"/>
             <w:vAlign w:val="center"/>
+            <w:shd w:val="clear" w:color="auto" w:fill="auto"/>
+            <w:tcMar>
+              <w:top w:w="80" w:type="dxa"/>
+              <w:left w:w="120" w:type="dxa"/>
+              <w:bottom w:w="80" w:type="dxa"/>
+              <w:right w:w="120" w:type="dxa"/>
+            </w:tcMar>
           </w:tcPr>
           <w:p>
             <w:pPr>
@@ -15805,10 +15771,10 @@
                 <w:b/>
                 <w:bCs w:val="1"/>
                 <w:i w:val="0"/>
-                <w:color w:val="FFFFFF"/>
                 <w:sz w:val="21"/>
                 <w:szCs w:val="21"/>
                 <w:rtl w:val="0"/>
+                <w:color w:val="000000"/>
               </w:rPr>
               <w:t xml:space="preserve">Lớp</w:t>
             </w:r>
@@ -15816,8 +15782,14 @@
         </w:tc>
         <w:tc>
           <w:tcPr>
-            <w:shd w:fill="1E293B"/>
             <w:vAlign w:val="center"/>
+            <w:shd w:val="clear" w:color="auto" w:fill="auto"/>
+            <w:tcMar>
+              <w:top w:w="80" w:type="dxa"/>
+              <w:left w:w="120" w:type="dxa"/>
+              <w:bottom w:w="80" w:type="dxa"/>
+              <w:right w:w="120" w:type="dxa"/>
+            </w:tcMar>
           </w:tcPr>
           <w:p>
             <w:pPr>
@@ -15845,10 +15817,10 @@
                 <w:b/>
                 <w:bCs w:val="1"/>
                 <w:i w:val="0"/>
-                <w:color w:val="FFFFFF"/>
                 <w:sz w:val="21"/>
                 <w:szCs w:val="21"/>
                 <w:rtl w:val="0"/>
+                <w:color w:val="000000"/>
               </w:rPr>
               <w:t xml:space="preserve">Khai báo chính</w:t>
             </w:r>
@@ -15856,8 +15828,14 @@
         </w:tc>
         <w:tc>
           <w:tcPr>
-            <w:shd w:fill="1E293B"/>
             <w:vAlign w:val="center"/>
+            <w:shd w:val="clear" w:color="auto" w:fill="auto"/>
+            <w:tcMar>
+              <w:top w:w="80" w:type="dxa"/>
+              <w:left w:w="120" w:type="dxa"/>
+              <w:bottom w:w="80" w:type="dxa"/>
+              <w:right w:w="120" w:type="dxa"/>
+            </w:tcMar>
           </w:tcPr>
           <w:p>
             <w:pPr>
@@ -15885,10 +15863,10 @@
                 <w:b/>
                 <w:bCs w:val="1"/>
                 <w:i w:val="0"/>
-                <w:color w:val="FFFFFF"/>
                 <w:sz w:val="21"/>
                 <w:szCs w:val="21"/>
                 <w:rtl w:val="0"/>
+                <w:color w:val="000000"/>
               </w:rPr>
               <w:t xml:space="preserve">Ý nghĩa triển khai</w:t>
             </w:r>
@@ -15903,8 +15881,14 @@
         </w:trPr>
         <w:tc>
           <w:tcPr>
-            <w:shd w:fill="F8FAFC"/>
             <w:vAlign w:val="center"/>
+            <w:shd w:val="clear" w:color="auto" w:fill="auto"/>
+            <w:tcMar>
+              <w:top w:w="80" w:type="dxa"/>
+              <w:left w:w="120" w:type="dxa"/>
+              <w:bottom w:w="80" w:type="dxa"/>
+              <w:right w:w="120" w:type="dxa"/>
+            </w:tcMar>
           </w:tcPr>
           <w:p>
             <w:pPr>
@@ -15928,10 +15912,10 @@
                 <w:rFonts w:ascii="Times New Roman" w:hAnsi="Times New Roman" w:cs="Times New Roman"/>
                 <w:b w:val="0"/>
                 <w:i w:val="0"/>
-                <w:color w:val="1F2937"/>
                 <w:sz w:val="20"/>
                 <w:szCs w:val="21"/>
                 <w:rtl w:val="0"/>
+                <w:color w:val="000000"/>
               </w:rPr>
               <w:t xml:space="preserve">Điều phối root</w:t>
             </w:r>
@@ -15939,8 +15923,14 @@
         </w:tc>
         <w:tc>
           <w:tcPr>
-            <w:shd w:fill="F8FAFC"/>
             <w:vAlign w:val="center"/>
+            <w:shd w:val="clear" w:color="auto" w:fill="auto"/>
+            <w:tcMar>
+              <w:top w:w="80" w:type="dxa"/>
+              <w:left w:w="120" w:type="dxa"/>
+              <w:bottom w:w="80" w:type="dxa"/>
+              <w:right w:w="120" w:type="dxa"/>
+            </w:tcMar>
           </w:tcPr>
           <w:p>
             <w:pPr>
@@ -15964,10 +15954,10 @@
                 <w:rFonts w:ascii="Times New Roman" w:hAnsi="Times New Roman" w:cs="Times New Roman"/>
                 <w:b w:val="0"/>
                 <w:i w:val="0"/>
-                <w:color w:val="1F2937"/>
                 <w:sz w:val="20"/>
                 <w:szCs w:val="21"/>
                 <w:rtl w:val="0"/>
+                <w:color w:val="000000"/>
               </w:rPr>
               <w:t xml:space="preserve">concurrently ^10.0.5</w:t>
             </w:r>
@@ -15975,8 +15965,14 @@
         </w:tc>
         <w:tc>
           <w:tcPr>
-            <w:shd w:fill="F8FAFC"/>
             <w:vAlign w:val="center"/>
+            <w:shd w:val="clear" w:color="auto" w:fill="auto"/>
+            <w:tcMar>
+              <w:top w:w="80" w:type="dxa"/>
+              <w:left w:w="120" w:type="dxa"/>
+              <w:bottom w:w="80" w:type="dxa"/>
+              <w:right w:w="120" w:type="dxa"/>
+            </w:tcMar>
           </w:tcPr>
           <w:p>
             <w:pPr>
@@ -16000,10 +15996,10 @@
                 <w:rFonts w:ascii="Times New Roman" w:hAnsi="Times New Roman" w:cs="Times New Roman"/>
                 <w:b w:val="0"/>
                 <w:i w:val="0"/>
-                <w:color w:val="1F2937"/>
                 <w:sz w:val="20"/>
                 <w:szCs w:val="21"/>
                 <w:rtl w:val="0"/>
+                <w:color w:val="000000"/>
               </w:rPr>
               <w:t xml:space="preserve">Chạy hai tiến trình trong môi trường phát triển</w:t>
             </w:r>
@@ -16018,8 +16014,14 @@
         </w:trPr>
         <w:tc>
           <w:tcPr>
-            <w:shd w:fill="FFFFFF"/>
             <w:vAlign w:val="center"/>
+            <w:shd w:val="clear" w:color="auto" w:fill="auto"/>
+            <w:tcMar>
+              <w:top w:w="80" w:type="dxa"/>
+              <w:left w:w="120" w:type="dxa"/>
+              <w:bottom w:w="80" w:type="dxa"/>
+              <w:right w:w="120" w:type="dxa"/>
+            </w:tcMar>
           </w:tcPr>
           <w:p>
             <w:pPr>
@@ -16043,10 +16045,10 @@
                 <w:rFonts w:ascii="Times New Roman" w:hAnsi="Times New Roman" w:cs="Times New Roman"/>
                 <w:b w:val="0"/>
                 <w:i w:val="0"/>
-                <w:color w:val="1F2937"/>
                 <w:sz w:val="20"/>
                 <w:szCs w:val="21"/>
                 <w:rtl w:val="0"/>
+                <w:color w:val="000000"/>
               </w:rPr>
               <w:t xml:space="preserve">Dịch vụ HTTP</w:t>
             </w:r>
@@ -16054,8 +16056,14 @@
         </w:tc>
         <w:tc>
           <w:tcPr>
-            <w:shd w:fill="FFFFFF"/>
             <w:vAlign w:val="center"/>
+            <w:shd w:val="clear" w:color="auto" w:fill="auto"/>
+            <w:tcMar>
+              <w:top w:w="80" w:type="dxa"/>
+              <w:left w:w="120" w:type="dxa"/>
+              <w:bottom w:w="80" w:type="dxa"/>
+              <w:right w:w="120" w:type="dxa"/>
+            </w:tcMar>
           </w:tcPr>
           <w:p>
             <w:pPr>
@@ -16079,10 +16087,10 @@
                 <w:rFonts w:ascii="Times New Roman" w:hAnsi="Times New Roman" w:cs="Times New Roman"/>
                 <w:b w:val="0"/>
                 <w:i w:val="0"/>
-                <w:color w:val="1F2937"/>
                 <w:sz w:val="20"/>
                 <w:szCs w:val="21"/>
                 <w:rtl w:val="0"/>
+                <w:color w:val="000000"/>
               </w:rPr>
               <w:t xml:space="preserve">Express ^5.2.1, CORS ^2.8.6</w:t>
             </w:r>
@@ -16090,8 +16098,14 @@
         </w:tc>
         <w:tc>
           <w:tcPr>
-            <w:shd w:fill="FFFFFF"/>
             <w:vAlign w:val="center"/>
+            <w:shd w:val="clear" w:color="auto" w:fill="auto"/>
+            <w:tcMar>
+              <w:top w:w="80" w:type="dxa"/>
+              <w:left w:w="120" w:type="dxa"/>
+              <w:bottom w:w="80" w:type="dxa"/>
+              <w:right w:w="120" w:type="dxa"/>
+            </w:tcMar>
           </w:tcPr>
           <w:p>
             <w:pPr>
@@ -16115,10 +16129,10 @@
                 <w:rFonts w:ascii="Times New Roman" w:hAnsi="Times New Roman" w:cs="Times New Roman"/>
                 <w:b w:val="0"/>
                 <w:i w:val="0"/>
-                <w:color w:val="1F2937"/>
                 <w:sz w:val="20"/>
                 <w:szCs w:val="21"/>
                 <w:rtl w:val="0"/>
+                <w:color w:val="000000"/>
               </w:rPr>
               <w:t xml:space="preserve">Xfí lý route và chính sách nguồn truy cập</w:t>
             </w:r>
@@ -16133,8 +16147,14 @@
         </w:trPr>
         <w:tc>
           <w:tcPr>
-            <w:shd w:fill="F8FAFC"/>
             <w:vAlign w:val="center"/>
+            <w:shd w:val="clear" w:color="auto" w:fill="auto"/>
+            <w:tcMar>
+              <w:top w:w="80" w:type="dxa"/>
+              <w:left w:w="120" w:type="dxa"/>
+              <w:bottom w:w="80" w:type="dxa"/>
+              <w:right w:w="120" w:type="dxa"/>
+            </w:tcMar>
           </w:tcPr>
           <w:p>
             <w:pPr>
@@ -16158,10 +16178,10 @@
                 <w:rFonts w:ascii="Times New Roman" w:hAnsi="Times New Roman" w:cs="Times New Roman"/>
                 <w:b w:val="0"/>
                 <w:i w:val="0"/>
-                <w:color w:val="1F2937"/>
                 <w:sz w:val="20"/>
                 <w:szCs w:val="21"/>
                 <w:rtl w:val="0"/>
+                <w:color w:val="000000"/>
               </w:rPr>
               <w:t xml:space="preserve">Mật mã và tải tệp</w:t>
             </w:r>
@@ -16169,8 +16189,14 @@
         </w:tc>
         <w:tc>
           <w:tcPr>
-            <w:shd w:fill="F8FAFC"/>
             <w:vAlign w:val="center"/>
+            <w:shd w:val="clear" w:color="auto" w:fill="auto"/>
+            <w:tcMar>
+              <w:top w:w="80" w:type="dxa"/>
+              <w:left w:w="120" w:type="dxa"/>
+              <w:bottom w:w="80" w:type="dxa"/>
+              <w:right w:w="120" w:type="dxa"/>
+            </w:tcMar>
           </w:tcPr>
           <w:p>
             <w:pPr>
@@ -16194,10 +16220,10 @@
                 <w:rFonts w:ascii="Times New Roman" w:hAnsi="Times New Roman" w:cs="Times New Roman"/>
                 <w:b w:val="0"/>
                 <w:i w:val="0"/>
-                <w:color w:val="1F2937"/>
                 <w:sz w:val="20"/>
                 <w:szCs w:val="21"/>
                 <w:rtl w:val="0"/>
+                <w:color w:val="000000"/>
               </w:rPr>
               <w:t xml:space="preserve">OpenPGP ^6.3.2, Multer ^2.4.0</w:t>
             </w:r>
@@ -16205,8 +16231,14 @@
         </w:tc>
         <w:tc>
           <w:tcPr>
-            <w:shd w:fill="F8FAFC"/>
             <w:vAlign w:val="center"/>
+            <w:shd w:val="clear" w:color="auto" w:fill="auto"/>
+            <w:tcMar>
+              <w:top w:w="80" w:type="dxa"/>
+              <w:left w:w="120" w:type="dxa"/>
+              <w:bottom w:w="80" w:type="dxa"/>
+              <w:right w:w="120" w:type="dxa"/>
+            </w:tcMar>
           </w:tcPr>
           <w:p>
             <w:pPr>
@@ -16230,10 +16262,10 @@
                 <w:rFonts w:ascii="Times New Roman" w:hAnsi="Times New Roman" w:cs="Times New Roman"/>
                 <w:b w:val="0"/>
                 <w:i w:val="0"/>
-                <w:color w:val="1F2937"/>
                 <w:sz w:val="20"/>
                 <w:szCs w:val="21"/>
                 <w:rtl w:val="0"/>
+                <w:color w:val="000000"/>
               </w:rPr>
               <w:t xml:space="preserve">Đọc khóa, ký, mã hóa và nhận file</w:t>
             </w:r>
@@ -16248,8 +16280,14 @@
         </w:trPr>
         <w:tc>
           <w:tcPr>
-            <w:shd w:fill="FFFFFF"/>
             <w:vAlign w:val="center"/>
+            <w:shd w:val="clear" w:color="auto" w:fill="auto"/>
+            <w:tcMar>
+              <w:top w:w="80" w:type="dxa"/>
+              <w:left w:w="120" w:type="dxa"/>
+              <w:bottom w:w="80" w:type="dxa"/>
+              <w:right w:w="120" w:type="dxa"/>
+            </w:tcMar>
           </w:tcPr>
           <w:p>
             <w:pPr>
@@ -16273,10 +16311,10 @@
                 <w:rFonts w:ascii="Times New Roman" w:hAnsi="Times New Roman" w:cs="Times New Roman"/>
                 <w:b w:val="0"/>
                 <w:i w:val="0"/>
-                <w:color w:val="1F2937"/>
                 <w:sz w:val="20"/>
                 <w:szCs w:val="21"/>
                 <w:rtl w:val="0"/>
+                <w:color w:val="000000"/>
               </w:rPr>
               <w:t xml:space="preserve">Giao diện người dùng</w:t>
             </w:r>
@@ -16284,8 +16322,14 @@
         </w:tc>
         <w:tc>
           <w:tcPr>
-            <w:shd w:fill="FFFFFF"/>
             <w:vAlign w:val="center"/>
+            <w:shd w:val="clear" w:color="auto" w:fill="auto"/>
+            <w:tcMar>
+              <w:top w:w="80" w:type="dxa"/>
+              <w:left w:w="120" w:type="dxa"/>
+              <w:bottom w:w="80" w:type="dxa"/>
+              <w:right w:w="120" w:type="dxa"/>
+            </w:tcMar>
           </w:tcPr>
           <w:p>
             <w:pPr>
@@ -16309,10 +16353,10 @@
                 <w:rFonts w:ascii="Times New Roman" w:hAnsi="Times New Roman" w:cs="Times New Roman"/>
                 <w:b w:val="0"/>
                 <w:i w:val="0"/>
-                <w:color w:val="1F2937"/>
                 <w:sz w:val="20"/>
                 <w:szCs w:val="21"/>
                 <w:rtl w:val="0"/>
+                <w:color w:val="000000"/>
               </w:rPr>
               <w:t xml:space="preserve">React ^19.2.8, Axios ^1.20.0</w:t>
             </w:r>
@@ -16320,8 +16364,14 @@
         </w:tc>
         <w:tc>
           <w:tcPr>
-            <w:shd w:fill="FFFFFF"/>
             <w:vAlign w:val="center"/>
+            <w:shd w:val="clear" w:color="auto" w:fill="auto"/>
+            <w:tcMar>
+              <w:top w:w="80" w:type="dxa"/>
+              <w:left w:w="120" w:type="dxa"/>
+              <w:bottom w:w="80" w:type="dxa"/>
+              <w:right w:w="120" w:type="dxa"/>
+            </w:tcMar>
           </w:tcPr>
           <w:p>
             <w:pPr>
@@ -16345,10 +16395,10 @@
                 <w:rFonts w:ascii="Times New Roman" w:hAnsi="Times New Roman" w:cs="Times New Roman"/>
                 <w:b w:val="0"/>
                 <w:i w:val="0"/>
-                <w:color w:val="1F2937"/>
                 <w:sz w:val="20"/>
                 <w:szCs w:val="21"/>
                 <w:rtl w:val="0"/>
+                <w:color w:val="000000"/>
               </w:rPr>
               <w:t xml:space="preserve">Render component và gọi API</w:t>
             </w:r>
@@ -16363,8 +16413,14 @@
         </w:trPr>
         <w:tc>
           <w:tcPr>
-            <w:shd w:fill="F8FAFC"/>
             <w:vAlign w:val="center"/>
+            <w:shd w:val="clear" w:color="auto" w:fill="auto"/>
+            <w:tcMar>
+              <w:top w:w="80" w:type="dxa"/>
+              <w:left w:w="120" w:type="dxa"/>
+              <w:bottom w:w="80" w:type="dxa"/>
+              <w:right w:w="120" w:type="dxa"/>
+            </w:tcMar>
           </w:tcPr>
           <w:p>
             <w:pPr>
@@ -16388,10 +16444,10 @@
                 <w:rFonts w:ascii="Times New Roman" w:hAnsi="Times New Roman" w:cs="Times New Roman"/>
                 <w:b w:val="0"/>
                 <w:i w:val="0"/>
-                <w:color w:val="1F2937"/>
                 <w:sz w:val="20"/>
                 <w:szCs w:val="21"/>
                 <w:rtl w:val="0"/>
+                <w:color w:val="000000"/>
               </w:rPr>
               <w:t xml:space="preserve">Công cụ frontend</w:t>
             </w:r>
@@ -16399,8 +16455,14 @@
         </w:tc>
         <w:tc>
           <w:tcPr>
-            <w:shd w:fill="F8FAFC"/>
             <w:vAlign w:val="center"/>
+            <w:shd w:val="clear" w:color="auto" w:fill="auto"/>
+            <w:tcMar>
+              <w:top w:w="80" w:type="dxa"/>
+              <w:left w:w="120" w:type="dxa"/>
+              <w:bottom w:w="80" w:type="dxa"/>
+              <w:right w:w="120" w:type="dxa"/>
+            </w:tcMar>
           </w:tcPr>
           <w:p>
             <w:pPr>
@@ -16424,10 +16486,10 @@
                 <w:rFonts w:ascii="Times New Roman" w:hAnsi="Times New Roman" w:cs="Times New Roman"/>
                 <w:b w:val="0"/>
                 <w:i w:val="0"/>
-                <w:color w:val="1F2937"/>
                 <w:sz w:val="20"/>
                 <w:szCs w:val="21"/>
                 <w:rtl w:val="0"/>
+                <w:color w:val="000000"/>
               </w:rPr>
               <w:t xml:space="preserve">Vite ^8.3.0, Tailwind ^4.3.3</w:t>
             </w:r>
@@ -16435,8 +16497,14 @@
         </w:tc>
         <w:tc>
           <w:tcPr>
-            <w:shd w:fill="F8FAFC"/>
             <w:vAlign w:val="center"/>
+            <w:shd w:val="clear" w:color="auto" w:fill="auto"/>
+            <w:tcMar>
+              <w:top w:w="80" w:type="dxa"/>
+              <w:left w:w="120" w:type="dxa"/>
+              <w:bottom w:w="80" w:type="dxa"/>
+              <w:right w:w="120" w:type="dxa"/>
+            </w:tcMar>
           </w:tcPr>
           <w:p>
             <w:pPr>
@@ -16460,10 +16528,10 @@
                 <w:rFonts w:ascii="Times New Roman" w:hAnsi="Times New Roman" w:cs="Times New Roman"/>
                 <w:b w:val="0"/>
                 <w:i w:val="0"/>
-                <w:color w:val="1F2937"/>
                 <w:sz w:val="20"/>
                 <w:szCs w:val="21"/>
                 <w:rtl w:val="0"/>
+                <w:color w:val="000000"/>
               </w:rPr>
               <w:t xml:space="preserve">Build tài sản và yêu cầu runtime tương ứng</w:t>
             </w:r>
@@ -17130,20 +17198,20 @@
         <w:tblInd w:w="339.0" w:type="dxa"/>
         <w:tblLayout w:type="fixed"/>
         <w:tblLook w:val="0000"/>
-        <w:tblBorders>
-          <w:top w:val="single" w:sz="8" w:space="0" w:color="1E293B"/>
-          <w:bottom w:val="single" w:sz="8" w:space="0" w:color="1E293B"/>
-          <w:left w:val="none"/>
-          <w:right w:val="none"/>
-          <w:insideH w:val="single" w:sz="4" w:space="0" w:color="CBD5E1"/>
-          <w:insideV w:val="single" w:sz="4" w:space="0" w:color="E2E8F0"/>
-        </w:tblBorders>
         <w:tblCellMar>
           <w:top w:w="120" w:type="dxa"/>
           <w:bottom w:w="120" w:type="dxa"/>
           <w:left w:w="160" w:type="dxa"/>
           <w:right w:w="160" w:type="dxa"/>
         </w:tblCellMar>
+        <w:tblBorders>
+          <w:top w:val="single" w:sz="4" w:space="0" w:color="000000"/>
+          <w:left w:val="single" w:sz="4" w:space="0" w:color="000000"/>
+          <w:bottom w:val="single" w:sz="4" w:space="0" w:color="000000"/>
+          <w:right w:val="single" w:sz="4" w:space="0" w:color="000000"/>
+          <w:insideH w:val="single" w:sz="4" w:space="0" w:color="000000"/>
+          <w:insideV w:val="single" w:sz="4" w:space="0" w:color="000000"/>
+        </w:tblBorders>
       </w:tblPr>
       <w:tblGrid>
         <w:gridCol w:w="2394"/>
@@ -17165,8 +17233,14 @@
         </w:trPr>
         <w:tc>
           <w:tcPr>
-            <w:shd w:fill="1E293B"/>
             <w:vAlign w:val="center"/>
+            <w:shd w:val="clear" w:color="auto" w:fill="auto"/>
+            <w:tcMar>
+              <w:top w:w="80" w:type="dxa"/>
+              <w:left w:w="120" w:type="dxa"/>
+              <w:bottom w:w="80" w:type="dxa"/>
+              <w:right w:w="120" w:type="dxa"/>
+            </w:tcMar>
           </w:tcPr>
           <w:p>
             <w:pPr>
@@ -17194,10 +17268,10 @@
                 <w:b/>
                 <w:bCs w:val="1"/>
                 <w:i w:val="0"/>
-                <w:color w:val="FFFFFF"/>
                 <w:sz w:val="21"/>
                 <w:szCs w:val="21"/>
                 <w:rtl w:val="0"/>
+                <w:color w:val="000000"/>
               </w:rPr>
               <w:t xml:space="preserve">Đối tượng kiểm tra</w:t>
             </w:r>
@@ -17205,8 +17279,14 @@
         </w:tc>
         <w:tc>
           <w:tcPr>
-            <w:shd w:fill="1E293B"/>
             <w:vAlign w:val="center"/>
+            <w:shd w:val="clear" w:color="auto" w:fill="auto"/>
+            <w:tcMar>
+              <w:top w:w="80" w:type="dxa"/>
+              <w:left w:w="120" w:type="dxa"/>
+              <w:bottom w:w="80" w:type="dxa"/>
+              <w:right w:w="120" w:type="dxa"/>
+            </w:tcMar>
           </w:tcPr>
           <w:p>
             <w:pPr>
@@ -17234,10 +17314,10 @@
                 <w:b/>
                 <w:bCs w:val="1"/>
                 <w:i w:val="0"/>
-                <w:color w:val="FFFFFF"/>
                 <w:sz w:val="21"/>
                 <w:szCs w:val="21"/>
                 <w:rtl w:val="0"/>
+                <w:color w:val="000000"/>
               </w:rPr>
               <w:t xml:space="preserve">Quan sát packet</w:t>
             </w:r>
@@ -17245,8 +17325,14 @@
         </w:tc>
         <w:tc>
           <w:tcPr>
-            <w:shd w:fill="1E293B"/>
             <w:vAlign w:val="center"/>
+            <w:shd w:val="clear" w:color="auto" w:fill="auto"/>
+            <w:tcMar>
+              <w:top w:w="80" w:type="dxa"/>
+              <w:left w:w="120" w:type="dxa"/>
+              <w:bottom w:w="80" w:type="dxa"/>
+              <w:right w:w="120" w:type="dxa"/>
+            </w:tcMar>
           </w:tcPr>
           <w:p>
             <w:pPr>
@@ -17274,10 +17360,10 @@
                 <w:b/>
                 <w:bCs w:val="1"/>
                 <w:i w:val="0"/>
-                <w:color w:val="FFFFFF"/>
                 <w:sz w:val="21"/>
                 <w:szCs w:val="21"/>
                 <w:rtl w:val="0"/>
+                <w:color w:val="000000"/>
               </w:rPr>
               <w:t xml:space="preserve">Ý nghĩa</w:t>
             </w:r>
@@ -17292,8 +17378,14 @@
         </w:trPr>
         <w:tc>
           <w:tcPr>
-            <w:shd w:fill="F8FAFC"/>
             <w:vAlign w:val="center"/>
+            <w:shd w:val="clear" w:color="auto" w:fill="auto"/>
+            <w:tcMar>
+              <w:top w:w="80" w:type="dxa"/>
+              <w:left w:w="120" w:type="dxa"/>
+              <w:bottom w:w="80" w:type="dxa"/>
+              <w:right w:w="120" w:type="dxa"/>
+            </w:tcMar>
           </w:tcPr>
           <w:p>
             <w:pPr>
@@ -17317,10 +17409,10 @@
                 <w:rFonts w:ascii="Times New Roman" w:hAnsi="Times New Roman" w:cs="Times New Roman"/>
                 <w:b w:val="0"/>
                 <w:i w:val="0"/>
-                <w:color w:val="1F2937"/>
                 <w:sz w:val="20"/>
                 <w:szCs w:val="21"/>
                 <w:rtl w:val="0"/>
+                <w:color w:val="000000"/>
               </w:rPr>
               <w:t xml:space="preserve">Root CA và 5 public key chứng chỉ</w:t>
             </w:r>
@@ -17328,8 +17420,14 @@
         </w:tc>
         <w:tc>
           <w:tcPr>
-            <w:shd w:fill="F8FAFC"/>
             <w:vAlign w:val="center"/>
+            <w:shd w:val="clear" w:color="auto" w:fill="auto"/>
+            <w:tcMar>
+              <w:top w:w="80" w:type="dxa"/>
+              <w:left w:w="120" w:type="dxa"/>
+              <w:bottom w:w="80" w:type="dxa"/>
+              <w:right w:w="120" w:type="dxa"/>
+            </w:tcMar>
           </w:tcPr>
           <w:p>
             <w:pPr>
@@ -17353,10 +17451,10 @@
                 <w:rFonts w:ascii="Times New Roman" w:hAnsi="Times New Roman" w:cs="Times New Roman"/>
                 <w:b w:val="0"/>
                 <w:i w:val="0"/>
-                <w:color w:val="1F2937"/>
                 <w:sz w:val="20"/>
                 <w:szCs w:val="21"/>
                 <w:rtl w:val="0"/>
+                <w:color w:val="000000"/>
               </w:rPr>
               <w:t xml:space="preserve">OpenPGP v4; primary algo 22; ed25519</w:t>
             </w:r>
@@ -17364,8 +17462,14 @@
         </w:tc>
         <w:tc>
           <w:tcPr>
-            <w:shd w:fill="F8FAFC"/>
             <w:vAlign w:val="center"/>
+            <w:shd w:val="clear" w:color="auto" w:fill="auto"/>
+            <w:tcMar>
+              <w:top w:w="80" w:type="dxa"/>
+              <w:left w:w="120" w:type="dxa"/>
+              <w:bottom w:w="80" w:type="dxa"/>
+              <w:right w:w="120" w:type="dxa"/>
+            </w:tcMar>
           </w:tcPr>
           <w:p>
             <w:pPr>
@@ -17389,10 +17493,10 @@
                 <w:rFonts w:ascii="Times New Roman" w:hAnsi="Times New Roman" w:cs="Times New Roman"/>
                 <w:b w:val="0"/>
                 <w:i w:val="0"/>
-                <w:color w:val="1F2937"/>
                 <w:sz w:val="20"/>
                 <w:szCs w:val="21"/>
                 <w:rtl w:val="0"/>
+                <w:color w:val="000000"/>
               </w:rPr>
               <w:t xml:space="preserve">EdDSALegacy dùng cho khóa ký trong mẫu</w:t>
             </w:r>
@@ -17407,8 +17511,14 @@
         </w:trPr>
         <w:tc>
           <w:tcPr>
-            <w:shd w:fill="FFFFFF"/>
             <w:vAlign w:val="center"/>
+            <w:shd w:val="clear" w:color="auto" w:fill="auto"/>
+            <w:tcMar>
+              <w:top w:w="80" w:type="dxa"/>
+              <w:left w:w="120" w:type="dxa"/>
+              <w:bottom w:w="80" w:type="dxa"/>
+              <w:right w:w="120" w:type="dxa"/>
+            </w:tcMar>
           </w:tcPr>
           <w:p>
             <w:pPr>
@@ -17432,10 +17542,10 @@
                 <w:rFonts w:ascii="Times New Roman" w:hAnsi="Times New Roman" w:cs="Times New Roman"/>
                 <w:b w:val="0"/>
                 <w:i w:val="0"/>
-                <w:color w:val="1F2937"/>
                 <w:sz w:val="20"/>
                 <w:szCs w:val="21"/>
                 <w:rtl w:val="0"/>
+                <w:color w:val="000000"/>
               </w:rPr>
               <w:t xml:space="preserve">Khóa con của các public key mẫu</w:t>
             </w:r>
@@ -17443,8 +17553,14 @@
         </w:tc>
         <w:tc>
           <w:tcPr>
-            <w:shd w:fill="FFFFFF"/>
             <w:vAlign w:val="center"/>
+            <w:shd w:val="clear" w:color="auto" w:fill="auto"/>
+            <w:tcMar>
+              <w:top w:w="80" w:type="dxa"/>
+              <w:left w:w="120" w:type="dxa"/>
+              <w:bottom w:w="80" w:type="dxa"/>
+              <w:right w:w="120" w:type="dxa"/>
+            </w:tcMar>
           </w:tcPr>
           <w:p>
             <w:pPr>
@@ -17468,10 +17584,10 @@
                 <w:rFonts w:ascii="Times New Roman" w:hAnsi="Times New Roman" w:cs="Times New Roman"/>
                 <w:b w:val="0"/>
                 <w:i w:val="0"/>
-                <w:color w:val="1F2937"/>
                 <w:sz w:val="20"/>
                 <w:szCs w:val="21"/>
                 <w:rtl w:val="0"/>
+                <w:color w:val="000000"/>
               </w:rPr>
               <w:t xml:space="preserve">Algo 18; cv25519</w:t>
             </w:r>
@@ -17479,8 +17595,14 @@
         </w:tc>
         <w:tc>
           <w:tcPr>
-            <w:shd w:fill="FFFFFF"/>
             <w:vAlign w:val="center"/>
+            <w:shd w:val="clear" w:color="auto" w:fill="auto"/>
+            <w:tcMar>
+              <w:top w:w="80" w:type="dxa"/>
+              <w:left w:w="120" w:type="dxa"/>
+              <w:bottom w:w="80" w:type="dxa"/>
+              <w:right w:w="120" w:type="dxa"/>
+            </w:tcMar>
           </w:tcPr>
           <w:p>
             <w:pPr>
@@ -17504,10 +17626,10 @@
                 <w:rFonts w:ascii="Times New Roman" w:hAnsi="Times New Roman" w:cs="Times New Roman"/>
                 <w:b w:val="0"/>
                 <w:i w:val="0"/>
-                <w:color w:val="1F2937"/>
                 <w:sz w:val="20"/>
                 <w:szCs w:val="21"/>
                 <w:rtl w:val="0"/>
+                <w:color w:val="000000"/>
               </w:rPr>
               <w:t xml:space="preserve">ECDH phục vụ mã hóa khóa phiên</w:t>
             </w:r>
@@ -17522,8 +17644,14 @@
         </w:trPr>
         <w:tc>
           <w:tcPr>
-            <w:shd w:fill="F8FAFC"/>
             <w:vAlign w:val="center"/>
+            <w:shd w:val="clear" w:color="auto" w:fill="auto"/>
+            <w:tcMar>
+              <w:top w:w="80" w:type="dxa"/>
+              <w:left w:w="120" w:type="dxa"/>
+              <w:bottom w:w="80" w:type="dxa"/>
+              <w:right w:w="120" w:type="dxa"/>
+            </w:tcMar>
           </w:tcPr>
           <w:p>
             <w:pPr>
@@ -17547,10 +17675,10 @@
                 <w:rFonts w:ascii="Times New Roman" w:hAnsi="Times New Roman" w:cs="Times New Roman"/>
                 <w:b w:val="0"/>
                 <w:i w:val="0"/>
-                <w:color w:val="1F2937"/>
                 <w:sz w:val="20"/>
                 <w:szCs w:val="21"/>
                 <w:rtl w:val="0"/>
+                <w:color w:val="000000"/>
               </w:rPr>
               <w:t xml:space="preserve">3 chữ ký detached và 2 clearsign</w:t>
             </w:r>
@@ -17558,8 +17686,14 @@
         </w:tc>
         <w:tc>
           <w:tcPr>
-            <w:shd w:fill="F8FAFC"/>
             <w:vAlign w:val="center"/>
+            <w:shd w:val="clear" w:color="auto" w:fill="auto"/>
+            <w:tcMar>
+              <w:top w:w="80" w:type="dxa"/>
+              <w:left w:w="120" w:type="dxa"/>
+              <w:bottom w:w="80" w:type="dxa"/>
+              <w:right w:w="120" w:type="dxa"/>
+            </w:tcMar>
           </w:tcPr>
           <w:p>
             <w:pPr>
@@ -17583,10 +17717,10 @@
                 <w:rFonts w:ascii="Times New Roman" w:hAnsi="Times New Roman" w:cs="Times New Roman"/>
                 <w:b w:val="0"/>
                 <w:i w:val="0"/>
-                <w:color w:val="1F2937"/>
                 <w:sz w:val="20"/>
                 <w:szCs w:val="21"/>
                 <w:rtl w:val="0"/>
+                <w:color w:val="000000"/>
               </w:rPr>
               <w:t xml:space="preserve">5/5 có digest algo 10</w:t>
             </w:r>
@@ -17594,8 +17728,14 @@
         </w:tc>
         <w:tc>
           <w:tcPr>
-            <w:shd w:fill="F8FAFC"/>
             <w:vAlign w:val="center"/>
+            <w:shd w:val="clear" w:color="auto" w:fill="auto"/>
+            <w:tcMar>
+              <w:top w:w="80" w:type="dxa"/>
+              <w:left w:w="120" w:type="dxa"/>
+              <w:bottom w:w="80" w:type="dxa"/>
+              <w:right w:w="120" w:type="dxa"/>
+            </w:tcMar>
           </w:tcPr>
           <w:p>
             <w:pPr>
@@ -17619,10 +17759,10 @@
                 <w:rFonts w:ascii="Times New Roman" w:hAnsi="Times New Roman" w:cs="Times New Roman"/>
                 <w:b w:val="0"/>
                 <w:i w:val="0"/>
-                <w:color w:val="1F2937"/>
                 <w:sz w:val="20"/>
                 <w:szCs w:val="21"/>
                 <w:rtl w:val="0"/>
+                <w:color w:val="000000"/>
               </w:rPr>
               <w:t xml:space="preserve">SHA-512; khác fileHash SHA-256</w:t>
             </w:r>
@@ -17637,8 +17777,14 @@
         </w:trPr>
         <w:tc>
           <w:tcPr>
-            <w:shd w:fill="FFFFFF"/>
             <w:vAlign w:val="center"/>
+            <w:shd w:val="clear" w:color="auto" w:fill="auto"/>
+            <w:tcMar>
+              <w:top w:w="80" w:type="dxa"/>
+              <w:left w:w="120" w:type="dxa"/>
+              <w:bottom w:w="80" w:type="dxa"/>
+              <w:right w:w="120" w:type="dxa"/>
+            </w:tcMar>
           </w:tcPr>
           <w:p>
             <w:pPr>
@@ -17662,10 +17808,10 @@
                 <w:rFonts w:ascii="Times New Roman" w:hAnsi="Times New Roman" w:cs="Times New Roman"/>
                 <w:b w:val="0"/>
                 <w:i w:val="0"/>
-                <w:color w:val="1F2937"/>
                 <w:sz w:val="20"/>
                 <w:szCs w:val="21"/>
                 <w:rtl w:val="0"/>
+                <w:color w:val="000000"/>
               </w:rPr>
               <w:t xml:space="preserve">Lời gọi mã hóa B2B</w:t>
             </w:r>
@@ -17673,8 +17819,14 @@
         </w:tc>
         <w:tc>
           <w:tcPr>
-            <w:shd w:fill="FFFFFF"/>
             <w:vAlign w:val="center"/>
+            <w:shd w:val="clear" w:color="auto" w:fill="auto"/>
+            <w:tcMar>
+              <w:top w:w="80" w:type="dxa"/>
+              <w:left w:w="120" w:type="dxa"/>
+              <w:bottom w:w="80" w:type="dxa"/>
+              <w:right w:w="120" w:type="dxa"/>
+            </w:tcMar>
           </w:tcPr>
           <w:p>
             <w:pPr>
@@ -17698,10 +17850,10 @@
                 <w:rFonts w:ascii="Times New Roman" w:hAnsi="Times New Roman" w:cs="Times New Roman"/>
                 <w:b w:val="0"/>
                 <w:i w:val="0"/>
-                <w:color w:val="1F2937"/>
                 <w:sz w:val="20"/>
                 <w:szCs w:val="21"/>
                 <w:rtl w:val="0"/>
+                <w:color w:val="000000"/>
               </w:rPr>
               <w:t xml:space="preserve">Không chọn AES-256 tường minh</w:t>
             </w:r>
@@ -17709,8 +17861,14 @@
         </w:tc>
         <w:tc>
           <w:tcPr>
-            <w:shd w:fill="FFFFFF"/>
             <w:vAlign w:val="center"/>
+            <w:shd w:val="clear" w:color="auto" w:fill="auto"/>
+            <w:tcMar>
+              <w:top w:w="80" w:type="dxa"/>
+              <w:left w:w="120" w:type="dxa"/>
+              <w:bottom w:w="80" w:type="dxa"/>
+              <w:right w:w="120" w:type="dxa"/>
+            </w:tcMar>
           </w:tcPr>
           <w:p>
             <w:pPr>
@@ -17734,10 +17892,10 @@
                 <w:rFonts w:ascii="Times New Roman" w:hAnsi="Times New Roman" w:cs="Times New Roman"/>
                 <w:b w:val="0"/>
                 <w:i w:val="0"/>
-                <w:color w:val="1F2937"/>
                 <w:sz w:val="20"/>
                 <w:szCs w:val="21"/>
                 <w:rtl w:val="0"/>
+                <w:color w:val="000000"/>
               </w:rPr>
               <w:t xml:space="preserve">Không suy diễn thuật toán chỉ từ hình</w:t>
             </w:r>
@@ -18014,20 +18172,20 @@
         <w:tblInd w:w="339.0" w:type="dxa"/>
         <w:tblLayout w:type="fixed"/>
         <w:tblLook w:val="0000"/>
-        <w:tblBorders>
-          <w:top w:val="single" w:sz="8" w:space="0" w:color="1E293B"/>
-          <w:bottom w:val="single" w:sz="8" w:space="0" w:color="1E293B"/>
-          <w:left w:val="none"/>
-          <w:right w:val="none"/>
-          <w:insideH w:val="single" w:sz="4" w:space="0" w:color="CBD5E1"/>
-          <w:insideV w:val="single" w:sz="4" w:space="0" w:color="E2E8F0"/>
-        </w:tblBorders>
         <w:tblCellMar>
           <w:top w:w="120" w:type="dxa"/>
           <w:bottom w:w="120" w:type="dxa"/>
           <w:left w:w="160" w:type="dxa"/>
           <w:right w:w="160" w:type="dxa"/>
         </w:tblCellMar>
+        <w:tblBorders>
+          <w:top w:val="single" w:sz="4" w:space="0" w:color="000000"/>
+          <w:left w:val="single" w:sz="4" w:space="0" w:color="000000"/>
+          <w:bottom w:val="single" w:sz="4" w:space="0" w:color="000000"/>
+          <w:right w:val="single" w:sz="4" w:space="0" w:color="000000"/>
+          <w:insideH w:val="single" w:sz="4" w:space="0" w:color="000000"/>
+          <w:insideV w:val="single" w:sz="4" w:space="0" w:color="000000"/>
+        </w:tblBorders>
       </w:tblPr>
       <w:tblGrid>
         <w:gridCol w:w="1810"/>
@@ -18049,8 +18207,14 @@
         </w:trPr>
         <w:tc>
           <w:tcPr>
-            <w:shd w:fill="1E293B"/>
             <w:vAlign w:val="center"/>
+            <w:shd w:val="clear" w:color="auto" w:fill="auto"/>
+            <w:tcMar>
+              <w:top w:w="80" w:type="dxa"/>
+              <w:left w:w="120" w:type="dxa"/>
+              <w:bottom w:w="80" w:type="dxa"/>
+              <w:right w:w="120" w:type="dxa"/>
+            </w:tcMar>
           </w:tcPr>
           <w:p>
             <w:pPr>
@@ -18078,10 +18242,10 @@
                 <w:b/>
                 <w:bCs w:val="1"/>
                 <w:i w:val="0"/>
-                <w:color w:val="FFFFFF"/>
                 <w:sz w:val="21"/>
                 <w:szCs w:val="21"/>
                 <w:rtl w:val="0"/>
+                <w:color w:val="000000"/>
               </w:rPr>
               <w:t xml:space="preserve">Ca thfi</w:t>
             </w:r>
@@ -18089,8 +18253,14 @@
         </w:tc>
         <w:tc>
           <w:tcPr>
-            <w:shd w:fill="1E293B"/>
             <w:vAlign w:val="center"/>
+            <w:shd w:val="clear" w:color="auto" w:fill="auto"/>
+            <w:tcMar>
+              <w:top w:w="80" w:type="dxa"/>
+              <w:left w:w="120" w:type="dxa"/>
+              <w:bottom w:w="80" w:type="dxa"/>
+              <w:right w:w="120" w:type="dxa"/>
+            </w:tcMar>
           </w:tcPr>
           <w:p>
             <w:pPr>
@@ -18118,10 +18288,10 @@
                 <w:b/>
                 <w:bCs w:val="1"/>
                 <w:i w:val="0"/>
-                <w:color w:val="FFFFFF"/>
                 <w:sz w:val="21"/>
                 <w:szCs w:val="21"/>
                 <w:rtl w:val="0"/>
+                <w:color w:val="000000"/>
               </w:rPr>
               <w:t xml:space="preserve">Điều kiện và đầu vào</w:t>
             </w:r>
@@ -18129,8 +18299,14 @@
         </w:tc>
         <w:tc>
           <w:tcPr>
-            <w:shd w:fill="1E293B"/>
             <w:vAlign w:val="center"/>
+            <w:shd w:val="clear" w:color="auto" w:fill="auto"/>
+            <w:tcMar>
+              <w:top w:w="80" w:type="dxa"/>
+              <w:left w:w="120" w:type="dxa"/>
+              <w:bottom w:w="80" w:type="dxa"/>
+              <w:right w:w="120" w:type="dxa"/>
+            </w:tcMar>
           </w:tcPr>
           <w:p>
             <w:pPr>
@@ -18158,10 +18334,10 @@
                 <w:b/>
                 <w:bCs w:val="1"/>
                 <w:i w:val="0"/>
-                <w:color w:val="FFFFFF"/>
                 <w:sz w:val="21"/>
                 <w:szCs w:val="21"/>
                 <w:rtl w:val="0"/>
+                <w:color w:val="000000"/>
               </w:rPr>
               <w:t xml:space="preserve">Kỳ vọng cần đánh giá</w:t>
             </w:r>
@@ -18176,8 +18352,14 @@
         </w:trPr>
         <w:tc>
           <w:tcPr>
-            <w:shd w:fill="F8FAFC"/>
             <w:vAlign w:val="center"/>
+            <w:shd w:val="clear" w:color="auto" w:fill="auto"/>
+            <w:tcMar>
+              <w:top w:w="80" w:type="dxa"/>
+              <w:left w:w="120" w:type="dxa"/>
+              <w:bottom w:w="80" w:type="dxa"/>
+              <w:right w:w="120" w:type="dxa"/>
+            </w:tcMar>
           </w:tcPr>
           <w:p>
             <w:pPr>
@@ -18201,10 +18383,10 @@
                 <w:rFonts w:ascii="Times New Roman" w:hAnsi="Times New Roman" w:cs="Times New Roman"/>
                 <w:b w:val="0"/>
                 <w:i w:val="0"/>
-                <w:color w:val="1F2937"/>
                 <w:sz w:val="20"/>
                 <w:szCs w:val="21"/>
                 <w:rtl w:val="0"/>
+                <w:color w:val="000000"/>
               </w:rPr>
               <w:t xml:space="preserve">Khởi tạo lần đầu</w:t>
             </w:r>
@@ -18212,8 +18394,14 @@
         </w:tc>
         <w:tc>
           <w:tcPr>
-            <w:shd w:fill="F8FAFC"/>
             <w:vAlign w:val="center"/>
+            <w:shd w:val="clear" w:color="auto" w:fill="auto"/>
+            <w:tcMar>
+              <w:top w:w="80" w:type="dxa"/>
+              <w:left w:w="120" w:type="dxa"/>
+              <w:bottom w:w="80" w:type="dxa"/>
+              <w:right w:w="120" w:type="dxa"/>
+            </w:tcMar>
           </w:tcPr>
           <w:p>
             <w:pPr>
@@ -18237,10 +18425,10 @@
                 <w:rFonts w:ascii="Times New Roman" w:hAnsi="Times New Roman" w:cs="Times New Roman"/>
                 <w:b w:val="0"/>
                 <w:i w:val="0"/>
-                <w:color w:val="1F2937"/>
                 <w:sz w:val="20"/>
                 <w:szCs w:val="21"/>
                 <w:rtl w:val="0"/>
+                <w:color w:val="000000"/>
               </w:rPr>
               <w:t xml:space="preserve">Store mới, chưa có CA</w:t>
             </w:r>
@@ -18248,8 +18436,14 @@
         </w:tc>
         <w:tc>
           <w:tcPr>
-            <w:shd w:fill="F8FAFC"/>
             <w:vAlign w:val="center"/>
+            <w:shd w:val="clear" w:color="auto" w:fill="auto"/>
+            <w:tcMar>
+              <w:top w:w="80" w:type="dxa"/>
+              <w:left w:w="120" w:type="dxa"/>
+              <w:bottom w:w="80" w:type="dxa"/>
+              <w:right w:w="120" w:type="dxa"/>
+            </w:tcMar>
           </w:tcPr>
           <w:p>
             <w:pPr>
@@ -18273,10 +18467,10 @@
                 <w:rFonts w:ascii="Times New Roman" w:hAnsi="Times New Roman" w:cs="Times New Roman"/>
                 <w:b w:val="0"/>
                 <w:i w:val="0"/>
-                <w:color w:val="1F2937"/>
                 <w:sz w:val="20"/>
                 <w:szCs w:val="21"/>
                 <w:rtl w:val="0"/>
+                <w:color w:val="000000"/>
               </w:rPr>
               <w:t xml:space="preserve">Có fingerprint và dữ liệu khởi tạo nhất quán</w:t>
             </w:r>
@@ -18291,8 +18485,14 @@
         </w:trPr>
         <w:tc>
           <w:tcPr>
-            <w:shd w:fill="FFFFFF"/>
             <w:vAlign w:val="center"/>
+            <w:shd w:val="clear" w:color="auto" w:fill="auto"/>
+            <w:tcMar>
+              <w:top w:w="80" w:type="dxa"/>
+              <w:left w:w="120" w:type="dxa"/>
+              <w:bottom w:w="80" w:type="dxa"/>
+              <w:right w:w="120" w:type="dxa"/>
+            </w:tcMar>
           </w:tcPr>
           <w:p>
             <w:pPr>
@@ -18316,10 +18516,10 @@
                 <w:rFonts w:ascii="Times New Roman" w:hAnsi="Times New Roman" w:cs="Times New Roman"/>
                 <w:b w:val="0"/>
                 <w:i w:val="0"/>
-                <w:color w:val="1F2937"/>
                 <w:sz w:val="20"/>
                 <w:szCs w:val="21"/>
                 <w:rtl w:val="0"/>
+                <w:color w:val="000000"/>
               </w:rPr>
               <w:t xml:space="preserve">Khởi động lại</w:t>
             </w:r>
@@ -18327,8 +18527,14 @@
         </w:tc>
         <w:tc>
           <w:tcPr>
-            <w:shd w:fill="FFFFFF"/>
             <w:vAlign w:val="center"/>
+            <w:shd w:val="clear" w:color="auto" w:fill="auto"/>
+            <w:tcMar>
+              <w:top w:w="80" w:type="dxa"/>
+              <w:left w:w="120" w:type="dxa"/>
+              <w:bottom w:w="80" w:type="dxa"/>
+              <w:right w:w="120" w:type="dxa"/>
+            </w:tcMar>
           </w:tcPr>
           <w:p>
             <w:pPr>
@@ -18352,10 +18558,10 @@
                 <w:rFonts w:ascii="Times New Roman" w:hAnsi="Times New Roman" w:cs="Times New Roman"/>
                 <w:b w:val="0"/>
                 <w:i w:val="0"/>
-                <w:color w:val="1F2937"/>
                 <w:sz w:val="20"/>
                 <w:szCs w:val="21"/>
                 <w:rtl w:val="0"/>
+                <w:color w:val="000000"/>
               </w:rPr>
               <w:t xml:space="preserve">Gifi nguyên ca_config</w:t>
             </w:r>
@@ -18363,8 +18569,14 @@
         </w:tc>
         <w:tc>
           <w:tcPr>
-            <w:shd w:fill="FFFFFF"/>
             <w:vAlign w:val="center"/>
+            <w:shd w:val="clear" w:color="auto" w:fill="auto"/>
+            <w:tcMar>
+              <w:top w:w="80" w:type="dxa"/>
+              <w:left w:w="120" w:type="dxa"/>
+              <w:bottom w:w="80" w:type="dxa"/>
+              <w:right w:w="120" w:type="dxa"/>
+            </w:tcMar>
           </w:tcPr>
           <w:p>
             <w:pPr>
@@ -18388,10 +18600,10 @@
                 <w:rFonts w:ascii="Times New Roman" w:hAnsi="Times New Roman" w:cs="Times New Roman"/>
                 <w:b w:val="0"/>
                 <w:i w:val="0"/>
-                <w:color w:val="1F2937"/>
                 <w:sz w:val="20"/>
                 <w:szCs w:val="21"/>
                 <w:rtl w:val="0"/>
+                <w:color w:val="000000"/>
               </w:rPr>
               <w:t xml:space="preserve">Fingerprint CA không tự thay đổi</w:t>
             </w:r>
@@ -18406,8 +18618,14 @@
         </w:trPr>
         <w:tc>
           <w:tcPr>
-            <w:shd w:fill="F8FAFC"/>
             <w:vAlign w:val="center"/>
+            <w:shd w:val="clear" w:color="auto" w:fill="auto"/>
+            <w:tcMar>
+              <w:top w:w="80" w:type="dxa"/>
+              <w:left w:w="120" w:type="dxa"/>
+              <w:bottom w:w="80" w:type="dxa"/>
+              <w:right w:w="120" w:type="dxa"/>
+            </w:tcMar>
           </w:tcPr>
           <w:p>
             <w:pPr>
@@ -18431,10 +18649,10 @@
                 <w:rFonts w:ascii="Times New Roman" w:hAnsi="Times New Roman" w:cs="Times New Roman"/>
                 <w:b w:val="0"/>
                 <w:i w:val="0"/>
-                <w:color w:val="1F2937"/>
                 <w:sz w:val="20"/>
                 <w:szCs w:val="21"/>
                 <w:rtl w:val="0"/>
+                <w:color w:val="000000"/>
               </w:rPr>
               <w:t xml:space="preserve">Cấp bằng khóa nộp</w:t>
             </w:r>
@@ -18442,8 +18660,14 @@
         </w:tc>
         <w:tc>
           <w:tcPr>
-            <w:shd w:fill="F8FAFC"/>
             <w:vAlign w:val="center"/>
+            <w:shd w:val="clear" w:color="auto" w:fill="auto"/>
+            <w:tcMar>
+              <w:top w:w="80" w:type="dxa"/>
+              <w:left w:w="120" w:type="dxa"/>
+              <w:bottom w:w="80" w:type="dxa"/>
+              <w:right w:w="120" w:type="dxa"/>
+            </w:tcMar>
           </w:tcPr>
           <w:p>
             <w:pPr>
@@ -18467,10 +18691,10 @@
                 <w:rFonts w:ascii="Times New Roman" w:hAnsi="Times New Roman" w:cs="Times New Roman"/>
                 <w:b w:val="0"/>
                 <w:i w:val="0"/>
-                <w:color w:val="1F2937"/>
                 <w:sz w:val="20"/>
                 <w:szCs w:val="21"/>
                 <w:rtl w:val="0"/>
+                <w:color w:val="000000"/>
               </w:rPr>
               <w:t xml:space="preserve">Public key và thông tin người yêu cầu</w:t>
             </w:r>
@@ -18478,8 +18702,14 @@
         </w:tc>
         <w:tc>
           <w:tcPr>
-            <w:shd w:fill="F8FAFC"/>
             <w:vAlign w:val="center"/>
+            <w:shd w:val="clear" w:color="auto" w:fill="auto"/>
+            <w:tcMar>
+              <w:top w:w="80" w:type="dxa"/>
+              <w:left w:w="120" w:type="dxa"/>
+              <w:bottom w:w="80" w:type="dxa"/>
+              <w:right w:w="120" w:type="dxa"/>
+            </w:tcMar>
           </w:tcPr>
           <w:p>
             <w:pPr>
@@ -18503,10 +18733,10 @@
                 <w:rFonts w:ascii="Times New Roman" w:hAnsi="Times New Roman" w:cs="Times New Roman"/>
                 <w:b w:val="0"/>
                 <w:i w:val="0"/>
-                <w:color w:val="1F2937"/>
                 <w:sz w:val="20"/>
                 <w:szCs w:val="21"/>
                 <w:rtl w:val="0"/>
+                <w:color w:val="000000"/>
               </w:rPr>
               <w:t xml:space="preserve">Gifi fingerprint, đối chiếu User ID</w:t>
             </w:r>
@@ -18521,8 +18751,14 @@
         </w:trPr>
         <w:tc>
           <w:tcPr>
-            <w:shd w:fill="FFFFFF"/>
             <w:vAlign w:val="center"/>
+            <w:shd w:val="clear" w:color="auto" w:fill="auto"/>
+            <w:tcMar>
+              <w:top w:w="80" w:type="dxa"/>
+              <w:left w:w="120" w:type="dxa"/>
+              <w:bottom w:w="80" w:type="dxa"/>
+              <w:right w:w="120" w:type="dxa"/>
+            </w:tcMar>
           </w:tcPr>
           <w:p>
             <w:pPr>
@@ -18546,10 +18782,10 @@
                 <w:rFonts w:ascii="Times New Roman" w:hAnsi="Times New Roman" w:cs="Times New Roman"/>
                 <w:b w:val="0"/>
                 <w:i w:val="0"/>
-                <w:color w:val="1F2937"/>
                 <w:sz w:val="20"/>
                 <w:szCs w:val="21"/>
                 <w:rtl w:val="0"/>
+                <w:color w:val="000000"/>
               </w:rPr>
               <w:t xml:space="preserve">Thời hạn không hợp lệ</w:t>
             </w:r>
@@ -18557,8 +18793,14 @@
         </w:tc>
         <w:tc>
           <w:tcPr>
-            <w:shd w:fill="FFFFFF"/>
             <w:vAlign w:val="center"/>
+            <w:shd w:val="clear" w:color="auto" w:fill="auto"/>
+            <w:tcMar>
+              <w:top w:w="80" w:type="dxa"/>
+              <w:left w:w="120" w:type="dxa"/>
+              <w:bottom w:w="80" w:type="dxa"/>
+              <w:right w:w="120" w:type="dxa"/>
+            </w:tcMar>
           </w:tcPr>
           <w:p>
             <w:pPr>
@@ -18582,10 +18824,10 @@
                 <w:rFonts w:ascii="Times New Roman" w:hAnsi="Times New Roman" w:cs="Times New Roman"/>
                 <w:b w:val="0"/>
                 <w:i w:val="0"/>
-                <w:color w:val="1F2937"/>
                 <w:sz w:val="20"/>
                 <w:szCs w:val="21"/>
                 <w:rtl w:val="0"/>
+                <w:color w:val="000000"/>
               </w:rPr>
               <w:t xml:space="preserve">validityDays âm hoặc ngoài chính sách</w:t>
             </w:r>
@@ -18593,8 +18835,14 @@
         </w:tc>
         <w:tc>
           <w:tcPr>
-            <w:shd w:fill="FFFFFF"/>
             <w:vAlign w:val="center"/>
+            <w:shd w:val="clear" w:color="auto" w:fill="auto"/>
+            <w:tcMar>
+              <w:top w:w="80" w:type="dxa"/>
+              <w:left w:w="120" w:type="dxa"/>
+              <w:bottom w:w="80" w:type="dxa"/>
+              <w:right w:w="120" w:type="dxa"/>
+            </w:tcMar>
           </w:tcPr>
           <w:p>
             <w:pPr>
@@ -18618,10 +18866,10 @@
                 <w:rFonts w:ascii="Times New Roman" w:hAnsi="Times New Roman" w:cs="Times New Roman"/>
                 <w:b w:val="0"/>
                 <w:i w:val="0"/>
-                <w:color w:val="1F2937"/>
                 <w:sz w:val="20"/>
                 <w:szCs w:val="21"/>
                 <w:rtl w:val="0"/>
+                <w:color w:val="000000"/>
               </w:rPr>
               <w:t xml:space="preserve">Tfi chối rõ hoặc chuẩn hóa theo quy tắc</w:t>
             </w:r>
@@ -18636,8 +18884,14 @@
         </w:trPr>
         <w:tc>
           <w:tcPr>
-            <w:shd w:fill="F8FAFC"/>
             <w:vAlign w:val="center"/>
+            <w:shd w:val="clear" w:color="auto" w:fill="auto"/>
+            <w:tcMar>
+              <w:top w:w="80" w:type="dxa"/>
+              <w:left w:w="120" w:type="dxa"/>
+              <w:bottom w:w="80" w:type="dxa"/>
+              <w:right w:w="120" w:type="dxa"/>
+            </w:tcMar>
           </w:tcPr>
           <w:p>
             <w:pPr>
@@ -18661,10 +18915,10 @@
                 <w:rFonts w:ascii="Times New Roman" w:hAnsi="Times New Roman" w:cs="Times New Roman"/>
                 <w:b w:val="0"/>
                 <w:i w:val="0"/>
-                <w:color w:val="1F2937"/>
                 <w:sz w:val="20"/>
                 <w:szCs w:val="21"/>
                 <w:rtl w:val="0"/>
+                <w:color w:val="000000"/>
               </w:rPr>
               <w:t xml:space="preserve">Thu hồi lặp</w:t>
             </w:r>
@@ -18672,8 +18926,14 @@
         </w:tc>
         <w:tc>
           <w:tcPr>
-            <w:shd w:fill="F8FAFC"/>
             <w:vAlign w:val="center"/>
+            <w:shd w:val="clear" w:color="auto" w:fill="auto"/>
+            <w:tcMar>
+              <w:top w:w="80" w:type="dxa"/>
+              <w:left w:w="120" w:type="dxa"/>
+              <w:bottom w:w="80" w:type="dxa"/>
+              <w:right w:w="120" w:type="dxa"/>
+            </w:tcMar>
           </w:tcPr>
           <w:p>
             <w:pPr>
@@ -18697,10 +18957,10 @@
                 <w:rFonts w:ascii="Times New Roman" w:hAnsi="Times New Roman" w:cs="Times New Roman"/>
                 <w:b w:val="0"/>
                 <w:i w:val="0"/>
-                <w:color w:val="1F2937"/>
                 <w:sz w:val="20"/>
                 <w:szCs w:val="21"/>
                 <w:rtl w:val="0"/>
+                <w:color w:val="000000"/>
               </w:rPr>
               <w:t xml:space="preserve">ID đã mang status revoked</w:t>
             </w:r>
@@ -18708,8 +18968,14 @@
         </w:tc>
         <w:tc>
           <w:tcPr>
-            <w:shd w:fill="F8FAFC"/>
             <w:vAlign w:val="center"/>
+            <w:shd w:val="clear" w:color="auto" w:fill="auto"/>
+            <w:tcMar>
+              <w:top w:w="80" w:type="dxa"/>
+              <w:left w:w="120" w:type="dxa"/>
+              <w:bottom w:w="80" w:type="dxa"/>
+              <w:right w:w="120" w:type="dxa"/>
+            </w:tcMar>
           </w:tcPr>
           <w:p>
             <w:pPr>
@@ -18733,10 +18999,10 @@
                 <w:rFonts w:ascii="Times New Roman" w:hAnsi="Times New Roman" w:cs="Times New Roman"/>
                 <w:b w:val="0"/>
                 <w:i w:val="0"/>
-                <w:color w:val="1F2937"/>
                 <w:sz w:val="20"/>
                 <w:szCs w:val="21"/>
                 <w:rtl w:val="0"/>
+                <w:color w:val="000000"/>
               </w:rPr>
               <w:t xml:space="preserve">Phản hồi lỗi, không tạo trạng thái mâu thuẫn</w:t>
             </w:r>
@@ -19507,20 +19773,20 @@
         <w:tblInd w:w="339.0" w:type="dxa"/>
         <w:tblLayout w:type="fixed"/>
         <w:tblLook w:val="0000"/>
-        <w:tblBorders>
-          <w:top w:val="single" w:sz="8" w:space="0" w:color="1E293B"/>
-          <w:bottom w:val="single" w:sz="8" w:space="0" w:color="1E293B"/>
-          <w:left w:val="none"/>
-          <w:right w:val="none"/>
-          <w:insideH w:val="single" w:sz="4" w:space="0" w:color="CBD5E1"/>
-          <w:insideV w:val="single" w:sz="4" w:space="0" w:color="E2E8F0"/>
-        </w:tblBorders>
         <w:tblCellMar>
           <w:top w:w="120" w:type="dxa"/>
           <w:bottom w:w="120" w:type="dxa"/>
           <w:left w:w="160" w:type="dxa"/>
           <w:right w:w="160" w:type="dxa"/>
         </w:tblCellMar>
+        <w:tblBorders>
+          <w:top w:val="single" w:sz="4" w:space="0" w:color="000000"/>
+          <w:left w:val="single" w:sz="4" w:space="0" w:color="000000"/>
+          <w:bottom w:val="single" w:sz="4" w:space="0" w:color="000000"/>
+          <w:right w:val="single" w:sz="4" w:space="0" w:color="000000"/>
+          <w:insideH w:val="single" w:sz="4" w:space="0" w:color="000000"/>
+          <w:insideV w:val="single" w:sz="4" w:space="0" w:color="000000"/>
+        </w:tblBorders>
       </w:tblPr>
       <w:tblGrid>
         <w:gridCol w:w="1810"/>
@@ -19542,8 +19808,14 @@
         </w:trPr>
         <w:tc>
           <w:tcPr>
-            <w:shd w:fill="1E293B"/>
             <w:vAlign w:val="center"/>
+            <w:shd w:val="clear" w:color="auto" w:fill="auto"/>
+            <w:tcMar>
+              <w:top w:w="80" w:type="dxa"/>
+              <w:left w:w="120" w:type="dxa"/>
+              <w:bottom w:w="80" w:type="dxa"/>
+              <w:right w:w="120" w:type="dxa"/>
+            </w:tcMar>
           </w:tcPr>
           <w:p>
             <w:pPr>
@@ -19571,10 +19843,10 @@
                 <w:b/>
                 <w:bCs w:val="1"/>
                 <w:i w:val="0"/>
-                <w:color w:val="FFFFFF"/>
                 <w:sz w:val="21"/>
                 <w:szCs w:val="21"/>
                 <w:rtl w:val="0"/>
+                <w:color w:val="000000"/>
               </w:rPr>
               <w:t xml:space="preserve">Điểm cung cấp dữ liệu</w:t>
             </w:r>
@@ -19582,8 +19854,14 @@
         </w:tc>
         <w:tc>
           <w:tcPr>
-            <w:shd w:fill="1E293B"/>
             <w:vAlign w:val="center"/>
+            <w:shd w:val="clear" w:color="auto" w:fill="auto"/>
+            <w:tcMar>
+              <w:top w:w="80" w:type="dxa"/>
+              <w:left w:w="120" w:type="dxa"/>
+              <w:bottom w:w="80" w:type="dxa"/>
+              <w:right w:w="120" w:type="dxa"/>
+            </w:tcMar>
           </w:tcPr>
           <w:p>
             <w:pPr>
@@ -19611,10 +19889,10 @@
                 <w:b/>
                 <w:bCs w:val="1"/>
                 <w:i w:val="0"/>
-                <w:color w:val="FFFFFF"/>
                 <w:sz w:val="21"/>
                 <w:szCs w:val="21"/>
                 <w:rtl w:val="0"/>
+                <w:color w:val="000000"/>
               </w:rPr>
               <w:t xml:space="preserve">Dfi liệu cần thiết</w:t>
             </w:r>
@@ -19622,8 +19900,14 @@
         </w:tc>
         <w:tc>
           <w:tcPr>
-            <w:shd w:fill="1E293B"/>
             <w:vAlign w:val="center"/>
+            <w:shd w:val="clear" w:color="auto" w:fill="auto"/>
+            <w:tcMar>
+              <w:top w:w="80" w:type="dxa"/>
+              <w:left w:w="120" w:type="dxa"/>
+              <w:bottom w:w="80" w:type="dxa"/>
+              <w:right w:w="120" w:type="dxa"/>
+            </w:tcMar>
           </w:tcPr>
           <w:p>
             <w:pPr>
@@ -19651,10 +19935,10 @@
                 <w:b/>
                 <w:bCs w:val="1"/>
                 <w:i w:val="0"/>
-                <w:color w:val="FFFFFF"/>
                 <w:sz w:val="21"/>
                 <w:szCs w:val="21"/>
                 <w:rtl w:val="0"/>
+                <w:color w:val="000000"/>
               </w:rPr>
               <w:t xml:space="preserve">Dfi liệu phải tách khỏi luồng công khai</w:t>
             </w:r>
@@ -19669,8 +19953,14 @@
         </w:trPr>
         <w:tc>
           <w:tcPr>
-            <w:shd w:fill="F8FAFC"/>
             <w:vAlign w:val="center"/>
+            <w:shd w:val="clear" w:color="auto" w:fill="auto"/>
+            <w:tcMar>
+              <w:top w:w="80" w:type="dxa"/>
+              <w:left w:w="120" w:type="dxa"/>
+              <w:bottom w:w="80" w:type="dxa"/>
+              <w:right w:w="120" w:type="dxa"/>
+            </w:tcMar>
           </w:tcPr>
           <w:p>
             <w:pPr>
@@ -19694,10 +19984,10 @@
                 <w:rFonts w:ascii="Times New Roman" w:hAnsi="Times New Roman" w:cs="Times New Roman"/>
                 <w:b w:val="0"/>
                 <w:i w:val="0"/>
-                <w:color w:val="1F2937"/>
                 <w:sz w:val="20"/>
                 <w:szCs w:val="21"/>
                 <w:rtl w:val="0"/>
+                <w:color w:val="000000"/>
               </w:rPr>
               <w:t xml:space="preserve">CA status</w:t>
             </w:r>
@@ -19705,8 +19995,14 @@
         </w:tc>
         <w:tc>
           <w:tcPr>
-            <w:shd w:fill="F8FAFC"/>
             <w:vAlign w:val="center"/>
+            <w:shd w:val="clear" w:color="auto" w:fill="auto"/>
+            <w:tcMar>
+              <w:top w:w="80" w:type="dxa"/>
+              <w:left w:w="120" w:type="dxa"/>
+              <w:bottom w:w="80" w:type="dxa"/>
+              <w:right w:w="120" w:type="dxa"/>
+            </w:tcMar>
           </w:tcPr>
           <w:p>
             <w:pPr>
@@ -19730,10 +20026,10 @@
                 <w:rFonts w:ascii="Times New Roman" w:hAnsi="Times New Roman" w:cs="Times New Roman"/>
                 <w:b w:val="0"/>
                 <w:i w:val="0"/>
-                <w:color w:val="1F2937"/>
                 <w:sz w:val="20"/>
                 <w:szCs w:val="21"/>
                 <w:rtl w:val="0"/>
+                <w:color w:val="000000"/>
               </w:rPr>
               <w:t xml:space="preserve">Public key, fingerprint, thông tin thuật toán</w:t>
             </w:r>
@@ -19741,8 +20037,14 @@
         </w:tc>
         <w:tc>
           <w:tcPr>
-            <w:shd w:fill="F8FAFC"/>
             <w:vAlign w:val="center"/>
+            <w:shd w:val="clear" w:color="auto" w:fill="auto"/>
+            <w:tcMar>
+              <w:top w:w="80" w:type="dxa"/>
+              <w:left w:w="120" w:type="dxa"/>
+              <w:bottom w:w="80" w:type="dxa"/>
+              <w:right w:w="120" w:type="dxa"/>
+            </w:tcMar>
           </w:tcPr>
           <w:p>
             <w:pPr>
@@ -19766,10 +20068,10 @@
                 <w:rFonts w:ascii="Times New Roman" w:hAnsi="Times New Roman" w:cs="Times New Roman"/>
                 <w:b w:val="0"/>
                 <w:i w:val="0"/>
-                <w:color w:val="1F2937"/>
                 <w:sz w:val="20"/>
                 <w:szCs w:val="21"/>
                 <w:rtl w:val="0"/>
+                <w:color w:val="000000"/>
               </w:rPr>
               <w:t xml:space="preserve">Private key và revocation certificate</w:t>
             </w:r>
@@ -19784,8 +20086,14 @@
         </w:trPr>
         <w:tc>
           <w:tcPr>
-            <w:shd w:fill="FFFFFF"/>
             <w:vAlign w:val="center"/>
+            <w:shd w:val="clear" w:color="auto" w:fill="auto"/>
+            <w:tcMar>
+              <w:top w:w="80" w:type="dxa"/>
+              <w:left w:w="120" w:type="dxa"/>
+              <w:bottom w:w="80" w:type="dxa"/>
+              <w:right w:w="120" w:type="dxa"/>
+            </w:tcMar>
           </w:tcPr>
           <w:p>
             <w:pPr>
@@ -19809,10 +20117,10 @@
                 <w:rFonts w:ascii="Times New Roman" w:hAnsi="Times New Roman" w:cs="Times New Roman"/>
                 <w:b w:val="0"/>
                 <w:i w:val="0"/>
-                <w:color w:val="1F2937"/>
                 <w:sz w:val="20"/>
                 <w:szCs w:val="21"/>
                 <w:rtl w:val="0"/>
+                <w:color w:val="000000"/>
               </w:rPr>
               <w:t xml:space="preserve">Danh bạ công khai</w:t>
             </w:r>
@@ -19820,8 +20128,14 @@
         </w:tc>
         <w:tc>
           <w:tcPr>
-            <w:shd w:fill="FFFFFF"/>
             <w:vAlign w:val="center"/>
+            <w:shd w:val="clear" w:color="auto" w:fill="auto"/>
+            <w:tcMar>
+              <w:top w:w="80" w:type="dxa"/>
+              <w:left w:w="120" w:type="dxa"/>
+              <w:bottom w:w="80" w:type="dxa"/>
+              <w:right w:w="120" w:type="dxa"/>
+            </w:tcMar>
           </w:tcPr>
           <w:p>
             <w:pPr>
@@ -19845,10 +20159,10 @@
                 <w:rFonts w:ascii="Times New Roman" w:hAnsi="Times New Roman" w:cs="Times New Roman"/>
                 <w:b w:val="0"/>
                 <w:i w:val="0"/>
-                <w:color w:val="1F2937"/>
                 <w:sz w:val="20"/>
                 <w:szCs w:val="21"/>
                 <w:rtl w:val="0"/>
+                <w:color w:val="000000"/>
               </w:rPr>
               <w:t xml:space="preserve">Public key và metadata đã phê duyệt</w:t>
             </w:r>
@@ -19856,8 +20170,14 @@
         </w:tc>
         <w:tc>
           <w:tcPr>
-            <w:shd w:fill="FFFFFF"/>
             <w:vAlign w:val="center"/>
+            <w:shd w:val="clear" w:color="auto" w:fill="auto"/>
+            <w:tcMar>
+              <w:top w:w="80" w:type="dxa"/>
+              <w:left w:w="120" w:type="dxa"/>
+              <w:bottom w:w="80" w:type="dxa"/>
+              <w:right w:w="120" w:type="dxa"/>
+            </w:tcMar>
           </w:tcPr>
           <w:p>
             <w:pPr>
@@ -19881,10 +20201,10 @@
                 <w:rFonts w:ascii="Times New Roman" w:hAnsi="Times New Roman" w:cs="Times New Roman"/>
                 <w:b w:val="0"/>
                 <w:i w:val="0"/>
-                <w:color w:val="1F2937"/>
                 <w:sz w:val="20"/>
                 <w:szCs w:val="21"/>
                 <w:rtl w:val="0"/>
+                <w:color w:val="000000"/>
               </w:rPr>
               <w:t xml:space="preserve">Mọi private key demo, ghi chú nội bộ</w:t>
             </w:r>
@@ -19899,8 +20219,14 @@
         </w:trPr>
         <w:tc>
           <w:tcPr>
-            <w:shd w:fill="F8FAFC"/>
             <w:vAlign w:val="center"/>
+            <w:shd w:val="clear" w:color="auto" w:fill="auto"/>
+            <w:tcMar>
+              <w:top w:w="80" w:type="dxa"/>
+              <w:left w:w="120" w:type="dxa"/>
+              <w:bottom w:w="80" w:type="dxa"/>
+              <w:right w:w="120" w:type="dxa"/>
+            </w:tcMar>
           </w:tcPr>
           <w:p>
             <w:pPr>
@@ -19924,10 +20250,10 @@
                 <w:rFonts w:ascii="Times New Roman" w:hAnsi="Times New Roman" w:cs="Times New Roman"/>
                 <w:b w:val="0"/>
                 <w:i w:val="0"/>
-                <w:color w:val="1F2937"/>
                 <w:sz w:val="20"/>
                 <w:szCs w:val="21"/>
                 <w:rtl w:val="0"/>
+                <w:color w:val="000000"/>
               </w:rPr>
               <w:t xml:space="preserve">Chfíng chỉ cá nhân</w:t>
             </w:r>
@@ -19935,8 +20261,14 @@
         </w:tc>
         <w:tc>
           <w:tcPr>
-            <w:shd w:fill="F8FAFC"/>
             <w:vAlign w:val="center"/>
+            <w:shd w:val="clear" w:color="auto" w:fill="auto"/>
+            <w:tcMar>
+              <w:top w:w="80" w:type="dxa"/>
+              <w:left w:w="120" w:type="dxa"/>
+              <w:bottom w:w="80" w:type="dxa"/>
+              <w:right w:w="120" w:type="dxa"/>
+            </w:tcMar>
           </w:tcPr>
           <w:p>
             <w:pPr>
@@ -19960,10 +20292,10 @@
                 <w:rFonts w:ascii="Times New Roman" w:hAnsi="Times New Roman" w:cs="Times New Roman"/>
                 <w:b w:val="0"/>
                 <w:i w:val="0"/>
-                <w:color w:val="1F2937"/>
                 <w:sz w:val="20"/>
                 <w:szCs w:val="21"/>
                 <w:rtl w:val="0"/>
+                <w:color w:val="000000"/>
               </w:rPr>
               <w:t xml:space="preserve">Thông tin thuộc người đã xác thực</w:t>
             </w:r>
@@ -19971,8 +20303,14 @@
         </w:tc>
         <w:tc>
           <w:tcPr>
-            <w:shd w:fill="F8FAFC"/>
             <w:vAlign w:val="center"/>
+            <w:shd w:val="clear" w:color="auto" w:fill="auto"/>
+            <w:tcMar>
+              <w:top w:w="80" w:type="dxa"/>
+              <w:left w:w="120" w:type="dxa"/>
+              <w:bottom w:w="80" w:type="dxa"/>
+              <w:right w:w="120" w:type="dxa"/>
+            </w:tcMar>
           </w:tcPr>
           <w:p>
             <w:pPr>
@@ -19996,10 +20334,10 @@
                 <w:rFonts w:ascii="Times New Roman" w:hAnsi="Times New Roman" w:cs="Times New Roman"/>
                 <w:b w:val="0"/>
                 <w:i w:val="0"/>
-                <w:color w:val="1F2937"/>
                 <w:sz w:val="20"/>
                 <w:szCs w:val="21"/>
                 <w:rtl w:val="0"/>
+                <w:color w:val="000000"/>
               </w:rPr>
               <w:t xml:space="preserve">Chfíng chỉ và secret của người khác</w:t>
             </w:r>
@@ -20014,8 +20352,14 @@
         </w:trPr>
         <w:tc>
           <w:tcPr>
-            <w:shd w:fill="FFFFFF"/>
             <w:vAlign w:val="center"/>
+            <w:shd w:val="clear" w:color="auto" w:fill="auto"/>
+            <w:tcMar>
+              <w:top w:w="80" w:type="dxa"/>
+              <w:left w:w="120" w:type="dxa"/>
+              <w:bottom w:w="80" w:type="dxa"/>
+              <w:right w:w="120" w:type="dxa"/>
+            </w:tcMar>
           </w:tcPr>
           <w:p>
             <w:pPr>
@@ -20039,10 +20383,10 @@
                 <w:rFonts w:ascii="Times New Roman" w:hAnsi="Times New Roman" w:cs="Times New Roman"/>
                 <w:b w:val="0"/>
                 <w:i w:val="0"/>
-                <w:color w:val="1F2937"/>
                 <w:sz w:val="20"/>
                 <w:szCs w:val="21"/>
                 <w:rtl w:val="0"/>
+                <w:color w:val="000000"/>
               </w:rPr>
               <w:t xml:space="preserve">Audit export</w:t>
             </w:r>
@@ -20050,8 +20394,14 @@
         </w:tc>
         <w:tc>
           <w:tcPr>
-            <w:shd w:fill="FFFFFF"/>
             <w:vAlign w:val="center"/>
+            <w:shd w:val="clear" w:color="auto" w:fill="auto"/>
+            <w:tcMar>
+              <w:top w:w="80" w:type="dxa"/>
+              <w:left w:w="120" w:type="dxa"/>
+              <w:bottom w:w="80" w:type="dxa"/>
+              <w:right w:w="120" w:type="dxa"/>
+            </w:tcMar>
           </w:tcPr>
           <w:p>
             <w:pPr>
@@ -20075,10 +20425,10 @@
                 <w:rFonts w:ascii="Times New Roman" w:hAnsi="Times New Roman" w:cs="Times New Roman"/>
                 <w:b w:val="0"/>
                 <w:i w:val="0"/>
-                <w:color w:val="1F2937"/>
                 <w:sz w:val="20"/>
                 <w:szCs w:val="21"/>
                 <w:rtl w:val="0"/>
+                <w:color w:val="000000"/>
               </w:rPr>
               <w:t xml:space="preserve">Sự kiện thuộc phạm vi kiểm toán</w:t>
             </w:r>
@@ -20086,8 +20436,14 @@
         </w:tc>
         <w:tc>
           <w:tcPr>
-            <w:shd w:fill="FFFFFF"/>
             <w:vAlign w:val="center"/>
+            <w:shd w:val="clear" w:color="auto" w:fill="auto"/>
+            <w:tcMar>
+              <w:top w:w="80" w:type="dxa"/>
+              <w:left w:w="120" w:type="dxa"/>
+              <w:bottom w:w="80" w:type="dxa"/>
+              <w:right w:w="120" w:type="dxa"/>
+            </w:tcMar>
           </w:tcPr>
           <w:p>
             <w:pPr>
@@ -20111,10 +20467,10 @@
                 <w:rFonts w:ascii="Times New Roman" w:hAnsi="Times New Roman" w:cs="Times New Roman"/>
                 <w:b w:val="0"/>
                 <w:i w:val="0"/>
-                <w:color w:val="1F2937"/>
                 <w:sz w:val="20"/>
                 <w:szCs w:val="21"/>
                 <w:rtl w:val="0"/>
+                <w:color w:val="000000"/>
               </w:rPr>
               <w:t xml:space="preserve">Passphrase, private key, nội dung hợp đồng</w:t>
             </w:r>
@@ -20129,8 +20485,14 @@
         </w:trPr>
         <w:tc>
           <w:tcPr>
-            <w:shd w:fill="F8FAFC"/>
             <w:vAlign w:val="center"/>
+            <w:shd w:val="clear" w:color="auto" w:fill="auto"/>
+            <w:tcMar>
+              <w:top w:w="80" w:type="dxa"/>
+              <w:left w:w="120" w:type="dxa"/>
+              <w:bottom w:w="80" w:type="dxa"/>
+              <w:right w:w="120" w:type="dxa"/>
+            </w:tcMar>
           </w:tcPr>
           <w:p>
             <w:pPr>
@@ -20154,10 +20516,10 @@
                 <w:rFonts w:ascii="Times New Roman" w:hAnsi="Times New Roman" w:cs="Times New Roman"/>
                 <w:b w:val="0"/>
                 <w:i w:val="0"/>
-                <w:color w:val="1F2937"/>
                 <w:sz w:val="20"/>
                 <w:szCs w:val="21"/>
                 <w:rtl w:val="0"/>
+                <w:color w:val="000000"/>
               </w:rPr>
               <w:t xml:space="preserve">Lỗi API</w:t>
             </w:r>
@@ -20165,8 +20527,14 @@
         </w:tc>
         <w:tc>
           <w:tcPr>
-            <w:shd w:fill="F8FAFC"/>
             <w:vAlign w:val="center"/>
+            <w:shd w:val="clear" w:color="auto" w:fill="auto"/>
+            <w:tcMar>
+              <w:top w:w="80" w:type="dxa"/>
+              <w:left w:w="120" w:type="dxa"/>
+              <w:bottom w:w="80" w:type="dxa"/>
+              <w:right w:w="120" w:type="dxa"/>
+            </w:tcMar>
           </w:tcPr>
           <w:p>
             <w:pPr>
@@ -20190,10 +20558,10 @@
                 <w:rFonts w:ascii="Times New Roman" w:hAnsi="Times New Roman" w:cs="Times New Roman"/>
                 <w:b w:val="0"/>
                 <w:i w:val="0"/>
-                <w:color w:val="1F2937"/>
                 <w:sz w:val="20"/>
                 <w:szCs w:val="21"/>
                 <w:rtl w:val="0"/>
+                <w:color w:val="000000"/>
               </w:rPr>
               <w:t xml:space="preserve">Mã lỗi và thông điệp hướng dẫn</w:t>
             </w:r>
@@ -20201,8 +20569,14 @@
         </w:tc>
         <w:tc>
           <w:tcPr>
-            <w:shd w:fill="F8FAFC"/>
             <w:vAlign w:val="center"/>
+            <w:shd w:val="clear" w:color="auto" w:fill="auto"/>
+            <w:tcMar>
+              <w:top w:w="80" w:type="dxa"/>
+              <w:left w:w="120" w:type="dxa"/>
+              <w:bottom w:w="80" w:type="dxa"/>
+              <w:right w:w="120" w:type="dxa"/>
+            </w:tcMar>
           </w:tcPr>
           <w:p>
             <w:pPr>
@@ -20226,10 +20600,10 @@
                 <w:rFonts w:ascii="Times New Roman" w:hAnsi="Times New Roman" w:cs="Times New Roman"/>
                 <w:b w:val="0"/>
                 <w:i w:val="0"/>
-                <w:color w:val="1F2937"/>
                 <w:sz w:val="20"/>
                 <w:szCs w:val="21"/>
                 <w:rtl w:val="0"/>
+                <w:color w:val="000000"/>
               </w:rPr>
               <w:t xml:space="preserve">Stack trace nhạy cảm, body yêu cầu gốc</w:t>
             </w:r>
@@ -20451,20 +20825,20 @@
         <w:tblInd w:w="339.0" w:type="dxa"/>
         <w:tblLayout w:type="fixed"/>
         <w:tblLook w:val="0000"/>
-        <w:tblBorders>
-          <w:top w:val="single" w:sz="8" w:space="0" w:color="1E293B"/>
-          <w:bottom w:val="single" w:sz="8" w:space="0" w:color="1E293B"/>
-          <w:left w:val="none"/>
-          <w:right w:val="none"/>
-          <w:insideH w:val="single" w:sz="4" w:space="0" w:color="CBD5E1"/>
-          <w:insideV w:val="single" w:sz="4" w:space="0" w:color="E2E8F0"/>
-        </w:tblBorders>
         <w:tblCellMar>
           <w:top w:w="120" w:type="dxa"/>
           <w:bottom w:w="120" w:type="dxa"/>
           <w:left w:w="160" w:type="dxa"/>
           <w:right w:w="160" w:type="dxa"/>
         </w:tblCellMar>
+        <w:tblBorders>
+          <w:top w:val="single" w:sz="4" w:space="0" w:color="000000"/>
+          <w:left w:val="single" w:sz="4" w:space="0" w:color="000000"/>
+          <w:bottom w:val="single" w:sz="4" w:space="0" w:color="000000"/>
+          <w:right w:val="single" w:sz="4" w:space="0" w:color="000000"/>
+          <w:insideH w:val="single" w:sz="4" w:space="0" w:color="000000"/>
+          <w:insideV w:val="single" w:sz="4" w:space="0" w:color="000000"/>
+        </w:tblBorders>
       </w:tblPr>
       <w:tblGrid>
         <w:gridCol w:w="1810"/>
@@ -20486,8 +20860,14 @@
         </w:trPr>
         <w:tc>
           <w:tcPr>
-            <w:shd w:fill="1E293B"/>
             <w:vAlign w:val="center"/>
+            <w:shd w:val="clear" w:color="auto" w:fill="auto"/>
+            <w:tcMar>
+              <w:top w:w="80" w:type="dxa"/>
+              <w:left w:w="120" w:type="dxa"/>
+              <w:bottom w:w="80" w:type="dxa"/>
+              <w:right w:w="120" w:type="dxa"/>
+            </w:tcMar>
           </w:tcPr>
           <w:p>
             <w:pPr>
@@ -20515,10 +20895,10 @@
                 <w:b/>
                 <w:bCs w:val="1"/>
                 <w:i w:val="0"/>
-                <w:color w:val="FFFFFF"/>
                 <w:sz w:val="21"/>
                 <w:szCs w:val="21"/>
                 <w:rtl w:val="0"/>
+                <w:color w:val="000000"/>
               </w:rPr>
               <w:t xml:space="preserve">Ưu tiên</w:t>
             </w:r>
@@ -20526,8 +20906,14 @@
         </w:tc>
         <w:tc>
           <w:tcPr>
-            <w:shd w:fill="1E293B"/>
             <w:vAlign w:val="center"/>
+            <w:shd w:val="clear" w:color="auto" w:fill="auto"/>
+            <w:tcMar>
+              <w:top w:w="80" w:type="dxa"/>
+              <w:left w:w="120" w:type="dxa"/>
+              <w:bottom w:w="80" w:type="dxa"/>
+              <w:right w:w="120" w:type="dxa"/>
+            </w:tcMar>
           </w:tcPr>
           <w:p>
             <w:pPr>
@@ -20555,10 +20941,10 @@
                 <w:b/>
                 <w:bCs w:val="1"/>
                 <w:i w:val="0"/>
-                <w:color w:val="FFFFFF"/>
                 <w:sz w:val="21"/>
                 <w:szCs w:val="21"/>
                 <w:rtl w:val="0"/>
+                <w:color w:val="000000"/>
               </w:rPr>
               <w:t xml:space="preserve">Điều kiện cần hoàn thiện</w:t>
             </w:r>
@@ -20566,8 +20952,14 @@
         </w:tc>
         <w:tc>
           <w:tcPr>
-            <w:shd w:fill="1E293B"/>
             <w:vAlign w:val="center"/>
+            <w:shd w:val="clear" w:color="auto" w:fill="auto"/>
+            <w:tcMar>
+              <w:top w:w="80" w:type="dxa"/>
+              <w:left w:w="120" w:type="dxa"/>
+              <w:bottom w:w="80" w:type="dxa"/>
+              <w:right w:w="120" w:type="dxa"/>
+            </w:tcMar>
           </w:tcPr>
           <w:p>
             <w:pPr>
@@ -20595,10 +20987,10 @@
                 <w:b/>
                 <w:bCs w:val="1"/>
                 <w:i w:val="0"/>
-                <w:color w:val="FFFFFF"/>
                 <w:sz w:val="21"/>
                 <w:szCs w:val="21"/>
                 <w:rtl w:val="0"/>
+                <w:color w:val="000000"/>
               </w:rPr>
               <w:t xml:space="preserve">Bằng chứng nghiệm thu cần thu</w:t>
             </w:r>
@@ -20613,8 +21005,14 @@
         </w:trPr>
         <w:tc>
           <w:tcPr>
-            <w:shd w:fill="F8FAFC"/>
             <w:vAlign w:val="center"/>
+            <w:shd w:val="clear" w:color="auto" w:fill="auto"/>
+            <w:tcMar>
+              <w:top w:w="80" w:type="dxa"/>
+              <w:left w:w="120" w:type="dxa"/>
+              <w:bottom w:w="80" w:type="dxa"/>
+              <w:right w:w="120" w:type="dxa"/>
+            </w:tcMar>
           </w:tcPr>
           <w:p>
             <w:pPr>
@@ -20638,10 +21036,10 @@
                 <w:rFonts w:ascii="Times New Roman" w:hAnsi="Times New Roman" w:cs="Times New Roman"/>
                 <w:b w:val="0"/>
                 <w:i w:val="0"/>
-                <w:color w:val="1F2937"/>
                 <w:sz w:val="20"/>
                 <w:szCs w:val="21"/>
                 <w:rtl w:val="0"/>
+                <w:color w:val="000000"/>
               </w:rPr>
               <w:t xml:space="preserve">1</w:t>
             </w:r>
@@ -20649,8 +21047,14 @@
         </w:tc>
         <w:tc>
           <w:tcPr>
-            <w:shd w:fill="F8FAFC"/>
             <w:vAlign w:val="center"/>
+            <w:shd w:val="clear" w:color="auto" w:fill="auto"/>
+            <w:tcMar>
+              <w:top w:w="80" w:type="dxa"/>
+              <w:left w:w="120" w:type="dxa"/>
+              <w:bottom w:w="80" w:type="dxa"/>
+              <w:right w:w="120" w:type="dxa"/>
+            </w:tcMar>
           </w:tcPr>
           <w:p>
             <w:pPr>
@@ -20674,10 +21078,10 @@
                 <w:rFonts w:ascii="Times New Roman" w:hAnsi="Times New Roman" w:cs="Times New Roman"/>
                 <w:b w:val="0"/>
                 <w:i w:val="0"/>
-                <w:color w:val="1F2937"/>
                 <w:sz w:val="20"/>
                 <w:szCs w:val="21"/>
                 <w:rtl w:val="0"/>
+                <w:color w:val="000000"/>
               </w:rPr>
               <w:t xml:space="preserve">Xác thực, phân quyền và loại private key khỏi API công khai</w:t>
             </w:r>
@@ -20685,8 +21089,14 @@
         </w:tc>
         <w:tc>
           <w:tcPr>
-            <w:shd w:fill="F8FAFC"/>
             <w:vAlign w:val="center"/>
+            <w:shd w:val="clear" w:color="auto" w:fill="auto"/>
+            <w:tcMar>
+              <w:top w:w="80" w:type="dxa"/>
+              <w:left w:w="120" w:type="dxa"/>
+              <w:bottom w:w="80" w:type="dxa"/>
+              <w:right w:w="120" w:type="dxa"/>
+            </w:tcMar>
           </w:tcPr>
           <w:p>
             <w:pPr>
@@ -20710,10 +21120,10 @@
                 <w:rFonts w:ascii="Times New Roman" w:hAnsi="Times New Roman" w:cs="Times New Roman"/>
                 <w:b w:val="0"/>
                 <w:i w:val="0"/>
-                <w:color w:val="1F2937"/>
                 <w:sz w:val="20"/>
                 <w:szCs w:val="21"/>
                 <w:rtl w:val="0"/>
+                <w:color w:val="000000"/>
               </w:rPr>
               <w:t xml:space="preserve">Request trái quyền bị từ chối; response không chứa secret</w:t>
             </w:r>
@@ -20728,8 +21138,14 @@
         </w:trPr>
         <w:tc>
           <w:tcPr>
-            <w:shd w:fill="FFFFFF"/>
             <w:vAlign w:val="center"/>
+            <w:shd w:val="clear" w:color="auto" w:fill="auto"/>
+            <w:tcMar>
+              <w:top w:w="80" w:type="dxa"/>
+              <w:left w:w="120" w:type="dxa"/>
+              <w:bottom w:w="80" w:type="dxa"/>
+              <w:right w:w="120" w:type="dxa"/>
+            </w:tcMar>
           </w:tcPr>
           <w:p>
             <w:pPr>
@@ -20753,10 +21169,10 @@
                 <w:rFonts w:ascii="Times New Roman" w:hAnsi="Times New Roman" w:cs="Times New Roman"/>
                 <w:b w:val="0"/>
                 <w:i w:val="0"/>
-                <w:color w:val="1F2937"/>
                 <w:sz w:val="20"/>
                 <w:szCs w:val="21"/>
                 <w:rtl w:val="0"/>
+                <w:color w:val="000000"/>
               </w:rPr>
               <w:t xml:space="preserve">2</w:t>
             </w:r>
@@ -20764,8 +21180,14 @@
         </w:tc>
         <w:tc>
           <w:tcPr>
-            <w:shd w:fill="FFFFFF"/>
             <w:vAlign w:val="center"/>
+            <w:shd w:val="clear" w:color="auto" w:fill="auto"/>
+            <w:tcMar>
+              <w:top w:w="80" w:type="dxa"/>
+              <w:left w:w="120" w:type="dxa"/>
+              <w:bottom w:w="80" w:type="dxa"/>
+              <w:right w:w="120" w:type="dxa"/>
+            </w:tcMar>
           </w:tcPr>
           <w:p>
             <w:pPr>
@@ -20789,10 +21211,10 @@
                 <w:rFonts w:ascii="Times New Roman" w:hAnsi="Times New Roman" w:cs="Times New Roman"/>
                 <w:b w:val="0"/>
                 <w:i w:val="0"/>
-                <w:color w:val="1F2937"/>
                 <w:sz w:val="20"/>
                 <w:szCs w:val="21"/>
                 <w:rtl w:val="0"/>
+                <w:color w:val="000000"/>
               </w:rPr>
               <w:t xml:space="preserve">Quyết định hợp lệ kết hợp trạng thái và quyền nghiệp vụ</w:t>
             </w:r>
@@ -20800,8 +21222,14 @@
         </w:tc>
         <w:tc>
           <w:tcPr>
-            <w:shd w:fill="FFFFFF"/>
             <w:vAlign w:val="center"/>
+            <w:shd w:val="clear" w:color="auto" w:fill="auto"/>
+            <w:tcMar>
+              <w:top w:w="80" w:type="dxa"/>
+              <w:left w:w="120" w:type="dxa"/>
+              <w:bottom w:w="80" w:type="dxa"/>
+              <w:right w:w="120" w:type="dxa"/>
+            </w:tcMar>
           </w:tcPr>
           <w:p>
             <w:pPr>
@@ -20825,10 +21253,10 @@
                 <w:rFonts w:ascii="Times New Roman" w:hAnsi="Times New Roman" w:cs="Times New Roman"/>
                 <w:b w:val="0"/>
                 <w:i w:val="0"/>
-                <w:color w:val="1F2937"/>
                 <w:sz w:val="20"/>
                 <w:szCs w:val="21"/>
                 <w:rtl w:val="0"/>
+                <w:color w:val="000000"/>
               </w:rPr>
               <w:t xml:space="preserve">Ca thu hồi, hết hạn và sai quyền được xử lý rõ</w:t>
             </w:r>
@@ -20843,8 +21271,14 @@
         </w:trPr>
         <w:tc>
           <w:tcPr>
-            <w:shd w:fill="F8FAFC"/>
             <w:vAlign w:val="center"/>
+            <w:shd w:val="clear" w:color="auto" w:fill="auto"/>
+            <w:tcMar>
+              <w:top w:w="80" w:type="dxa"/>
+              <w:left w:w="120" w:type="dxa"/>
+              <w:bottom w:w="80" w:type="dxa"/>
+              <w:right w:w="120" w:type="dxa"/>
+            </w:tcMar>
           </w:tcPr>
           <w:p>
             <w:pPr>
@@ -20868,10 +21302,10 @@
                 <w:rFonts w:ascii="Times New Roman" w:hAnsi="Times New Roman" w:cs="Times New Roman"/>
                 <w:b w:val="0"/>
                 <w:i w:val="0"/>
-                <w:color w:val="1F2937"/>
                 <w:sz w:val="20"/>
                 <w:szCs w:val="21"/>
                 <w:rtl w:val="0"/>
+                <w:color w:val="000000"/>
               </w:rPr>
               <w:t xml:space="preserve">3</w:t>
             </w:r>
@@ -20879,8 +21313,14 @@
         </w:tc>
         <w:tc>
           <w:tcPr>
-            <w:shd w:fill="F8FAFC"/>
             <w:vAlign w:val="center"/>
+            <w:shd w:val="clear" w:color="auto" w:fill="auto"/>
+            <w:tcMar>
+              <w:top w:w="80" w:type="dxa"/>
+              <w:left w:w="120" w:type="dxa"/>
+              <w:bottom w:w="80" w:type="dxa"/>
+              <w:right w:w="120" w:type="dxa"/>
+            </w:tcMar>
           </w:tcPr>
           <w:p>
             <w:pPr>
@@ -20904,10 +21344,10 @@
                 <w:rFonts w:ascii="Times New Roman" w:hAnsi="Times New Roman" w:cs="Times New Roman"/>
                 <w:b w:val="0"/>
                 <w:i w:val="0"/>
-                <w:color w:val="1F2937"/>
                 <w:sz w:val="20"/>
                 <w:szCs w:val="21"/>
                 <w:rtl w:val="0"/>
+                <w:color w:val="000000"/>
               </w:rPr>
               <w:t xml:space="preserve">Lffu trfi nhất quán, lỗi ghi và audit bền vững</w:t>
             </w:r>
@@ -20915,8 +21355,14 @@
         </w:tc>
         <w:tc>
           <w:tcPr>
-            <w:shd w:fill="F8FAFC"/>
             <w:vAlign w:val="center"/>
+            <w:shd w:val="clear" w:color="auto" w:fill="auto"/>
+            <w:tcMar>
+              <w:top w:w="80" w:type="dxa"/>
+              <w:left w:w="120" w:type="dxa"/>
+              <w:bottom w:w="80" w:type="dxa"/>
+              <w:right w:w="120" w:type="dxa"/>
+            </w:tcMar>
           </w:tcPr>
           <w:p>
             <w:pPr>
@@ -20940,10 +21386,10 @@
                 <w:rFonts w:ascii="Times New Roman" w:hAnsi="Times New Roman" w:cs="Times New Roman"/>
                 <w:b w:val="0"/>
                 <w:i w:val="0"/>
-                <w:color w:val="1F2937"/>
                 <w:sz w:val="20"/>
                 <w:szCs w:val="21"/>
                 <w:rtl w:val="0"/>
+                <w:color w:val="000000"/>
               </w:rPr>
               <w:t xml:space="preserve">Ca cạnh tranh, lỗi đĩa, lưu giữ và phát hiện sửa log</w:t>
             </w:r>
@@ -20958,8 +21404,14 @@
         </w:trPr>
         <w:tc>
           <w:tcPr>
-            <w:shd w:fill="FFFFFF"/>
             <w:vAlign w:val="center"/>
+            <w:shd w:val="clear" w:color="auto" w:fill="auto"/>
+            <w:tcMar>
+              <w:top w:w="80" w:type="dxa"/>
+              <w:left w:w="120" w:type="dxa"/>
+              <w:bottom w:w="80" w:type="dxa"/>
+              <w:right w:w="120" w:type="dxa"/>
+            </w:tcMar>
           </w:tcPr>
           <w:p>
             <w:pPr>
@@ -20983,10 +21435,10 @@
                 <w:rFonts w:ascii="Times New Roman" w:hAnsi="Times New Roman" w:cs="Times New Roman"/>
                 <w:b w:val="0"/>
                 <w:i w:val="0"/>
-                <w:color w:val="1F2937"/>
                 <w:sz w:val="20"/>
                 <w:szCs w:val="21"/>
                 <w:rtl w:val="0"/>
+                <w:color w:val="000000"/>
               </w:rPr>
               <w:t xml:space="preserve">4</w:t>
             </w:r>
@@ -20994,8 +21446,14 @@
         </w:tc>
         <w:tc>
           <w:tcPr>
-            <w:shd w:fill="FFFFFF"/>
             <w:vAlign w:val="center"/>
+            <w:shd w:val="clear" w:color="auto" w:fill="auto"/>
+            <w:tcMar>
+              <w:top w:w="80" w:type="dxa"/>
+              <w:left w:w="120" w:type="dxa"/>
+              <w:bottom w:w="80" w:type="dxa"/>
+              <w:right w:w="120" w:type="dxa"/>
+            </w:tcMar>
           </w:tcPr>
           <w:p>
             <w:pPr>
@@ -21019,10 +21477,10 @@
                 <w:rFonts w:ascii="Times New Roman" w:hAnsi="Times New Roman" w:cs="Times New Roman"/>
                 <w:b w:val="0"/>
                 <w:i w:val="0"/>
-                <w:color w:val="1F2937"/>
                 <w:sz w:val="20"/>
                 <w:szCs w:val="21"/>
                 <w:rtl w:val="0"/>
+                <w:color w:val="000000"/>
               </w:rPr>
               <w:t xml:space="preserve">Sao lưu, thay khóa và phục hồi có kiểm chứng</w:t>
             </w:r>
@@ -21030,8 +21488,14 @@
         </w:tc>
         <w:tc>
           <w:tcPr>
-            <w:shd w:fill="FFFFFF"/>
             <w:vAlign w:val="center"/>
+            <w:shd w:val="clear" w:color="auto" w:fill="auto"/>
+            <w:tcMar>
+              <w:top w:w="80" w:type="dxa"/>
+              <w:left w:w="120" w:type="dxa"/>
+              <w:bottom w:w="80" w:type="dxa"/>
+              <w:right w:w="120" w:type="dxa"/>
+            </w:tcMar>
           </w:tcPr>
           <w:p>
             <w:pPr>
@@ -21055,10 +21519,10 @@
                 <w:rFonts w:ascii="Times New Roman" w:hAnsi="Times New Roman" w:cs="Times New Roman"/>
                 <w:b w:val="0"/>
                 <w:i w:val="0"/>
-                <w:color w:val="1F2937"/>
                 <w:sz w:val="20"/>
                 <w:szCs w:val="21"/>
                 <w:rtl w:val="0"/>
+                <w:color w:val="000000"/>
               </w:rPr>
               <w:t xml:space="preserve">Fingerprint ổn định và dữ liệu thử khôi phục đúng</w:t>
             </w:r>
@@ -21073,8 +21537,14 @@
         </w:trPr>
         <w:tc>
           <w:tcPr>
-            <w:shd w:fill="F8FAFC"/>
             <w:vAlign w:val="center"/>
+            <w:shd w:val="clear" w:color="auto" w:fill="auto"/>
+            <w:tcMar>
+              <w:top w:w="80" w:type="dxa"/>
+              <w:left w:w="120" w:type="dxa"/>
+              <w:bottom w:w="80" w:type="dxa"/>
+              <w:right w:w="120" w:type="dxa"/>
+            </w:tcMar>
           </w:tcPr>
           <w:p>
             <w:pPr>
@@ -21098,10 +21568,10 @@
                 <w:rFonts w:ascii="Times New Roman" w:hAnsi="Times New Roman" w:cs="Times New Roman"/>
                 <w:b w:val="0"/>
                 <w:i w:val="0"/>
-                <w:color w:val="1F2937"/>
                 <w:sz w:val="20"/>
                 <w:szCs w:val="21"/>
                 <w:rtl w:val="0"/>
+                <w:color w:val="000000"/>
               </w:rPr>
               <w:t xml:space="preserve">5</w:t>
             </w:r>
@@ -21109,8 +21579,14 @@
         </w:tc>
         <w:tc>
           <w:tcPr>
-            <w:shd w:fill="F8FAFC"/>
             <w:vAlign w:val="center"/>
+            <w:shd w:val="clear" w:color="auto" w:fill="auto"/>
+            <w:tcMar>
+              <w:top w:w="80" w:type="dxa"/>
+              <w:left w:w="120" w:type="dxa"/>
+              <w:bottom w:w="80" w:type="dxa"/>
+              <w:right w:w="120" w:type="dxa"/>
+            </w:tcMar>
           </w:tcPr>
           <w:p>
             <w:pPr>
@@ -21134,10 +21610,10 @@
                 <w:rFonts w:ascii="Times New Roman" w:hAnsi="Times New Roman" w:cs="Times New Roman"/>
                 <w:b w:val="0"/>
                 <w:i w:val="0"/>
-                <w:color w:val="1F2937"/>
                 <w:sz w:val="20"/>
                 <w:szCs w:val="21"/>
                 <w:rtl w:val="0"/>
+                <w:color w:val="000000"/>
               </w:rPr>
               <w:t xml:space="preserve">Tương thích công cụ, tải tệp và trải nghiệm lỗi</w:t>
             </w:r>
@@ -21145,8 +21621,14 @@
         </w:tc>
         <w:tc>
           <w:tcPr>
-            <w:shd w:fill="F8FAFC"/>
             <w:vAlign w:val="center"/>
+            <w:shd w:val="clear" w:color="auto" w:fill="auto"/>
+            <w:tcMar>
+              <w:top w:w="80" w:type="dxa"/>
+              <w:left w:w="120" w:type="dxa"/>
+              <w:bottom w:w="80" w:type="dxa"/>
+              <w:right w:w="120" w:type="dxa"/>
+            </w:tcMar>
           </w:tcPr>
           <w:p>
             <w:pPr>
@@ -21170,10 +21652,10 @@
                 <w:rFonts w:ascii="Times New Roman" w:hAnsi="Times New Roman" w:cs="Times New Roman"/>
                 <w:b w:val="0"/>
                 <w:i w:val="0"/>
-                <w:color w:val="1F2937"/>
                 <w:sz w:val="20"/>
                 <w:szCs w:val="21"/>
                 <w:rtl w:val="0"/>
+                <w:color w:val="000000"/>
               </w:rPr>
               <w:t xml:space="preserve">Hồ sơ GnuPG, thử tải giới hạn và phản hồi người dùng</w:t>
             </w:r>
